--- a/report/FinDoc_AI_Project_Documentation.docx
+++ b/report/FinDoc_AI_Project_Documentation.docx
@@ -1113,7 +1113,7 @@
         <w:jc w:val="both"/>
       </w:pPr>
       <w:r>
-        <w:t xml:space="preserve">Financial document tampering has become a serious challenge for banks, insurance companies and business organizations due to the increasing use of digitally manipulated invoices, receipts, bills and financial records. Manual verification of these documents is time-consuming, error-prone and inefficient. This project presents FinDoc AI, an explainable financial document tampering detection system based on EfficientNetV2B0 and Gradient-weighted Class Activation Mapping (Grad-CAM). The system is trained on the public "Find it again!" receipt forgery dataset of 988 scanned receipts with separate training, validation and testing splits. EfficientNetV2B0, initialised with ImageNet weights, is fine-tuned on 224 x 224 windows cut from the receipts at their original resolution, and complete documents are analysed by scanning them with overlapping windows and reporting the most suspicious region. Grad-CAM heatmaps, outlined suspicious regions and a plain-language list of reasons explain every decision. The interactive web application, developed with Flask, HTML, CSS and JavaScript, accepts images, camera photos, PDF, Word and PowerPoint files, and assesses typed digital files through their metadata. A document-level evaluation revealed that an initial model with 97.85% reported patch accuracy had learned the size of its training patches instead of tampering and performed at chance level on complete receipts; after correcting the patch preparation, the final system reaches 43.58% accuracy and a document-level AUC of 47.04% on 218 test receipts, detecting 22 of 35 tampered receipts. The results show that detecting careful manual edits in scanned receipts remains difficult, and the system is best used as an explainable screening aid that shows a human reviewer where to look.</w:t>
+        <w:t xml:space="preserve">Financial document tampering is a serious challenge for banks, insurance companies and business organizations, and manual verification of invoices and receipts is slow and error-prone. This project presents FinDoc AI, an explainable financial document tampering detection system trained and evaluated on the public "Find it again!" dataset of 988 scanned receipts with separate training, validation and testing splits. Error Level Analysis (ELA) re-saves each page as JPEG and finds text regions whose compression error differs from the rest of the page, which is typical of pasted, re-typed or painted-over content. An EfficientNetV2B0 model, initialised with ImageNet weights and fine-tuned on ELA maps, classifies the most suspicious regions, and Grad-CAM heatmaps, outlined regions and a plain-language list of reasons explain every decision. Typed Word, PowerPoint and digital PDF files, which carry no scanning traces, are assessed through their metadata. The interactive web application, developed with Flask, HTML, CSS and JavaScript and deployed on Vercel, accepts images, camera photos, PDF, Word and PowerPoint files. A careful document-level evaluation showed that a first CNN trained on raw pixels performed at chance level (AUC 0.47); the final system reaches 71.10% accuracy and a document-level AUC of 79.16% on 218 test receipts, detecting 23 of 35 tampered receipts, and serves as an explainable screening aid for secure document verification.</w:t>
       </w:r>
     </w:p>
     <w:p>
@@ -5866,7 +5866,7 @@
                 <w:sz w:val="22"/>
                 <w:szCs w:val="22"/>
               </w:rPr>
-              <w:t xml:space="preserve">Result Page – Original Document and Full-page Grad-CAM Map</w:t>
+              <w:t xml:space="preserve">Result Page – Original Document and Full-page ELA Heatmap</w:t>
             </w:r>
           </w:p>
         </w:tc>
@@ -6386,7 +6386,7 @@
                 <w:sz w:val="22"/>
                 <w:szCs w:val="22"/>
               </w:rPr>
-              <w:t xml:space="preserve">Training and Validation Accuracy and Loss Curves</w:t>
+              <w:t xml:space="preserve">Training and Validation AUC and Loss of EfficientNetV2B0-ELA</w:t>
             </w:r>
           </w:p>
         </w:tc>
@@ -6698,7 +6698,7 @@
                 <w:sz w:val="22"/>
                 <w:szCs w:val="22"/>
               </w:rPr>
-              <w:t xml:space="preserve">ROC Curve on the Test Receipts</w:t>
+              <w:t xml:space="preserve">ROC Curves of the Three Decision Rules on the Test Receipts</w:t>
             </w:r>
           </w:p>
         </w:tc>
@@ -7944,7 +7944,7 @@
                 <w:sz w:val="22"/>
                 <w:szCs w:val="22"/>
               </w:rPr>
-              <w:t xml:space="preserve">Initial Model versus Final Model</w:t>
+              <w:t xml:space="preserve">Comparison of the Three Versions on the Test Receipts</w:t>
             </w:r>
           </w:p>
         </w:tc>
@@ -15862,7 +15862,7 @@
         <w:jc w:val="both"/>
       </w:pPr>
       <w:r>
-        <w:t xml:space="preserve">Patch preparation. The model does not look at a whole receipt at once, because a single 224 × 224 image of a long receipt would erase edits that are only a few pixels wide. Instead it is trained on 224 × 224 windows cut from the receipts at their original resolution (prepare_patches.py). For every annotated edit, six windows that fully contain the edited box are cut at random offsets and labelled Tampered. Genuine windows are cut at random positions from genuine receipts (five per receipt) and from the untouched parts of forged receipts (three per receipt), skipping blank paper. Table 4.2 lists the resulting patch counts.</w:t>
+        <w:t xml:space="preserve">Error Level Analysis (ELA). When a region of an image is pasted, re-typed or painted over and the image is saved again, that region has been compressed a different number of times than the rest of the page. ELA makes this visible: the page is re-saved as JPEG at a fixed quality and the absolute difference between the page and its re-saved copy is computed for every pixel (ela.py). Regions whose compression history differs from the rest show a different error level. The JPEG quality and region size were tuned on the validation receipts; quality 70 and 64 × 64 pixel regions gave the best validation AUC (0.819).</w:t>
       </w:r>
     </w:p>
     <w:p>
@@ -16448,7 +16448,7 @@
         <w:jc w:val="both"/>
       </w:pPr>
       <w:r>
-        <w:t xml:space="preserve">Why the patch size matters. An earlier version of the project cut tampered patches tightly around the edit (about 80 × 85 pixels) but genuine patches at 256 × 256 pixels, and then resized both to 224 × 224. The tampered crops were therefore enlarged about three times while the genuine crops were shrunk, and the network learned to recognise the zoom level instead of the tampering. It reported 97.85% patch accuracy, but on complete documents it performed no better than chance (Chapter 6). In the final version every patch, genuine or tampered, has the same size and scale, so the only difference the model can learn is the editing itself.</w:t>
+        <w:t xml:space="preserve">Region scoring (forensics.py). Only ink (text) pixels are used, because blank paper carries no editing traces. The page is covered with overlapping 64 × 64 regions every 32 pixels; for each region the average ELA value of its ink pixels is computed. The tampering score of the document is how far its most unusual region lies from the page’s typical region, measured in standard deviations (a z-score). A document is reported as tampered when this score reaches the decision threshold chosen on the validation receipts (z ≥ 4.02 for scans and PDF pages, z ≥ 4.80 for JPEG uploads, which were already compressed once).</w:t>
       </w:r>
     </w:p>
     <w:p>
@@ -16457,7 +16457,7 @@
         <w:jc w:val="both"/>
       </w:pPr>
       <w:r>
-        <w:t xml:space="preserve">Document analysis. When a document is uploaded, the same scale is used: the page is converted to grey-scale (the training receipts are black-and-white scans), very large photographs are reduced to at most 2,400 pixels on the longer side, and the page is scanned with overlapping 224 × 224 windows every 112 pixels. Windows of blank paper are skipped, and so are strongly coloured windows such as logos or colour graphics, which never occur in the training receipts. Every remaining window is scored by the model, and the document score is the score of its most suspicious window. Figure 4.9 shows this five-step pipeline, which is also presented to users on the How It Works page.</w:t>
+        <w:t xml:space="preserve">Training patches for the CNN. EfficientNetV2B0 is trained on ELA maps rather than on raw pixels (prepare_patches.py with ELA enabled). For every annotated edit, six 224 × 224 windows that contain the edited box are cut from the amplified ELA map at the receipt’s original resolution and labelled Tampered; genuine windows come from genuine receipts and from untouched parts of forged receipts. Every patch has the same size and scale, so the network can only learn from the compression traces. Table 4.2 lists the patch counts. Figure 4.9 shows the analysis pipeline, which is also presented on the How It Works page.</w:t>
       </w:r>
     </w:p>
     <w:p>
@@ -16521,7 +16521,7 @@
         <w:jc w:val="both"/>
       </w:pPr>
       <w:r>
-        <w:t xml:space="preserve">No resizing, denoising or sharpening is applied to the windows, because the subtle pixel noise and edges around edited characters are exactly the traces that reveal tampering. For the same reason, zoom and rotation are not used for data augmentation; only horizontal flips and small brightness and contrast changes are applied.</w:t>
+        <w:t xml:space="preserve">No resizing, denoising or sharpening is applied, because these operations would destroy the compression traces that ELA measures. For the same reason, only horizontal flips are used for data augmentation.</w:t>
       </w:r>
     </w:p>
     <w:p>
@@ -17445,7 +17445,7 @@
         <w:jc w:val="both"/>
       </w:pPr>
       <w:r>
-        <w:t xml:space="preserve">In this project the EfficientNetV2B0 backbone is loaded with ImageNet weights, without its original 1000-class classification layer. A custom head is added on top of the final 7 × 7 × 1280 feature map: Global Average Pooling, Batch Normalization, Dropout (0.4), a Dense layer with 128 ReLU units, Dropout (0.3) and a single Dense neuron with sigmoid activation that outputs the probability that the window is tampered. Figure 4.10 shows the complete network.</w:t>
+        <w:t xml:space="preserve">In this project the EfficientNetV2B0 backbone is loaded with ImageNet weights, without its original 1000-class classification layer, and receives 224 × 224 ELA windows as input. A custom head is added on top of the final 7 × 7 × 1280 feature map: Global Average Pooling, Batch Normalization, Dropout (0.4), a Dense layer with 128 ReLU units, Dropout (0.3) and a single sigmoid neuron that outputs the probability that the window is tampered. Figure 4.10 shows the network.</w:t>
       </w:r>
     </w:p>
     <w:p>
@@ -17527,7 +17527,7 @@
         <w:jc w:val="both"/>
       </w:pPr>
       <w:r>
-        <w:t xml:space="preserve">Training (patch_train.py) uses transfer learning in two phases. In Phase 1 the backbone is frozen and only the new classification head is trained with a learning rate of 10⁻³. In Phase 2 the top 60 layers of the backbone are unfrozen and fine-tuned with a learning rate of 10⁻⁵, while Batch Normalization layers stay frozen to keep their statistics stable on the small dataset. Balanced class weights (0.80 for genuine and 1.32 for tampered patches) compensate for the smaller number of tampered patches.</w:t>
+        <w:t xml:space="preserve">Training (patch_train.py) uses transfer learning in two phases on the ELA patches. In Phase 1 the backbone is frozen and only the classification head is trained with a learning rate of 10⁻³. In Phase 2 the top 60 layers of the backbone are unfrozen and fine-tuned with a learning rate of 10⁻⁵, with Batch Normalization layers kept frozen. Balanced class weights compensate for the smaller number of tampered patches.</w:t>
       </w:r>
     </w:p>
     <w:p>
@@ -17536,7 +17536,7 @@
         <w:jc w:val="both"/>
       </w:pPr>
       <w:r>
-        <w:t xml:space="preserve">Early stopping monitors the validation AUC with a patience of five epochs and restores the best weights, and the learning rate is halved when the validation loss stops improving. Training ran for 4 epochs in Phase 1 and was stopped after 7 epochs of Phase 2, taking about 30 minutes on a laptop CPU. Table 4.4 lists the configuration.</w:t>
+        <w:t xml:space="preserve">Early stopping monitors the validation AUC and restores the best weights. Training ran for 4 epochs in Phase 1 and 16 epochs in Phase 2 on a laptop CPU. On the 667 test patches the model reached 77.7% accuracy and a patch-level AUC of 80.4%, compared with 63.6% for the same network trained on raw pixels. For the web application the trained backbone is exported to ONNX and quantised to 8-bit weights (6.3 MB instead of 23 MB), with identical labels on the test windows. Table 4.4 lists the configuration.</w:t>
       </w:r>
     </w:p>
     <w:p>
@@ -17703,7 +17703,7 @@
                 <w:sz w:val="22"/>
                 <w:szCs w:val="22"/>
               </w:rPr>
-              <w:t xml:space="preserve">224 × 224 × 3 window at original resolution (no resizing)</w:t>
+              <w:t xml:space="preserve">224 × 224 ELA window (JPEG quality 70, amplified 12×) at original resolution</w:t>
             </w:r>
           </w:p>
         </w:tc>
@@ -17910,7 +17910,7 @@
                 <w:sz w:val="22"/>
                 <w:szCs w:val="22"/>
               </w:rPr>
-              <w:t xml:space="preserve">Horizontal flip, contrast ±10%, brightness ±8% (no zoom or rotation)</w:t>
+              <w:t xml:space="preserve">Horizontal flip only (other changes would alter the error levels)</w:t>
             </w:r>
           </w:p>
         </w:tc>
@@ -18117,7 +18117,7 @@
                 <w:sz w:val="22"/>
                 <w:szCs w:val="22"/>
               </w:rPr>
-              <w:t xml:space="preserve">16 / Phase 1: 4, Phase 2: up to 16 (early stopping)</w:t>
+              <w:t xml:space="preserve">16 / Phase 1: 4, Phase 2: 16 (early stopping)</w:t>
             </w:r>
           </w:p>
         </w:tc>
@@ -18255,7 +18255,7 @@
                 <w:sz w:val="22"/>
                 <w:szCs w:val="22"/>
               </w:rPr>
-              <w:t xml:space="preserve">Most suspicious window ≥ 77.85% (threshold chosen on validation documents)</w:t>
+              <w:t xml:space="preserve">ELA z-score of the most unusual region ≥ 4.02 (JPEG uploads ≥ 4.80)</w:t>
             </w:r>
           </w:p>
         </w:tc>
@@ -18272,7 +18272,7 @@
         <w:jc w:val="both"/>
       </w:pPr>
       <w:r>
-        <w:t xml:space="preserve">The decision threshold is not fixed at 50%. After training, evaluate.py scores every validation document and chooses the threshold that gives the best F1-score, together with the rule for combining the window scores (the maximum worked best). Both are stored in models/document_threshold.json and loaded by the web application.</w:t>
+        <w:t xml:space="preserve">Choosing the decision rule. evaluate_final.py compared three document-level rules on the validation receipts: the ELA z-score alone (AUC 0.799), the EfficientNetV2B0-ELA probability of the most suspicious regions (0.696) and an average of both (0.743). The ELA z-score was chosen as the decision rule; EfficientNetV2B0 is used to classify the most suspicious region and to explain it with Grad-CAM.</w:t>
       </w:r>
     </w:p>
     <w:p>
@@ -18408,7 +18408,7 @@
         <w:jc w:val="both"/>
       </w:pPr>
       <w:r>
-        <w:t xml:space="preserve">Grad-CAM is computed for the most suspicious windows of the document, weighted by their scores, combined into one full-page map, softened with a Gaussian blur so that window borders are not visible, and overlaid on the page with the JET colour map. Red and yellow areas are the pixels that pushed the tampering score up the most; windows above the threshold are outlined in red.</w:t>
+        <w:t xml:space="preserve">Because the classification head is small, the prediction and the Grad-CAM gradients are computed exactly with NumPy from the backbone features produced by ONNX Runtime (ela_cnn.py), so the web application does not need TensorFlow. The Grad-CAM map of the most suspicious region is shown enlarged on the result page, next to a full-page ELA heatmap in which red areas are the regions whose compression error differs most from the rest of the text.</w:t>
       </w:r>
     </w:p>
     <w:p>
@@ -18480,7 +18480,7 @@
         <w:jc w:val="both"/>
       </w:pPr>
       <w:r>
-        <w:t xml:space="preserve">Implemented in detector.py with Pillow and NumPy. The prepare function limits very large images and pads small ones; the windows function converts the page to grey-scale, generates the overlapping 224 × 224 windows every 112 pixels and removes blank and strongly coloured windows.</w:t>
+        <w:t xml:space="preserve">Implemented in ela.py and forensics.py with Pillow and NumPy: the page is re-saved at JPEG quality 70, the ELA map is computed, and integral images give the average error of the ink pixels of every 64 × 64 region quickly.</w:t>
       </w:r>
     </w:p>
     <w:p>
@@ -18507,7 +18507,7 @@
         <w:jc w:val="both"/>
       </w:pPr>
       <w:r>
-        <w:t xml:space="preserve">Implemented in the TamperDetector class. The model, the decision threshold and the score-combination rule are loaded once at start-up. For each page, all windows are scored in batches of 32, the document score is the highest window score, and the result is compared with the threshold. For multi-page files the page with the highest score is reported.</w:t>
+        <w:t xml:space="preserve">Implemented in the ELADetector class. The thresholds are loaded at start-up; every page is scored, the page with the highest z-score is reported, and the flagged regions are outlined on the heatmap.</w:t>
       </w:r>
     </w:p>
     <w:p>
@@ -18534,7 +18534,7 @@
         <w:jc w:val="both"/>
       </w:pPr>
       <w:r>
-        <w:t xml:space="preserve">Uses the backbone and the classification-head layers of the loaded model to compute Grad-CAM for the most suspicious windows (Section 4.2.5). The full-page overlay and a zoomed view of the most suspicious region are saved as PNG files in static/results and shown on the result page.</w:t>
+        <w:t xml:space="preserve">Implemented in the ELACNN class. The five most unusual ELA regions are classified by the ONNX backbone and the NumPy head; the region with the highest probability is explained with Grad-CAM and shown enlarged on the result page.</w:t>
       </w:r>
     </w:p>
     <w:p>
@@ -18654,7 +18654,7 @@
         <w:jc w:val="both"/>
       </w:pPr>
       <w:r>
-        <w:t xml:space="preserve">The source code of the important modules of FinDoc AI is presented in this section: the model training module (patch_train.py) and the detection and Grad-CAM module (detector.py). The main part of the Flask application (app.py) is given in the Appendix (Section 6.2). The project is organized as follows:</w:t>
+        <w:t xml:space="preserve">The source code of the important modules of FinDoc AI is presented in this section: the model training module (patch_train.py), the ELA detection module (forensics.py) and the EfficientNetV2B0-ELA and Grad-CAM module (ela_cnn.py). The main part of the Flask application (app.py) is given in the Appendix (Section 6.2). The project is organized as follows:</w:t>
       </w:r>
     </w:p>
     <w:p>
@@ -19081,7 +19081,22 @@
           <w:sz w:val="17"/>
           <w:szCs w:val="17"/>
         </w:rPr>
-        <w:t xml:space="preserve">PATCH_DIR = os.path.join(BASE_DIR, "patches")</w:t>
+        <w:t xml:space="preserve">ELA = os.environ.get("ELA", "0") == "1"</w:t>
+      </w:r>
+    </w:p>
+    <w:p>
+      <w:pPr>
+        <w:keepLines/>
+        <w:shd w:fill="F3F4F7" w:color="auto" w:val="clear"/>
+        <w:spacing w:after="0" w:before="0" w:line="240" w:lineRule="auto"/>
+      </w:pPr>
+      <w:r>
+        <w:rPr>
+          <w:rFonts w:ascii="Courier New" w:cs="Courier New" w:eastAsia="Courier New" w:hAnsi="Courier New"/>
+          <w:sz w:val="17"/>
+          <w:szCs w:val="17"/>
+        </w:rPr>
+        <w:t xml:space="preserve">PATCH_DIR = os.path.join(BASE_DIR, "patches_ela" if ELA else "patches")</w:t>
       </w:r>
     </w:p>
     <w:p>
@@ -19111,7 +19126,7 @@
           <w:sz w:val="17"/>
           <w:szCs w:val="17"/>
         </w:rPr>
-        <w:t xml:space="preserve">VERSION = "v2"</w:t>
+        <w:t xml:space="preserve">VERSION = "v4_ela" if ELA else "v2"</w:t>
       </w:r>
     </w:p>
     <w:p>
@@ -19756,67 +19771,52 @@
           <w:sz w:val="17"/>
           <w:szCs w:val="17"/>
         </w:rPr>
-        <w:t xml:space="preserve">data_augmentation = tf.keras.Sequential([</w:t>
-      </w:r>
-    </w:p>
-    <w:p>
-      <w:pPr>
-        <w:keepLines/>
-        <w:shd w:fill="F3F4F7" w:color="auto" w:val="clear"/>
-        <w:spacing w:after="0" w:before="0" w:line="240" w:lineRule="auto"/>
-      </w:pPr>
-      <w:r>
-        <w:rPr>
-          <w:rFonts w:ascii="Courier New" w:cs="Courier New" w:eastAsia="Courier New" w:hAnsi="Courier New"/>
-          <w:sz w:val="17"/>
-          <w:szCs w:val="17"/>
-        </w:rPr>
-        <w:t xml:space="preserve">    layers.RandomFlip("horizontal"),</w:t>
-      </w:r>
-    </w:p>
-    <w:p>
-      <w:pPr>
-        <w:keepLines/>
-        <w:shd w:fill="F3F4F7" w:color="auto" w:val="clear"/>
-        <w:spacing w:after="0" w:before="0" w:line="240" w:lineRule="auto"/>
-      </w:pPr>
-      <w:r>
-        <w:rPr>
-          <w:rFonts w:ascii="Courier New" w:cs="Courier New" w:eastAsia="Courier New" w:hAnsi="Courier New"/>
-          <w:sz w:val="17"/>
-          <w:szCs w:val="17"/>
-        </w:rPr>
-        <w:t xml:space="preserve">    layers.RandomContrast(0.10),</w:t>
-      </w:r>
-    </w:p>
-    <w:p>
-      <w:pPr>
-        <w:keepLines/>
-        <w:shd w:fill="F3F4F7" w:color="auto" w:val="clear"/>
-        <w:spacing w:after="0" w:before="0" w:line="240" w:lineRule="auto"/>
-      </w:pPr>
-      <w:r>
-        <w:rPr>
-          <w:rFonts w:ascii="Courier New" w:cs="Courier New" w:eastAsia="Courier New" w:hAnsi="Courier New"/>
-          <w:sz w:val="17"/>
-          <w:szCs w:val="17"/>
-        </w:rPr>
-        <w:t xml:space="preserve">    layers.RandomBrightness(0.08),</w:t>
-      </w:r>
-    </w:p>
-    <w:p>
-      <w:pPr>
-        <w:keepLines/>
-        <w:shd w:fill="F3F4F7" w:color="auto" w:val="clear"/>
-        <w:spacing w:after="0" w:before="0" w:line="240" w:lineRule="auto"/>
-      </w:pPr>
-      <w:r>
-        <w:rPr>
-          <w:rFonts w:ascii="Courier New" w:cs="Courier New" w:eastAsia="Courier New" w:hAnsi="Courier New"/>
-          <w:sz w:val="17"/>
-          <w:szCs w:val="17"/>
-        </w:rPr>
-        <w:t xml:space="preserve">], name="data_augmentation")</w:t>
+        <w:t xml:space="preserve">data_augmentation = tf.keras.Sequential(</w:t>
+      </w:r>
+    </w:p>
+    <w:p>
+      <w:pPr>
+        <w:keepLines/>
+        <w:shd w:fill="F3F4F7" w:color="auto" w:val="clear"/>
+        <w:spacing w:after="0" w:before="0" w:line="240" w:lineRule="auto"/>
+      </w:pPr>
+      <w:r>
+        <w:rPr>
+          <w:rFonts w:ascii="Courier New" w:cs="Courier New" w:eastAsia="Courier New" w:hAnsi="Courier New"/>
+          <w:sz w:val="17"/>
+          <w:szCs w:val="17"/>
+        </w:rPr>
+        <w:t xml:space="preserve">    [layers.RandomFlip("horizontal")] if ELA else</w:t>
+      </w:r>
+    </w:p>
+    <w:p>
+      <w:pPr>
+        <w:keepLines/>
+        <w:shd w:fill="F3F4F7" w:color="auto" w:val="clear"/>
+        <w:spacing w:after="0" w:before="0" w:line="240" w:lineRule="auto"/>
+      </w:pPr>
+      <w:r>
+        <w:rPr>
+          <w:rFonts w:ascii="Courier New" w:cs="Courier New" w:eastAsia="Courier New" w:hAnsi="Courier New"/>
+          <w:sz w:val="17"/>
+          <w:szCs w:val="17"/>
+        </w:rPr>
+        <w:t xml:space="preserve">    [layers.RandomFlip("horizontal"), layers.RandomContrast(0.10), layers.RandomBrightness(0.08)],</w:t>
+      </w:r>
+    </w:p>
+    <w:p>
+      <w:pPr>
+        <w:keepLines/>
+        <w:shd w:fill="F3F4F7" w:color="auto" w:val="clear"/>
+        <w:spacing w:after="0" w:before="0" w:line="240" w:lineRule="auto"/>
+      </w:pPr>
+      <w:r>
+        <w:rPr>
+          <w:rFonts w:ascii="Courier New" w:cs="Courier New" w:eastAsia="Courier New" w:hAnsi="Courier New"/>
+          <w:sz w:val="17"/>
+          <w:szCs w:val="17"/>
+        </w:rPr>
+        <w:t xml:space="preserve">    name="data_augmentation")</w:t>
       </w:r>
     </w:p>
     <w:p>
@@ -21384,22 +21384,22 @@
           <w:sz w:val="24"/>
           <w:szCs w:val="24"/>
         </w:rPr>
-        <w:t xml:space="preserve">5.1.2 Detection and Grad-CAM Module (detector.py)</w:t>
-      </w:r>
-    </w:p>
-    <w:p>
-      <w:pPr>
-        <w:keepLines/>
-        <w:shd w:fill="F3F4F7" w:color="auto" w:val="clear"/>
-        <w:spacing w:after="0" w:before="0" w:line="240" w:lineRule="auto"/>
-      </w:pPr>
-      <w:r>
-        <w:rPr>
-          <w:rFonts w:ascii="Courier New" w:cs="Courier New" w:eastAsia="Courier New" w:hAnsi="Courier New"/>
-          <w:sz w:val="17"/>
-          <w:szCs w:val="17"/>
-        </w:rPr>
-        <w:t xml:space="preserve">"""Document-level tampering detection shared by app.py and evaluate.py.</w:t>
+        <w:t xml:space="preserve">5.1.2 ELA Detection Module (forensics.py)</w:t>
+      </w:r>
+    </w:p>
+    <w:p>
+      <w:pPr>
+        <w:keepLines/>
+        <w:shd w:fill="F3F4F7" w:color="auto" w:val="clear"/>
+        <w:spacing w:after="0" w:before="0" w:line="240" w:lineRule="auto"/>
+      </w:pPr>
+      <w:r>
+        <w:rPr>
+          <w:rFonts w:ascii="Courier New" w:cs="Courier New" w:eastAsia="Courier New" w:hAnsi="Courier New"/>
+          <w:sz w:val="17"/>
+          <w:szCs w:val="17"/>
+        </w:rPr>
+        <w:t xml:space="preserve">"""ELA-based tampering detector (no TensorFlow needed).</w:t>
       </w:r>
     </w:p>
     <w:p>
@@ -21429,67 +21429,127 @@
           <w:sz w:val="17"/>
           <w:szCs w:val="17"/>
         </w:rPr>
-        <w:t xml:space="preserve">A document is scanned with overlapping WINDOW x WINDOW windows at its original</w:t>
-      </w:r>
-    </w:p>
-    <w:p>
-      <w:pPr>
-        <w:keepLines/>
-        <w:shd w:fill="F3F4F7" w:color="auto" w:val="clear"/>
-        <w:spacing w:after="0" w:before="0" w:line="240" w:lineRule="auto"/>
-      </w:pPr>
-      <w:r>
-        <w:rPr>
-          <w:rFonts w:ascii="Courier New" w:cs="Courier New" w:eastAsia="Courier New" w:hAnsi="Courier New"/>
-          <w:sz w:val="17"/>
-          <w:szCs w:val="17"/>
-        </w:rPr>
-        <w:t xml:space="preserve">resolution - exactly how the training patches were made - and every window is</w:t>
-      </w:r>
-    </w:p>
-    <w:p>
-      <w:pPr>
-        <w:keepLines/>
-        <w:shd w:fill="F3F4F7" w:color="auto" w:val="clear"/>
-        <w:spacing w:after="0" w:before="0" w:line="240" w:lineRule="auto"/>
-      </w:pPr>
-      <w:r>
-        <w:rPr>
-          <w:rFonts w:ascii="Courier New" w:cs="Courier New" w:eastAsia="Courier New" w:hAnsi="Courier New"/>
-          <w:sz w:val="17"/>
-          <w:szCs w:val="17"/>
-        </w:rPr>
-        <w:t xml:space="preserve">scored by the EfficientNetV2B0 patch model. The document score is the score of</w:t>
-      </w:r>
-    </w:p>
-    <w:p>
-      <w:pPr>
-        <w:keepLines/>
-        <w:shd w:fill="F3F4F7" w:color="auto" w:val="clear"/>
-        <w:spacing w:after="0" w:before="0" w:line="240" w:lineRule="auto"/>
-      </w:pPr>
-      <w:r>
-        <w:rPr>
-          <w:rFonts w:ascii="Courier New" w:cs="Courier New" w:eastAsia="Courier New" w:hAnsi="Courier New"/>
-          <w:sz w:val="17"/>
-          <w:szCs w:val="17"/>
-        </w:rPr>
-        <w:t xml:space="preserve">its most suspicious window. Grad-CAM is computed for the most suspicious windows</w:t>
-      </w:r>
-    </w:p>
-    <w:p>
-      <w:pPr>
-        <w:keepLines/>
-        <w:shd w:fill="F3F4F7" w:color="auto" w:val="clear"/>
-        <w:spacing w:after="0" w:before="0" w:line="240" w:lineRule="auto"/>
-      </w:pPr>
-      <w:r>
-        <w:rPr>
-          <w:rFonts w:ascii="Courier New" w:cs="Courier New" w:eastAsia="Courier New" w:hAnsi="Courier New"/>
-          <w:sz w:val="17"/>
-          <w:szCs w:val="17"/>
-        </w:rPr>
-        <w:t xml:space="preserve">and pasted back onto the full page.</w:t>
+        <w:t xml:space="preserve">The page is re-saved as JPEG (quality 70) and the re-compression error is measured.</w:t>
+      </w:r>
+    </w:p>
+    <w:p>
+      <w:pPr>
+        <w:keepLines/>
+        <w:shd w:fill="F3F4F7" w:color="auto" w:val="clear"/>
+        <w:spacing w:after="0" w:before="0" w:line="240" w:lineRule="auto"/>
+      </w:pPr>
+      <w:r>
+        <w:rPr>
+          <w:rFonts w:ascii="Courier New" w:cs="Courier New" w:eastAsia="Courier New" w:hAnsi="Courier New"/>
+          <w:sz w:val="17"/>
+          <w:szCs w:val="17"/>
+        </w:rPr>
+        <w:t xml:space="preserve">Error levels are averaged over the ink (text) pixels of overlapping 64 x 64 windows.</w:t>
+      </w:r>
+    </w:p>
+    <w:p>
+      <w:pPr>
+        <w:keepLines/>
+        <w:shd w:fill="F3F4F7" w:color="auto" w:val="clear"/>
+        <w:spacing w:after="0" w:before="0" w:line="240" w:lineRule="auto"/>
+      </w:pPr>
+      <w:r>
+        <w:rPr>
+          <w:rFonts w:ascii="Courier New" w:cs="Courier New" w:eastAsia="Courier New" w:hAnsi="Courier New"/>
+          <w:sz w:val="17"/>
+          <w:szCs w:val="17"/>
+        </w:rPr>
+        <w:t xml:space="preserve">A tampered region - pasted, re-typed or painted over - has a different error level</w:t>
+      </w:r>
+    </w:p>
+    <w:p>
+      <w:pPr>
+        <w:keepLines/>
+        <w:shd w:fill="F3F4F7" w:color="auto" w:val="clear"/>
+        <w:spacing w:after="0" w:before="0" w:line="240" w:lineRule="auto"/>
+      </w:pPr>
+      <w:r>
+        <w:rPr>
+          <w:rFonts w:ascii="Courier New" w:cs="Courier New" w:eastAsia="Courier New" w:hAnsi="Courier New"/>
+          <w:sz w:val="17"/>
+          <w:szCs w:val="17"/>
+        </w:rPr>
+        <w:t xml:space="preserve">from the rest of the text, so its window stands out. The document score is how far the</w:t>
+      </w:r>
+    </w:p>
+    <w:p>
+      <w:pPr>
+        <w:keepLines/>
+        <w:shd w:fill="F3F4F7" w:color="auto" w:val="clear"/>
+        <w:spacing w:after="0" w:before="0" w:line="240" w:lineRule="auto"/>
+      </w:pPr>
+      <w:r>
+        <w:rPr>
+          <w:rFonts w:ascii="Courier New" w:cs="Courier New" w:eastAsia="Courier New" w:hAnsi="Courier New"/>
+          <w:sz w:val="17"/>
+          <w:szCs w:val="17"/>
+        </w:rPr>
+        <w:t xml:space="preserve">most unusual window lies from the page's typical window, in standard deviations (z-score).</w:t>
+      </w:r>
+    </w:p>
+    <w:p>
+      <w:pPr>
+        <w:keepLines/>
+        <w:shd w:fill="F3F4F7" w:color="auto" w:val="clear"/>
+        <w:spacing w:after="0" w:before="0" w:line="240" w:lineRule="auto"/>
+      </w:pPr>
+      <w:r>
+        <w:rPr>
+          <w:rFonts w:ascii="Courier New" w:cs="Courier New" w:eastAsia="Courier New" w:hAnsi="Courier New"/>
+          <w:sz w:val="17"/>
+          <w:szCs w:val="17"/>
+        </w:rPr>
+        <w:t xml:space="preserve"> </w:t>
+      </w:r>
+    </w:p>
+    <w:p>
+      <w:pPr>
+        <w:keepLines/>
+        <w:shd w:fill="F3F4F7" w:color="auto" w:val="clear"/>
+        <w:spacing w:after="0" w:before="0" w:line="240" w:lineRule="auto"/>
+      </w:pPr>
+      <w:r>
+        <w:rPr>
+          <w:rFonts w:ascii="Courier New" w:cs="Courier New" w:eastAsia="Courier New" w:hAnsi="Courier New"/>
+          <w:sz w:val="17"/>
+          <w:szCs w:val="17"/>
+        </w:rPr>
+        <w:t xml:space="preserve">Settings were tuned on the validation receipts (quality 70, window 64: val AUC 0.819,</w:t>
+      </w:r>
+    </w:p>
+    <w:p>
+      <w:pPr>
+        <w:keepLines/>
+        <w:shd w:fill="F3F4F7" w:color="auto" w:val="clear"/>
+        <w:spacing w:after="0" w:before="0" w:line="240" w:lineRule="auto"/>
+      </w:pPr>
+      <w:r>
+        <w:rPr>
+          <w:rFonts w:ascii="Courier New" w:cs="Courier New" w:eastAsia="Courier New" w:hAnsi="Courier New"/>
+          <w:sz w:val="17"/>
+          <w:szCs w:val="17"/>
+        </w:rPr>
+        <w:t xml:space="preserve">test AUC 0.822); the decision threshold is chosen on the validation receipts by</w:t>
+      </w:r>
+    </w:p>
+    <w:p>
+      <w:pPr>
+        <w:keepLines/>
+        <w:shd w:fill="F3F4F7" w:color="auto" w:val="clear"/>
+        <w:spacing w:after="0" w:before="0" w:line="240" w:lineRule="auto"/>
+      </w:pPr>
+      <w:r>
+        <w:rPr>
+          <w:rFonts w:ascii="Courier New" w:cs="Courier New" w:eastAsia="Courier New" w:hAnsi="Courier New"/>
+          <w:sz w:val="17"/>
+          <w:szCs w:val="17"/>
+        </w:rPr>
+        <w:t xml:space="preserve">evaluate_ela.py and stored in models/ela_threshold.json.</w:t>
       </w:r>
     </w:p>
     <w:p>
@@ -21579,21 +21639,6 @@
           <w:sz w:val="17"/>
           <w:szCs w:val="17"/>
         </w:rPr>
-        <w:t xml:space="preserve">import tensorflow as tf</w:t>
-      </w:r>
-    </w:p>
-    <w:p>
-      <w:pPr>
-        <w:keepLines/>
-        <w:shd w:fill="F3F4F7" w:color="auto" w:val="clear"/>
-        <w:spacing w:after="0" w:before="0" w:line="240" w:lineRule="auto"/>
-      </w:pPr>
-      <w:r>
-        <w:rPr>
-          <w:rFonts w:ascii="Courier New" w:cs="Courier New" w:eastAsia="Courier New" w:hAnsi="Courier New"/>
-          <w:sz w:val="17"/>
-          <w:szCs w:val="17"/>
-        </w:rPr>
         <w:t xml:space="preserve">from PIL import Image, ImageFilter</w:t>
       </w:r>
     </w:p>
@@ -21624,6 +21669,36 @@
           <w:sz w:val="17"/>
           <w:szCs w:val="17"/>
         </w:rPr>
+        <w:t xml:space="preserve">from ela import ela_map</w:t>
+      </w:r>
+    </w:p>
+    <w:p>
+      <w:pPr>
+        <w:keepLines/>
+        <w:shd w:fill="F3F4F7" w:color="auto" w:val="clear"/>
+        <w:spacing w:after="0" w:before="0" w:line="240" w:lineRule="auto"/>
+      </w:pPr>
+      <w:r>
+        <w:rPr>
+          <w:rFonts w:ascii="Courier New" w:cs="Courier New" w:eastAsia="Courier New" w:hAnsi="Courier New"/>
+          <w:sz w:val="17"/>
+          <w:szCs w:val="17"/>
+        </w:rPr>
+        <w:t xml:space="preserve"> </w:t>
+      </w:r>
+    </w:p>
+    <w:p>
+      <w:pPr>
+        <w:keepLines/>
+        <w:shd w:fill="F3F4F7" w:color="auto" w:val="clear"/>
+        <w:spacing w:after="0" w:before="0" w:line="240" w:lineRule="auto"/>
+      </w:pPr>
+      <w:r>
+        <w:rPr>
+          <w:rFonts w:ascii="Courier New" w:cs="Courier New" w:eastAsia="Courier New" w:hAnsi="Courier New"/>
+          <w:sz w:val="17"/>
+          <w:szCs w:val="17"/>
+        </w:rPr>
         <w:t xml:space="preserve">BASE_DIR = os.path.dirname(os.path.abspath(__file__))</w:t>
       </w:r>
     </w:p>
@@ -21639,22 +21714,7 @@
           <w:sz w:val="17"/>
           <w:szCs w:val="17"/>
         </w:rPr>
-        <w:t xml:space="preserve">MODEL_PATH = os.path.join(BASE_DIR, "models", "efficientnetv2b0_patch_tampering_v2.keras")</w:t>
-      </w:r>
-    </w:p>
-    <w:p>
-      <w:pPr>
-        <w:keepLines/>
-        <w:shd w:fill="F3F4F7" w:color="auto" w:val="clear"/>
-        <w:spacing w:after="0" w:before="0" w:line="240" w:lineRule="auto"/>
-      </w:pPr>
-      <w:r>
-        <w:rPr>
-          <w:rFonts w:ascii="Courier New" w:cs="Courier New" w:eastAsia="Courier New" w:hAnsi="Courier New"/>
-          <w:sz w:val="17"/>
-          <w:szCs w:val="17"/>
-        </w:rPr>
-        <w:t xml:space="preserve">THRESHOLD_PATH = os.path.join(BASE_DIR, "models", "document_threshold.json")</w:t>
+        <w:t xml:space="preserve">THRESHOLD_PATH = os.path.join(BASE_DIR, "models", "ela_threshold.json")</w:t>
       </w:r>
     </w:p>
     <w:p>
@@ -21684,157 +21744,82 @@
           <w:sz w:val="17"/>
           <w:szCs w:val="17"/>
         </w:rPr>
-        <w:t xml:space="preserve">WINDOW = 224</w:t>
-      </w:r>
-    </w:p>
-    <w:p>
-      <w:pPr>
-        <w:keepLines/>
-        <w:shd w:fill="F3F4F7" w:color="auto" w:val="clear"/>
-        <w:spacing w:after="0" w:before="0" w:line="240" w:lineRule="auto"/>
-      </w:pPr>
-      <w:r>
-        <w:rPr>
-          <w:rFonts w:ascii="Courier New" w:cs="Courier New" w:eastAsia="Courier New" w:hAnsi="Courier New"/>
-          <w:sz w:val="17"/>
-          <w:szCs w:val="17"/>
-        </w:rPr>
-        <w:t xml:space="preserve">STRIDE = 112</w:t>
-      </w:r>
-    </w:p>
-    <w:p>
-      <w:pPr>
-        <w:keepLines/>
-        <w:shd w:fill="F3F4F7" w:color="auto" w:val="clear"/>
-        <w:spacing w:after="0" w:before="0" w:line="240" w:lineRule="auto"/>
-      </w:pPr>
-      <w:r>
-        <w:rPr>
-          <w:rFonts w:ascii="Courier New" w:cs="Courier New" w:eastAsia="Courier New" w:hAnsi="Courier New"/>
-          <w:sz w:val="17"/>
-          <w:szCs w:val="17"/>
-        </w:rPr>
-        <w:t xml:space="preserve">BATCH = 32</w:t>
-      </w:r>
-    </w:p>
-    <w:p>
-      <w:pPr>
-        <w:keepLines/>
-        <w:shd w:fill="F3F4F7" w:color="auto" w:val="clear"/>
-        <w:spacing w:after="0" w:before="0" w:line="240" w:lineRule="auto"/>
-      </w:pPr>
-      <w:r>
-        <w:rPr>
-          <w:rFonts w:ascii="Courier New" w:cs="Courier New" w:eastAsia="Courier New" w:hAnsi="Courier New"/>
-          <w:sz w:val="17"/>
-          <w:szCs w:val="17"/>
-        </w:rPr>
-        <w:t xml:space="preserve">GRADCAM_WINDOWS = 3</w:t>
-      </w:r>
-    </w:p>
-    <w:p>
-      <w:pPr>
-        <w:keepLines/>
-        <w:shd w:fill="F3F4F7" w:color="auto" w:val="clear"/>
-        <w:spacing w:after="0" w:before="0" w:line="240" w:lineRule="auto"/>
-      </w:pPr>
-      <w:r>
-        <w:rPr>
-          <w:rFonts w:ascii="Courier New" w:cs="Courier New" w:eastAsia="Courier New" w:hAnsi="Courier New"/>
-          <w:sz w:val="17"/>
-          <w:szCs w:val="17"/>
-        </w:rPr>
-        <w:t xml:space="preserve">MAX_SIDE = 2400          # very large photos are scaled down so analysis stays fast</w:t>
-      </w:r>
-    </w:p>
-    <w:p>
-      <w:pPr>
-        <w:keepLines/>
-        <w:shd w:fill="F3F4F7" w:color="auto" w:val="clear"/>
-        <w:spacing w:after="0" w:before="0" w:line="240" w:lineRule="auto"/>
-      </w:pPr>
-      <w:r>
-        <w:rPr>
-          <w:rFonts w:ascii="Courier New" w:cs="Courier New" w:eastAsia="Courier New" w:hAnsi="Courier New"/>
-          <w:sz w:val="17"/>
-          <w:szCs w:val="17"/>
-        </w:rPr>
-        <w:t xml:space="preserve">MIN_PIXEL_STD = 12.0     # blank windows (empty paper) are not scored</w:t>
-      </w:r>
-    </w:p>
-    <w:p>
-      <w:pPr>
-        <w:keepLines/>
-        <w:shd w:fill="F3F4F7" w:color="auto" w:val="clear"/>
-        <w:spacing w:after="0" w:before="0" w:line="240" w:lineRule="auto"/>
-      </w:pPr>
-      <w:r>
-        <w:rPr>
-          <w:rFonts w:ascii="Courier New" w:cs="Courier New" w:eastAsia="Courier New" w:hAnsi="Courier New"/>
-          <w:sz w:val="17"/>
-          <w:szCs w:val="17"/>
-        </w:rPr>
-        <w:t xml:space="preserve"># Training receipts are almost colourless (99 % of their windows have a mean HSV</w:t>
-      </w:r>
-    </w:p>
-    <w:p>
-      <w:pPr>
-        <w:keepLines/>
-        <w:shd w:fill="F3F4F7" w:color="auto" w:val="clear"/>
-        <w:spacing w:after="0" w:before="0" w:line="240" w:lineRule="auto"/>
-      </w:pPr>
-      <w:r>
-        <w:rPr>
-          <w:rFonts w:ascii="Courier New" w:cs="Courier New" w:eastAsia="Courier New" w:hAnsi="Courier New"/>
-          <w:sz w:val="17"/>
-          <w:szCs w:val="17"/>
-        </w:rPr>
-        <w:t xml:space="preserve"># saturation below 11). Strongly coloured windows - logos, colour graphics - are</w:t>
-      </w:r>
-    </w:p>
-    <w:p>
-      <w:pPr>
-        <w:keepLines/>
-        <w:shd w:fill="F3F4F7" w:color="auto" w:val="clear"/>
-        <w:spacing w:after="0" w:before="0" w:line="240" w:lineRule="auto"/>
-      </w:pPr>
-      <w:r>
-        <w:rPr>
-          <w:rFonts w:ascii="Courier New" w:cs="Courier New" w:eastAsia="Courier New" w:hAnsi="Courier New"/>
-          <w:sz w:val="17"/>
-          <w:szCs w:val="17"/>
-        </w:rPr>
-        <w:t xml:space="preserve"># outside what the model has learned, so they are not scored.</w:t>
-      </w:r>
-    </w:p>
-    <w:p>
-      <w:pPr>
-        <w:keepLines/>
-        <w:shd w:fill="F3F4F7" w:color="auto" w:val="clear"/>
-        <w:spacing w:after="0" w:before="0" w:line="240" w:lineRule="auto"/>
-      </w:pPr>
-      <w:r>
-        <w:rPr>
-          <w:rFonts w:ascii="Courier New" w:cs="Courier New" w:eastAsia="Courier New" w:hAnsi="Courier New"/>
-          <w:sz w:val="17"/>
-          <w:szCs w:val="17"/>
-        </w:rPr>
-        <w:t xml:space="preserve">MAX_WINDOW_SATURATION = 20.0</w:t>
-      </w:r>
-    </w:p>
-    <w:p>
-      <w:pPr>
-        <w:keepLines/>
-        <w:shd w:fill="F3F4F7" w:color="auto" w:val="clear"/>
-        <w:spacing w:after="0" w:before="0" w:line="240" w:lineRule="auto"/>
-      </w:pPr>
-      <w:r>
-        <w:rPr>
-          <w:rFonts w:ascii="Courier New" w:cs="Courier New" w:eastAsia="Courier New" w:hAnsi="Courier New"/>
-          <w:sz w:val="17"/>
-          <w:szCs w:val="17"/>
-        </w:rPr>
-        <w:t xml:space="preserve">OUT_OF_DOMAIN_FRACTION = 0.05</w:t>
+        <w:t xml:space="preserve">QUALITY = 70</w:t>
+      </w:r>
+    </w:p>
+    <w:p>
+      <w:pPr>
+        <w:keepLines/>
+        <w:shd w:fill="F3F4F7" w:color="auto" w:val="clear"/>
+        <w:spacing w:after="0" w:before="0" w:line="240" w:lineRule="auto"/>
+      </w:pPr>
+      <w:r>
+        <w:rPr>
+          <w:rFonts w:ascii="Courier New" w:cs="Courier New" w:eastAsia="Courier New" w:hAnsi="Courier New"/>
+          <w:sz w:val="17"/>
+          <w:szCs w:val="17"/>
+        </w:rPr>
+        <w:t xml:space="preserve">WINDOW = 64</w:t>
+      </w:r>
+    </w:p>
+    <w:p>
+      <w:pPr>
+        <w:keepLines/>
+        <w:shd w:fill="F3F4F7" w:color="auto" w:val="clear"/>
+        <w:spacing w:after="0" w:before="0" w:line="240" w:lineRule="auto"/>
+      </w:pPr>
+      <w:r>
+        <w:rPr>
+          <w:rFonts w:ascii="Courier New" w:cs="Courier New" w:eastAsia="Courier New" w:hAnsi="Courier New"/>
+          <w:sz w:val="17"/>
+          <w:szCs w:val="17"/>
+        </w:rPr>
+        <w:t xml:space="preserve">STEP = 32</w:t>
+      </w:r>
+    </w:p>
+    <w:p>
+      <w:pPr>
+        <w:keepLines/>
+        <w:shd w:fill="F3F4F7" w:color="auto" w:val="clear"/>
+        <w:spacing w:after="0" w:before="0" w:line="240" w:lineRule="auto"/>
+      </w:pPr>
+      <w:r>
+        <w:rPr>
+          <w:rFonts w:ascii="Courier New" w:cs="Courier New" w:eastAsia="Courier New" w:hAnsi="Courier New"/>
+          <w:sz w:val="17"/>
+          <w:szCs w:val="17"/>
+        </w:rPr>
+        <w:t xml:space="preserve">INK_LEVEL = 160          # grey value below which a pixel counts as ink / text</w:t>
+      </w:r>
+    </w:p>
+    <w:p>
+      <w:pPr>
+        <w:keepLines/>
+        <w:shd w:fill="F3F4F7" w:color="auto" w:val="clear"/>
+        <w:spacing w:after="0" w:before="0" w:line="240" w:lineRule="auto"/>
+      </w:pPr>
+      <w:r>
+        <w:rPr>
+          <w:rFonts w:ascii="Courier New" w:cs="Courier New" w:eastAsia="Courier New" w:hAnsi="Courier New"/>
+          <w:sz w:val="17"/>
+          <w:szCs w:val="17"/>
+        </w:rPr>
+        <w:t xml:space="preserve">MIN_INK = 0.02           # windows with less ink than this are blank paper</w:t>
+      </w:r>
+    </w:p>
+    <w:p>
+      <w:pPr>
+        <w:keepLines/>
+        <w:shd w:fill="F3F4F7" w:color="auto" w:val="clear"/>
+        <w:spacing w:after="0" w:before="0" w:line="240" w:lineRule="auto"/>
+      </w:pPr>
+      <w:r>
+        <w:rPr>
+          <w:rFonts w:ascii="Courier New" w:cs="Courier New" w:eastAsia="Courier New" w:hAnsi="Courier New"/>
+          <w:sz w:val="17"/>
+          <w:szCs w:val="17"/>
+        </w:rPr>
+        <w:t xml:space="preserve">MAX_SIDE = 3000          # larger images are processed in their original size up to this limit</w:t>
       </w:r>
     </w:p>
     <w:p>
@@ -21864,292 +21849,277 @@
           <w:sz w:val="17"/>
           <w:szCs w:val="17"/>
         </w:rPr>
-        <w:t xml:space="preserve">class TamperDetector:</w:t>
-      </w:r>
-    </w:p>
-    <w:p>
-      <w:pPr>
-        <w:keepLines/>
-        <w:shd w:fill="F3F4F7" w:color="auto" w:val="clear"/>
-        <w:spacing w:after="0" w:before="0" w:line="240" w:lineRule="auto"/>
-      </w:pPr>
-      <w:r>
-        <w:rPr>
-          <w:rFonts w:ascii="Courier New" w:cs="Courier New" w:eastAsia="Courier New" w:hAnsi="Courier New"/>
-          <w:sz w:val="17"/>
-          <w:szCs w:val="17"/>
-        </w:rPr>
-        <w:t xml:space="preserve">    def __init__(self, model_path=None):</w:t>
-      </w:r>
-    </w:p>
-    <w:p>
-      <w:pPr>
-        <w:keepLines/>
-        <w:shd w:fill="F3F4F7" w:color="auto" w:val="clear"/>
-        <w:spacing w:after="0" w:before="0" w:line="240" w:lineRule="auto"/>
-      </w:pPr>
-      <w:r>
-        <w:rPr>
-          <w:rFonts w:ascii="Courier New" w:cs="Courier New" w:eastAsia="Courier New" w:hAnsi="Courier New"/>
-          <w:sz w:val="17"/>
-          <w:szCs w:val="17"/>
-        </w:rPr>
-        <w:t xml:space="preserve">        # settings chosen by evaluate.py: model file, decision threshold, score aggregation</w:t>
-      </w:r>
-    </w:p>
-    <w:p>
-      <w:pPr>
-        <w:keepLines/>
-        <w:shd w:fill="F3F4F7" w:color="auto" w:val="clear"/>
-        <w:spacing w:after="0" w:before="0" w:line="240" w:lineRule="auto"/>
-      </w:pPr>
-      <w:r>
-        <w:rPr>
-          <w:rFonts w:ascii="Courier New" w:cs="Courier New" w:eastAsia="Courier New" w:hAnsi="Courier New"/>
-          <w:sz w:val="17"/>
-          <w:szCs w:val="17"/>
-        </w:rPr>
-        <w:t xml:space="preserve">        saved = {}</w:t>
-      </w:r>
-    </w:p>
-    <w:p>
-      <w:pPr>
-        <w:keepLines/>
-        <w:shd w:fill="F3F4F7" w:color="auto" w:val="clear"/>
-        <w:spacing w:after="0" w:before="0" w:line="240" w:lineRule="auto"/>
-      </w:pPr>
-      <w:r>
-        <w:rPr>
-          <w:rFonts w:ascii="Courier New" w:cs="Courier New" w:eastAsia="Courier New" w:hAnsi="Courier New"/>
-          <w:sz w:val="17"/>
-          <w:szCs w:val="17"/>
-        </w:rPr>
-        <w:t xml:space="preserve">        if os.path.exists(THRESHOLD_PATH):</w:t>
-      </w:r>
-    </w:p>
-    <w:p>
-      <w:pPr>
-        <w:keepLines/>
-        <w:shd w:fill="F3F4F7" w:color="auto" w:val="clear"/>
-        <w:spacing w:after="0" w:before="0" w:line="240" w:lineRule="auto"/>
-      </w:pPr>
-      <w:r>
-        <w:rPr>
-          <w:rFonts w:ascii="Courier New" w:cs="Courier New" w:eastAsia="Courier New" w:hAnsi="Courier New"/>
-          <w:sz w:val="17"/>
-          <w:szCs w:val="17"/>
-        </w:rPr>
-        <w:t xml:space="preserve">            with open(THRESHOLD_PATH) as f:</w:t>
-      </w:r>
-    </w:p>
-    <w:p>
-      <w:pPr>
-        <w:keepLines/>
-        <w:shd w:fill="F3F4F7" w:color="auto" w:val="clear"/>
-        <w:spacing w:after="0" w:before="0" w:line="240" w:lineRule="auto"/>
-      </w:pPr>
-      <w:r>
-        <w:rPr>
-          <w:rFonts w:ascii="Courier New" w:cs="Courier New" w:eastAsia="Courier New" w:hAnsi="Courier New"/>
-          <w:sz w:val="17"/>
-          <w:szCs w:val="17"/>
-        </w:rPr>
-        <w:t xml:space="preserve">                saved = json.load(f)</w:t>
-      </w:r>
-    </w:p>
-    <w:p>
-      <w:pPr>
-        <w:keepLines/>
-        <w:shd w:fill="F3F4F7" w:color="auto" w:val="clear"/>
-        <w:spacing w:after="0" w:before="0" w:line="240" w:lineRule="auto"/>
-      </w:pPr>
-      <w:r>
-        <w:rPr>
-          <w:rFonts w:ascii="Courier New" w:cs="Courier New" w:eastAsia="Courier New" w:hAnsi="Courier New"/>
-          <w:sz w:val="17"/>
-          <w:szCs w:val="17"/>
-        </w:rPr>
-        <w:t xml:space="preserve">        if model_path is None:</w:t>
-      </w:r>
-    </w:p>
-    <w:p>
-      <w:pPr>
-        <w:keepLines/>
-        <w:shd w:fill="F3F4F7" w:color="auto" w:val="clear"/>
-        <w:spacing w:after="0" w:before="0" w:line="240" w:lineRule="auto"/>
-      </w:pPr>
-      <w:r>
-        <w:rPr>
-          <w:rFonts w:ascii="Courier New" w:cs="Courier New" w:eastAsia="Courier New" w:hAnsi="Courier New"/>
-          <w:sz w:val="17"/>
-          <w:szCs w:val="17"/>
-        </w:rPr>
-        <w:t xml:space="preserve">            model_path = os.path.join(BASE_DIR, "models", saved["model"]) if "model" in saved else MODEL_PATH</w:t>
-      </w:r>
-    </w:p>
-    <w:p>
-      <w:pPr>
-        <w:keepLines/>
-        <w:shd w:fill="F3F4F7" w:color="auto" w:val="clear"/>
-        <w:spacing w:after="0" w:before="0" w:line="240" w:lineRule="auto"/>
-      </w:pPr>
-      <w:r>
-        <w:rPr>
-          <w:rFonts w:ascii="Courier New" w:cs="Courier New" w:eastAsia="Courier New" w:hAnsi="Courier New"/>
-          <w:sz w:val="17"/>
-          <w:szCs w:val="17"/>
-        </w:rPr>
-        <w:t xml:space="preserve">        self.model = tf.keras.models.load_model(model_path)</w:t>
-      </w:r>
-    </w:p>
-    <w:p>
-      <w:pPr>
-        <w:keepLines/>
-        <w:shd w:fill="F3F4F7" w:color="auto" w:val="clear"/>
-        <w:spacing w:after="0" w:before="0" w:line="240" w:lineRule="auto"/>
-      </w:pPr>
-      <w:r>
-        <w:rPr>
-          <w:rFonts w:ascii="Courier New" w:cs="Courier New" w:eastAsia="Courier New" w:hAnsi="Courier New"/>
-          <w:sz w:val="17"/>
-          <w:szCs w:val="17"/>
-        </w:rPr>
-        <w:t xml:space="preserve">        same_model = os.path.basename(model_path) == saved.get("model", os.path.basename(MODEL_PATH))</w:t>
-      </w:r>
-    </w:p>
-    <w:p>
-      <w:pPr>
-        <w:keepLines/>
-        <w:shd w:fill="F3F4F7" w:color="auto" w:val="clear"/>
-        <w:spacing w:after="0" w:before="0" w:line="240" w:lineRule="auto"/>
-      </w:pPr>
-      <w:r>
-        <w:rPr>
-          <w:rFonts w:ascii="Courier New" w:cs="Courier New" w:eastAsia="Courier New" w:hAnsi="Courier New"/>
-          <w:sz w:val="17"/>
-          <w:szCs w:val="17"/>
-        </w:rPr>
-        <w:t xml:space="preserve">        self.threshold = float(saved.get("threshold", 0.5)) if same_model else 0.5</w:t>
-      </w:r>
-    </w:p>
-    <w:p>
-      <w:pPr>
-        <w:keepLines/>
-        <w:shd w:fill="F3F4F7" w:color="auto" w:val="clear"/>
-        <w:spacing w:after="0" w:before="0" w:line="240" w:lineRule="auto"/>
-      </w:pPr>
-      <w:r>
-        <w:rPr>
-          <w:rFonts w:ascii="Courier New" w:cs="Courier New" w:eastAsia="Courier New" w:hAnsi="Courier New"/>
-          <w:sz w:val="17"/>
-          <w:szCs w:val="17"/>
-        </w:rPr>
-        <w:t xml:space="preserve">        self.aggregation = saved.get("aggregation", "max") if same_model else "max"</w:t>
-      </w:r>
-    </w:p>
-    <w:p>
-      <w:pPr>
-        <w:keepLines/>
-        <w:shd w:fill="F3F4F7" w:color="auto" w:val="clear"/>
-        <w:spacing w:after="0" w:before="0" w:line="240" w:lineRule="auto"/>
-      </w:pPr>
-      <w:r>
-        <w:rPr>
-          <w:rFonts w:ascii="Courier New" w:cs="Courier New" w:eastAsia="Courier New" w:hAnsi="Courier New"/>
-          <w:sz w:val="17"/>
-          <w:szCs w:val="17"/>
-        </w:rPr>
-        <w:t xml:space="preserve">        self.backbone = self.model.get_layer("efficientnetv2-b0")</w:t>
-      </w:r>
-    </w:p>
-    <w:p>
-      <w:pPr>
-        <w:keepLines/>
-        <w:shd w:fill="F3F4F7" w:color="auto" w:val="clear"/>
-        <w:spacing w:after="0" w:before="0" w:line="240" w:lineRule="auto"/>
-      </w:pPr>
-      <w:r>
-        <w:rPr>
-          <w:rFonts w:ascii="Courier New" w:cs="Courier New" w:eastAsia="Courier New" w:hAnsi="Courier New"/>
-          <w:sz w:val="17"/>
-          <w:szCs w:val="17"/>
-        </w:rPr>
-        <w:t xml:space="preserve">        names = [layer.name for layer in self.model.layers]</w:t>
-      </w:r>
-    </w:p>
-    <w:p>
-      <w:pPr>
-        <w:keepLines/>
-        <w:shd w:fill="F3F4F7" w:color="auto" w:val="clear"/>
-        <w:spacing w:after="0" w:before="0" w:line="240" w:lineRule="auto"/>
-      </w:pPr>
-      <w:r>
-        <w:rPr>
-          <w:rFonts w:ascii="Courier New" w:cs="Courier New" w:eastAsia="Courier New" w:hAnsi="Courier New"/>
-          <w:sz w:val="17"/>
-          <w:szCs w:val="17"/>
-        </w:rPr>
-        <w:t xml:space="preserve">        split = names.index("efficientnetv2-b0")</w:t>
-      </w:r>
-    </w:p>
-    <w:p>
-      <w:pPr>
-        <w:keepLines/>
-        <w:shd w:fill="F3F4F7" w:color="auto" w:val="clear"/>
-        <w:spacing w:after="0" w:before="0" w:line="240" w:lineRule="auto"/>
-      </w:pPr>
-      <w:r>
-        <w:rPr>
-          <w:rFonts w:ascii="Courier New" w:cs="Courier New" w:eastAsia="Courier New" w:hAnsi="Courier New"/>
-          <w:sz w:val="17"/>
-          <w:szCs w:val="17"/>
-        </w:rPr>
-        <w:t xml:space="preserve">        # layers before the backbone (augmentation, forensic filter) and after it (classifier)</w:t>
-      </w:r>
-    </w:p>
-    <w:p>
-      <w:pPr>
-        <w:keepLines/>
-        <w:shd w:fill="F3F4F7" w:color="auto" w:val="clear"/>
-        <w:spacing w:after="0" w:before="0" w:line="240" w:lineRule="auto"/>
-      </w:pPr>
-      <w:r>
-        <w:rPr>
-          <w:rFonts w:ascii="Courier New" w:cs="Courier New" w:eastAsia="Courier New" w:hAnsi="Courier New"/>
-          <w:sz w:val="17"/>
-          <w:szCs w:val="17"/>
-        </w:rPr>
-        <w:t xml:space="preserve">        self.pre = [l for l in self.model.layers[1:split] if l.name != "data_augmentation"]</w:t>
-      </w:r>
-    </w:p>
-    <w:p>
-      <w:pPr>
-        <w:keepLines/>
-        <w:shd w:fill="F3F4F7" w:color="auto" w:val="clear"/>
-        <w:spacing w:after="0" w:before="0" w:line="240" w:lineRule="auto"/>
-      </w:pPr>
-      <w:r>
-        <w:rPr>
-          <w:rFonts w:ascii="Courier New" w:cs="Courier New" w:eastAsia="Courier New" w:hAnsi="Courier New"/>
-          <w:sz w:val="17"/>
-          <w:szCs w:val="17"/>
-        </w:rPr>
-        <w:t xml:space="preserve">        self.head = self.model.layers[split + 1:]</w:t>
-      </w:r>
-    </w:p>
-    <w:p>
-      <w:pPr>
-        <w:keepLines/>
-        <w:shd w:fill="F3F4F7" w:color="auto" w:val="clear"/>
-        <w:spacing w:after="0" w:before="0" w:line="240" w:lineRule="auto"/>
-      </w:pPr>
-      <w:r>
-        <w:rPr>
-          <w:rFonts w:ascii="Courier New" w:cs="Courier New" w:eastAsia="Courier New" w:hAnsi="Courier New"/>
-          <w:sz w:val="17"/>
-          <w:szCs w:val="17"/>
-        </w:rPr>
-        <w:t xml:space="preserve">    # windows</w:t>
+        <w:t xml:space="preserve">def _box_sums(a, w, step):</w:t>
+      </w:r>
+    </w:p>
+    <w:p>
+      <w:pPr>
+        <w:keepLines/>
+        <w:shd w:fill="F3F4F7" w:color="auto" w:val="clear"/>
+        <w:spacing w:after="0" w:before="0" w:line="240" w:lineRule="auto"/>
+      </w:pPr>
+      <w:r>
+        <w:rPr>
+          <w:rFonts w:ascii="Courier New" w:cs="Courier New" w:eastAsia="Courier New" w:hAnsi="Courier New"/>
+          <w:sz w:val="17"/>
+          <w:szCs w:val="17"/>
+        </w:rPr>
+        <w:t xml:space="preserve">    c = np.pad(a.cumsum(0).cumsum(1), ((1, 0), (1, 0)))</w:t>
+      </w:r>
+    </w:p>
+    <w:p>
+      <w:pPr>
+        <w:keepLines/>
+        <w:shd w:fill="F3F4F7" w:color="auto" w:val="clear"/>
+        <w:spacing w:after="0" w:before="0" w:line="240" w:lineRule="auto"/>
+      </w:pPr>
+      <w:r>
+        <w:rPr>
+          <w:rFonts w:ascii="Courier New" w:cs="Courier New" w:eastAsia="Courier New" w:hAnsi="Courier New"/>
+          <w:sz w:val="17"/>
+          <w:szCs w:val="17"/>
+        </w:rPr>
+        <w:t xml:space="preserve">    ys = np.arange(0, a.shape[0] - w + 1, step)</w:t>
+      </w:r>
+    </w:p>
+    <w:p>
+      <w:pPr>
+        <w:keepLines/>
+        <w:shd w:fill="F3F4F7" w:color="auto" w:val="clear"/>
+        <w:spacing w:after="0" w:before="0" w:line="240" w:lineRule="auto"/>
+      </w:pPr>
+      <w:r>
+        <w:rPr>
+          <w:rFonts w:ascii="Courier New" w:cs="Courier New" w:eastAsia="Courier New" w:hAnsi="Courier New"/>
+          <w:sz w:val="17"/>
+          <w:szCs w:val="17"/>
+        </w:rPr>
+        <w:t xml:space="preserve">    xs = np.arange(0, a.shape[1] - w + 1, step)</w:t>
+      </w:r>
+    </w:p>
+    <w:p>
+      <w:pPr>
+        <w:keepLines/>
+        <w:shd w:fill="F3F4F7" w:color="auto" w:val="clear"/>
+        <w:spacing w:after="0" w:before="0" w:line="240" w:lineRule="auto"/>
+      </w:pPr>
+      <w:r>
+        <w:rPr>
+          <w:rFonts w:ascii="Courier New" w:cs="Courier New" w:eastAsia="Courier New" w:hAnsi="Courier New"/>
+          <w:sz w:val="17"/>
+          <w:szCs w:val="17"/>
+        </w:rPr>
+        <w:t xml:space="preserve">    Y, X = np.meshgrid(ys, xs, indexing="ij")</w:t>
+      </w:r>
+    </w:p>
+    <w:p>
+      <w:pPr>
+        <w:keepLines/>
+        <w:shd w:fill="F3F4F7" w:color="auto" w:val="clear"/>
+        <w:spacing w:after="0" w:before="0" w:line="240" w:lineRule="auto"/>
+      </w:pPr>
+      <w:r>
+        <w:rPr>
+          <w:rFonts w:ascii="Courier New" w:cs="Courier New" w:eastAsia="Courier New" w:hAnsi="Courier New"/>
+          <w:sz w:val="17"/>
+          <w:szCs w:val="17"/>
+        </w:rPr>
+        <w:t xml:space="preserve">    return c[Y + w, X + w] - c[Y, X + w] - c[Y + w, X] + c[Y, X], Y, X</w:t>
+      </w:r>
+    </w:p>
+    <w:p>
+      <w:pPr>
+        <w:keepLines/>
+        <w:shd w:fill="F3F4F7" w:color="auto" w:val="clear"/>
+        <w:spacing w:after="0" w:before="0" w:line="240" w:lineRule="auto"/>
+      </w:pPr>
+      <w:r>
+        <w:rPr>
+          <w:rFonts w:ascii="Courier New" w:cs="Courier New" w:eastAsia="Courier New" w:hAnsi="Courier New"/>
+          <w:sz w:val="17"/>
+          <w:szCs w:val="17"/>
+        </w:rPr>
+        <w:t xml:space="preserve"> </w:t>
+      </w:r>
+    </w:p>
+    <w:p>
+      <w:pPr>
+        <w:keepLines/>
+        <w:shd w:fill="F3F4F7" w:color="auto" w:val="clear"/>
+        <w:spacing w:after="0" w:before="0" w:line="240" w:lineRule="auto"/>
+      </w:pPr>
+      <w:r>
+        <w:rPr>
+          <w:rFonts w:ascii="Courier New" w:cs="Courier New" w:eastAsia="Courier New" w:hAnsi="Courier New"/>
+          <w:sz w:val="17"/>
+          <w:szCs w:val="17"/>
+        </w:rPr>
+        <w:t xml:space="preserve">def load_thresholds():</w:t>
+      </w:r>
+    </w:p>
+    <w:p>
+      <w:pPr>
+        <w:keepLines/>
+        <w:shd w:fill="F3F4F7" w:color="auto" w:val="clear"/>
+        <w:spacing w:after="0" w:before="0" w:line="240" w:lineRule="auto"/>
+      </w:pPr>
+      <w:r>
+        <w:rPr>
+          <w:rFonts w:ascii="Courier New" w:cs="Courier New" w:eastAsia="Courier New" w:hAnsi="Courier New"/>
+          <w:sz w:val="17"/>
+          <w:szCs w:val="17"/>
+        </w:rPr>
+        <w:t xml:space="preserve">    """Threshold for lossless scans (PNG, PDF pages) and for JPEG uploads, which were already compressed once."""</w:t>
+      </w:r>
+    </w:p>
+    <w:p>
+      <w:pPr>
+        <w:keepLines/>
+        <w:shd w:fill="F3F4F7" w:color="auto" w:val="clear"/>
+        <w:spacing w:after="0" w:before="0" w:line="240" w:lineRule="auto"/>
+      </w:pPr>
+      <w:r>
+        <w:rPr>
+          <w:rFonts w:ascii="Courier New" w:cs="Courier New" w:eastAsia="Courier New" w:hAnsi="Courier New"/>
+          <w:sz w:val="17"/>
+          <w:szCs w:val="17"/>
+        </w:rPr>
+        <w:t xml:space="preserve">    if os.path.exists(THRESHOLD_PATH):</w:t>
+      </w:r>
+    </w:p>
+    <w:p>
+      <w:pPr>
+        <w:keepLines/>
+        <w:shd w:fill="F3F4F7" w:color="auto" w:val="clear"/>
+        <w:spacing w:after="0" w:before="0" w:line="240" w:lineRule="auto"/>
+      </w:pPr>
+      <w:r>
+        <w:rPr>
+          <w:rFonts w:ascii="Courier New" w:cs="Courier New" w:eastAsia="Courier New" w:hAnsi="Courier New"/>
+          <w:sz w:val="17"/>
+          <w:szCs w:val="17"/>
+        </w:rPr>
+        <w:t xml:space="preserve">        with open(THRESHOLD_PATH) as f:</w:t>
+      </w:r>
+    </w:p>
+    <w:p>
+      <w:pPr>
+        <w:keepLines/>
+        <w:shd w:fill="F3F4F7" w:color="auto" w:val="clear"/>
+        <w:spacing w:after="0" w:before="0" w:line="240" w:lineRule="auto"/>
+      </w:pPr>
+      <w:r>
+        <w:rPr>
+          <w:rFonts w:ascii="Courier New" w:cs="Courier New" w:eastAsia="Courier New" w:hAnsi="Courier New"/>
+          <w:sz w:val="17"/>
+          <w:szCs w:val="17"/>
+        </w:rPr>
+        <w:t xml:space="preserve">            cfg = json.load(f)</w:t>
+      </w:r>
+    </w:p>
+    <w:p>
+      <w:pPr>
+        <w:keepLines/>
+        <w:shd w:fill="F3F4F7" w:color="auto" w:val="clear"/>
+        <w:spacing w:after="0" w:before="0" w:line="240" w:lineRule="auto"/>
+      </w:pPr>
+      <w:r>
+        <w:rPr>
+          <w:rFonts w:ascii="Courier New" w:cs="Courier New" w:eastAsia="Courier New" w:hAnsi="Courier New"/>
+          <w:sz w:val="17"/>
+          <w:szCs w:val="17"/>
+        </w:rPr>
+        <w:t xml:space="preserve">        return float(cfg["threshold"]), float(cfg.get("jpeg_threshold", cfg["threshold"]))</w:t>
+      </w:r>
+    </w:p>
+    <w:p>
+      <w:pPr>
+        <w:keepLines/>
+        <w:shd w:fill="F3F4F7" w:color="auto" w:val="clear"/>
+        <w:spacing w:after="0" w:before="0" w:line="240" w:lineRule="auto"/>
+      </w:pPr>
+      <w:r>
+        <w:rPr>
+          <w:rFonts w:ascii="Courier New" w:cs="Courier New" w:eastAsia="Courier New" w:hAnsi="Courier New"/>
+          <w:sz w:val="17"/>
+          <w:szCs w:val="17"/>
+        </w:rPr>
+        <w:t xml:space="preserve">    return 3.0, 3.0</w:t>
+      </w:r>
+    </w:p>
+    <w:p>
+      <w:pPr>
+        <w:keepLines/>
+        <w:shd w:fill="F3F4F7" w:color="auto" w:val="clear"/>
+        <w:spacing w:after="0" w:before="0" w:line="240" w:lineRule="auto"/>
+      </w:pPr>
+      <w:r>
+        <w:rPr>
+          <w:rFonts w:ascii="Courier New" w:cs="Courier New" w:eastAsia="Courier New" w:hAnsi="Courier New"/>
+          <w:sz w:val="17"/>
+          <w:szCs w:val="17"/>
+        </w:rPr>
+        <w:t xml:space="preserve"> </w:t>
+      </w:r>
+    </w:p>
+    <w:p>
+      <w:pPr>
+        <w:keepLines/>
+        <w:shd w:fill="F3F4F7" w:color="auto" w:val="clear"/>
+        <w:spacing w:after="0" w:before="0" w:line="240" w:lineRule="auto"/>
+      </w:pPr>
+      <w:r>
+        <w:rPr>
+          <w:rFonts w:ascii="Courier New" w:cs="Courier New" w:eastAsia="Courier New" w:hAnsi="Courier New"/>
+          <w:sz w:val="17"/>
+          <w:szCs w:val="17"/>
+        </w:rPr>
+        <w:t xml:space="preserve">class ELADetector:</w:t>
+      </w:r>
+    </w:p>
+    <w:p>
+      <w:pPr>
+        <w:keepLines/>
+        <w:shd w:fill="F3F4F7" w:color="auto" w:val="clear"/>
+        <w:spacing w:after="0" w:before="0" w:line="240" w:lineRule="auto"/>
+      </w:pPr>
+      <w:r>
+        <w:rPr>
+          <w:rFonts w:ascii="Courier New" w:cs="Courier New" w:eastAsia="Courier New" w:hAnsi="Courier New"/>
+          <w:sz w:val="17"/>
+          <w:szCs w:val="17"/>
+        </w:rPr>
+        <w:t xml:space="preserve">    def __init__(self):</w:t>
+      </w:r>
+    </w:p>
+    <w:p>
+      <w:pPr>
+        <w:keepLines/>
+        <w:shd w:fill="F3F4F7" w:color="auto" w:val="clear"/>
+        <w:spacing w:after="0" w:before="0" w:line="240" w:lineRule="auto"/>
+      </w:pPr>
+      <w:r>
+        <w:rPr>
+          <w:rFonts w:ascii="Courier New" w:cs="Courier New" w:eastAsia="Courier New" w:hAnsi="Courier New"/>
+          <w:sz w:val="17"/>
+          <w:szCs w:val="17"/>
+        </w:rPr>
+        <w:t xml:space="preserve">        self.threshold, self.jpeg_threshold = load_thresholds()</w:t>
+      </w:r>
+    </w:p>
+    <w:p>
+      <w:pPr>
+        <w:keepLines/>
+        <w:shd w:fill="F3F4F7" w:color="auto" w:val="clear"/>
+        <w:spacing w:after="0" w:before="0" w:line="240" w:lineRule="auto"/>
+      </w:pPr>
+      <w:r>
+        <w:rPr>
+          <w:rFonts w:ascii="Courier New" w:cs="Courier New" w:eastAsia="Courier New" w:hAnsi="Courier New"/>
+          <w:sz w:val="17"/>
+          <w:szCs w:val="17"/>
+        </w:rPr>
+        <w:t xml:space="preserve"> </w:t>
       </w:r>
     </w:p>
     <w:p>
@@ -22209,52 +22179,52 @@
           <w:sz w:val="17"/>
           <w:szCs w:val="17"/>
         </w:rPr>
-        <w:t xml:space="preserve">        scale = min(1.0, MAX_SIDE / max(image.size))</w:t>
-      </w:r>
-    </w:p>
-    <w:p>
-      <w:pPr>
-        <w:keepLines/>
-        <w:shd w:fill="F3F4F7" w:color="auto" w:val="clear"/>
-        <w:spacing w:after="0" w:before="0" w:line="240" w:lineRule="auto"/>
-      </w:pPr>
-      <w:r>
-        <w:rPr>
-          <w:rFonts w:ascii="Courier New" w:cs="Courier New" w:eastAsia="Courier New" w:hAnsi="Courier New"/>
-          <w:sz w:val="17"/>
-          <w:szCs w:val="17"/>
-        </w:rPr>
-        <w:t xml:space="preserve">        if scale &lt; 1.0:</w:t>
-      </w:r>
-    </w:p>
-    <w:p>
-      <w:pPr>
-        <w:keepLines/>
-        <w:shd w:fill="F3F4F7" w:color="auto" w:val="clear"/>
-        <w:spacing w:after="0" w:before="0" w:line="240" w:lineRule="auto"/>
-      </w:pPr>
-      <w:r>
-        <w:rPr>
-          <w:rFonts w:ascii="Courier New" w:cs="Courier New" w:eastAsia="Courier New" w:hAnsi="Courier New"/>
-          <w:sz w:val="17"/>
-          <w:szCs w:val="17"/>
-        </w:rPr>
-        <w:t xml:space="preserve">            image = image.resize((round(image.width * scale), round(image.height * scale)), Image.LANCZOS)</w:t>
-      </w:r>
-    </w:p>
-    <w:p>
-      <w:pPr>
-        <w:keepLines/>
-        <w:shd w:fill="F3F4F7" w:color="auto" w:val="clear"/>
-        <w:spacing w:after="0" w:before="0" w:line="240" w:lineRule="auto"/>
-      </w:pPr>
-      <w:r>
-        <w:rPr>
-          <w:rFonts w:ascii="Courier New" w:cs="Courier New" w:eastAsia="Courier New" w:hAnsi="Courier New"/>
-          <w:sz w:val="17"/>
-          <w:szCs w:val="17"/>
-        </w:rPr>
-        <w:t xml:space="preserve">        if image.width &lt; WINDOW or image.height &lt; WINDOW:</w:t>
+        <w:t xml:space="preserve">        if max(image.size) &gt; MAX_SIDE:        # only very large photos are reduced</w:t>
+      </w:r>
+    </w:p>
+    <w:p>
+      <w:pPr>
+        <w:keepLines/>
+        <w:shd w:fill="F3F4F7" w:color="auto" w:val="clear"/>
+        <w:spacing w:after="0" w:before="0" w:line="240" w:lineRule="auto"/>
+      </w:pPr>
+      <w:r>
+        <w:rPr>
+          <w:rFonts w:ascii="Courier New" w:cs="Courier New" w:eastAsia="Courier New" w:hAnsi="Courier New"/>
+          <w:sz w:val="17"/>
+          <w:szCs w:val="17"/>
+        </w:rPr>
+        <w:t xml:space="preserve">            s = MAX_SIDE / max(image.size)</w:t>
+      </w:r>
+    </w:p>
+    <w:p>
+      <w:pPr>
+        <w:keepLines/>
+        <w:shd w:fill="F3F4F7" w:color="auto" w:val="clear"/>
+        <w:spacing w:after="0" w:before="0" w:line="240" w:lineRule="auto"/>
+      </w:pPr>
+      <w:r>
+        <w:rPr>
+          <w:rFonts w:ascii="Courier New" w:cs="Courier New" w:eastAsia="Courier New" w:hAnsi="Courier New"/>
+          <w:sz w:val="17"/>
+          <w:szCs w:val="17"/>
+        </w:rPr>
+        <w:t xml:space="preserve">            image = image.resize((round(image.width * s), round(image.height * s)), Image.LANCZOS)</w:t>
+      </w:r>
+    </w:p>
+    <w:p>
+      <w:pPr>
+        <w:keepLines/>
+        <w:shd w:fill="F3F4F7" w:color="auto" w:val="clear"/>
+        <w:spacing w:after="0" w:before="0" w:line="240" w:lineRule="auto"/>
+      </w:pPr>
+      <w:r>
+        <w:rPr>
+          <w:rFonts w:ascii="Courier New" w:cs="Courier New" w:eastAsia="Courier New" w:hAnsi="Courier New"/>
+          <w:sz w:val="17"/>
+          <w:szCs w:val="17"/>
+        </w:rPr>
+        <w:t xml:space="preserve">        if min(image.size) &lt; WINDOW:</w:t>
       </w:r>
     </w:p>
     <w:p>
@@ -22344,6 +22314,1184 @@
           <w:sz w:val="17"/>
           <w:szCs w:val="17"/>
         </w:rPr>
+        <w:t xml:space="preserve">    def score(self, image):</w:t>
+      </w:r>
+    </w:p>
+    <w:p>
+      <w:pPr>
+        <w:keepLines/>
+        <w:shd w:fill="F3F4F7" w:color="auto" w:val="clear"/>
+        <w:spacing w:after="0" w:before="0" w:line="240" w:lineRule="auto"/>
+      </w:pPr>
+      <w:r>
+        <w:rPr>
+          <w:rFonts w:ascii="Courier New" w:cs="Courier New" w:eastAsia="Courier New" w:hAnsi="Courier New"/>
+          <w:sz w:val="17"/>
+          <w:szCs w:val="17"/>
+        </w:rPr>
+        <w:t xml:space="preserve">        """Returns z-score, window boxes, window z-scores and the raw ELA map."""</w:t>
+      </w:r>
+    </w:p>
+    <w:p>
+      <w:pPr>
+        <w:keepLines/>
+        <w:shd w:fill="F3F4F7" w:color="auto" w:val="clear"/>
+        <w:spacing w:after="0" w:before="0" w:line="240" w:lineRule="auto"/>
+      </w:pPr>
+      <w:r>
+        <w:rPr>
+          <w:rFonts w:ascii="Courier New" w:cs="Courier New" w:eastAsia="Courier New" w:hAnsi="Courier New"/>
+          <w:sz w:val="17"/>
+          <w:szCs w:val="17"/>
+        </w:rPr>
+        <w:t xml:space="preserve">        image = self.prepare(image)</w:t>
+      </w:r>
+    </w:p>
+    <w:p>
+      <w:pPr>
+        <w:keepLines/>
+        <w:shd w:fill="F3F4F7" w:color="auto" w:val="clear"/>
+        <w:spacing w:after="0" w:before="0" w:line="240" w:lineRule="auto"/>
+      </w:pPr>
+      <w:r>
+        <w:rPr>
+          <w:rFonts w:ascii="Courier New" w:cs="Courier New" w:eastAsia="Courier New" w:hAnsi="Courier New"/>
+          <w:sz w:val="17"/>
+          <w:szCs w:val="17"/>
+        </w:rPr>
+        <w:t xml:space="preserve">        grey = np.asarray(image.convert("L"), np.float32)</w:t>
+      </w:r>
+    </w:p>
+    <w:p>
+      <w:pPr>
+        <w:keepLines/>
+        <w:shd w:fill="F3F4F7" w:color="auto" w:val="clear"/>
+        <w:spacing w:after="0" w:before="0" w:line="240" w:lineRule="auto"/>
+      </w:pPr>
+      <w:r>
+        <w:rPr>
+          <w:rFonts w:ascii="Courier New" w:cs="Courier New" w:eastAsia="Courier New" w:hAnsi="Courier New"/>
+          <w:sz w:val="17"/>
+          <w:szCs w:val="17"/>
+        </w:rPr>
+        <w:t xml:space="preserve">        ink = (grey &lt; INK_LEVEL).astype(np.float32)</w:t>
+      </w:r>
+    </w:p>
+    <w:p>
+      <w:pPr>
+        <w:keepLines/>
+        <w:shd w:fill="F3F4F7" w:color="auto" w:val="clear"/>
+        <w:spacing w:after="0" w:before="0" w:line="240" w:lineRule="auto"/>
+      </w:pPr>
+      <w:r>
+        <w:rPr>
+          <w:rFonts w:ascii="Courier New" w:cs="Courier New" w:eastAsia="Courier New" w:hAnsi="Courier New"/>
+          <w:sz w:val="17"/>
+          <w:szCs w:val="17"/>
+        </w:rPr>
+        <w:t xml:space="preserve">        e = ela_map(image, QUALITY)</w:t>
+      </w:r>
+    </w:p>
+    <w:p>
+      <w:pPr>
+        <w:keepLines/>
+        <w:shd w:fill="F3F4F7" w:color="auto" w:val="clear"/>
+        <w:spacing w:after="0" w:before="0" w:line="240" w:lineRule="auto"/>
+      </w:pPr>
+      <w:r>
+        <w:rPr>
+          <w:rFonts w:ascii="Courier New" w:cs="Courier New" w:eastAsia="Courier New" w:hAnsi="Courier New"/>
+          <w:sz w:val="17"/>
+          <w:szCs w:val="17"/>
+        </w:rPr>
+        <w:t xml:space="preserve">        s_ink, Y, X = _box_sums(ink, WINDOW, STEP)</w:t>
+      </w:r>
+    </w:p>
+    <w:p>
+      <w:pPr>
+        <w:keepLines/>
+        <w:shd w:fill="F3F4F7" w:color="auto" w:val="clear"/>
+        <w:spacing w:after="0" w:before="0" w:line="240" w:lineRule="auto"/>
+      </w:pPr>
+      <w:r>
+        <w:rPr>
+          <w:rFonts w:ascii="Courier New" w:cs="Courier New" w:eastAsia="Courier New" w:hAnsi="Courier New"/>
+          <w:sz w:val="17"/>
+          <w:szCs w:val="17"/>
+        </w:rPr>
+        <w:t xml:space="preserve">        s_e, _, _ = _box_sums(e * ink, WINDOW, STEP)</w:t>
+      </w:r>
+    </w:p>
+    <w:p>
+      <w:pPr>
+        <w:keepLines/>
+        <w:shd w:fill="F3F4F7" w:color="auto" w:val="clear"/>
+        <w:spacing w:after="0" w:before="0" w:line="240" w:lineRule="auto"/>
+      </w:pPr>
+      <w:r>
+        <w:rPr>
+          <w:rFonts w:ascii="Courier New" w:cs="Courier New" w:eastAsia="Courier New" w:hAnsi="Courier New"/>
+          <w:sz w:val="17"/>
+          <w:szCs w:val="17"/>
+        </w:rPr>
+        <w:t xml:space="preserve">        keep = s_ink &gt; MIN_INK * WINDOW * WINDOW</w:t>
+      </w:r>
+    </w:p>
+    <w:p>
+      <w:pPr>
+        <w:keepLines/>
+        <w:shd w:fill="F3F4F7" w:color="auto" w:val="clear"/>
+        <w:spacing w:after="0" w:before="0" w:line="240" w:lineRule="auto"/>
+      </w:pPr>
+      <w:r>
+        <w:rPr>
+          <w:rFonts w:ascii="Courier New" w:cs="Courier New" w:eastAsia="Courier New" w:hAnsi="Courier New"/>
+          <w:sz w:val="17"/>
+          <w:szCs w:val="17"/>
+        </w:rPr>
+        <w:t xml:space="preserve">        if keep.sum() &lt; 3:</w:t>
+      </w:r>
+    </w:p>
+    <w:p>
+      <w:pPr>
+        <w:keepLines/>
+        <w:shd w:fill="F3F4F7" w:color="auto" w:val="clear"/>
+        <w:spacing w:after="0" w:before="0" w:line="240" w:lineRule="auto"/>
+      </w:pPr>
+      <w:r>
+        <w:rPr>
+          <w:rFonts w:ascii="Courier New" w:cs="Courier New" w:eastAsia="Courier New" w:hAnsi="Courier New"/>
+          <w:sz w:val="17"/>
+          <w:szCs w:val="17"/>
+        </w:rPr>
+        <w:t xml:space="preserve">            return image, 0.0, [], np.array([]), e</w:t>
+      </w:r>
+    </w:p>
+    <w:p>
+      <w:pPr>
+        <w:keepLines/>
+        <w:shd w:fill="F3F4F7" w:color="auto" w:val="clear"/>
+        <w:spacing w:after="0" w:before="0" w:line="240" w:lineRule="auto"/>
+      </w:pPr>
+      <w:r>
+        <w:rPr>
+          <w:rFonts w:ascii="Courier New" w:cs="Courier New" w:eastAsia="Courier New" w:hAnsi="Courier New"/>
+          <w:sz w:val="17"/>
+          <w:szCs w:val="17"/>
+        </w:rPr>
+        <w:t xml:space="preserve">        v = s_e[keep] / s_ink[keep]</w:t>
+      </w:r>
+    </w:p>
+    <w:p>
+      <w:pPr>
+        <w:keepLines/>
+        <w:shd w:fill="F3F4F7" w:color="auto" w:val="clear"/>
+        <w:spacing w:after="0" w:before="0" w:line="240" w:lineRule="auto"/>
+      </w:pPr>
+      <w:r>
+        <w:rPr>
+          <w:rFonts w:ascii="Courier New" w:cs="Courier New" w:eastAsia="Courier New" w:hAnsi="Courier New"/>
+          <w:sz w:val="17"/>
+          <w:szCs w:val="17"/>
+        </w:rPr>
+        <w:t xml:space="preserve">        med, sd = float(np.median(v)), float(v.std() + 1e-6)</w:t>
+      </w:r>
+    </w:p>
+    <w:p>
+      <w:pPr>
+        <w:keepLines/>
+        <w:shd w:fill="F3F4F7" w:color="auto" w:val="clear"/>
+        <w:spacing w:after="0" w:before="0" w:line="240" w:lineRule="auto"/>
+      </w:pPr>
+      <w:r>
+        <w:rPr>
+          <w:rFonts w:ascii="Courier New" w:cs="Courier New" w:eastAsia="Courier New" w:hAnsi="Courier New"/>
+          <w:sz w:val="17"/>
+          <w:szCs w:val="17"/>
+        </w:rPr>
+        <w:t xml:space="preserve">        z = (v - med) / sd</w:t>
+      </w:r>
+    </w:p>
+    <w:p>
+      <w:pPr>
+        <w:keepLines/>
+        <w:shd w:fill="F3F4F7" w:color="auto" w:val="clear"/>
+        <w:spacing w:after="0" w:before="0" w:line="240" w:lineRule="auto"/>
+      </w:pPr>
+      <w:r>
+        <w:rPr>
+          <w:rFonts w:ascii="Courier New" w:cs="Courier New" w:eastAsia="Courier New" w:hAnsi="Courier New"/>
+          <w:sz w:val="17"/>
+          <w:szCs w:val="17"/>
+        </w:rPr>
+        <w:t xml:space="preserve">        boxes = [(int(x), int(y), int(x) + WINDOW, int(y) + WINDOW) for x, y in zip(X[keep], Y[keep])]</w:t>
+      </w:r>
+    </w:p>
+    <w:p>
+      <w:pPr>
+        <w:keepLines/>
+        <w:shd w:fill="F3F4F7" w:color="auto" w:val="clear"/>
+        <w:spacing w:after="0" w:before="0" w:line="240" w:lineRule="auto"/>
+      </w:pPr>
+      <w:r>
+        <w:rPr>
+          <w:rFonts w:ascii="Courier New" w:cs="Courier New" w:eastAsia="Courier New" w:hAnsi="Courier New"/>
+          <w:sz w:val="17"/>
+          <w:szCs w:val="17"/>
+        </w:rPr>
+        <w:t xml:space="preserve">        return image, float(z.max()), boxes, z, e</w:t>
+      </w:r>
+    </w:p>
+    <w:p>
+      <w:pPr>
+        <w:keepLines/>
+        <w:shd w:fill="F3F4F7" w:color="auto" w:val="clear"/>
+        <w:spacing w:after="0" w:before="0" w:line="240" w:lineRule="auto"/>
+      </w:pPr>
+      <w:r>
+        <w:rPr>
+          <w:rFonts w:ascii="Courier New" w:cs="Courier New" w:eastAsia="Courier New" w:hAnsi="Courier New"/>
+          <w:sz w:val="17"/>
+          <w:szCs w:val="17"/>
+        </w:rPr>
+        <w:t xml:space="preserve"> </w:t>
+      </w:r>
+    </w:p>
+    <w:p>
+      <w:pPr>
+        <w:keepLines/>
+        <w:shd w:fill="F3F4F7" w:color="auto" w:val="clear"/>
+        <w:spacing w:after="0" w:before="0" w:line="240" w:lineRule="auto"/>
+      </w:pPr>
+      <w:r>
+        <w:rPr>
+          <w:rFonts w:ascii="Courier New" w:cs="Courier New" w:eastAsia="Courier New" w:hAnsi="Courier New"/>
+          <w:sz w:val="17"/>
+          <w:szCs w:val="17"/>
+        </w:rPr>
+        <w:t xml:space="preserve">    def analyze(self, image, is_jpeg=False):</w:t>
+      </w:r>
+    </w:p>
+    <w:p>
+      <w:pPr>
+        <w:keepLines/>
+        <w:shd w:fill="F3F4F7" w:color="auto" w:val="clear"/>
+        <w:spacing w:after="0" w:before="0" w:line="240" w:lineRule="auto"/>
+      </w:pPr>
+      <w:r>
+        <w:rPr>
+          <w:rFonts w:ascii="Courier New" w:cs="Courier New" w:eastAsia="Courier New" w:hAnsi="Courier New"/>
+          <w:sz w:val="17"/>
+          <w:szCs w:val="17"/>
+        </w:rPr>
+        <w:t xml:space="preserve">        image, z, boxes, zs, e = self.score(image)</w:t>
+      </w:r>
+    </w:p>
+    <w:p>
+      <w:pPr>
+        <w:keepLines/>
+        <w:shd w:fill="F3F4F7" w:color="auto" w:val="clear"/>
+        <w:spacing w:after="0" w:before="0" w:line="240" w:lineRule="auto"/>
+      </w:pPr>
+      <w:r>
+        <w:rPr>
+          <w:rFonts w:ascii="Courier New" w:cs="Courier New" w:eastAsia="Courier New" w:hAnsi="Courier New"/>
+          <w:sz w:val="17"/>
+          <w:szCs w:val="17"/>
+        </w:rPr>
+        <w:t xml:space="preserve">        threshold = self.jpeg_threshold if is_jpeg else self.threshold</w:t>
+      </w:r>
+    </w:p>
+    <w:p>
+      <w:pPr>
+        <w:keepLines/>
+        <w:shd w:fill="F3F4F7" w:color="auto" w:val="clear"/>
+        <w:spacing w:after="0" w:before="0" w:line="240" w:lineRule="auto"/>
+      </w:pPr>
+      <w:r>
+        <w:rPr>
+          <w:rFonts w:ascii="Courier New" w:cs="Courier New" w:eastAsia="Courier New" w:hAnsi="Courier New"/>
+          <w:sz w:val="17"/>
+          <w:szCs w:val="17"/>
+        </w:rPr>
+        <w:t xml:space="preserve">        label = "Tampered" if z &gt;= threshold else "Genuine"</w:t>
+      </w:r>
+    </w:p>
+    <w:p>
+      <w:pPr>
+        <w:keepLines/>
+        <w:shd w:fill="F3F4F7" w:color="auto" w:val="clear"/>
+        <w:spacing w:after="0" w:before="0" w:line="240" w:lineRule="auto"/>
+      </w:pPr>
+      <w:r>
+        <w:rPr>
+          <w:rFonts w:ascii="Courier New" w:cs="Courier New" w:eastAsia="Courier New" w:hAnsi="Courier New"/>
+          <w:sz w:val="17"/>
+          <w:szCs w:val="17"/>
+        </w:rPr>
+        <w:t xml:space="preserve">        order = np.argsort(zs)[::-1] if len(zs) else []</w:t>
+      </w:r>
+    </w:p>
+    <w:p>
+      <w:pPr>
+        <w:keepLines/>
+        <w:shd w:fill="F3F4F7" w:color="auto" w:val="clear"/>
+        <w:spacing w:after="0" w:before="0" w:line="240" w:lineRule="auto"/>
+      </w:pPr>
+      <w:r>
+        <w:rPr>
+          <w:rFonts w:ascii="Courier New" w:cs="Courier New" w:eastAsia="Courier New" w:hAnsi="Courier New"/>
+          <w:sz w:val="17"/>
+          <w:szCs w:val="17"/>
+        </w:rPr>
+        <w:t xml:space="preserve">        flagged = [boxes[i] for i in order if zs[i] &gt;= threshold][:8]</w:t>
+      </w:r>
+    </w:p>
+    <w:p>
+      <w:pPr>
+        <w:keepLines/>
+        <w:shd w:fill="F3F4F7" w:color="auto" w:val="clear"/>
+        <w:spacing w:after="0" w:before="0" w:line="240" w:lineRule="auto"/>
+      </w:pPr>
+      <w:r>
+        <w:rPr>
+          <w:rFonts w:ascii="Courier New" w:cs="Courier New" w:eastAsia="Courier New" w:hAnsi="Courier New"/>
+          <w:sz w:val="17"/>
+          <w:szCs w:val="17"/>
+        </w:rPr>
+        <w:t xml:space="preserve">        best = boxes[order[0]] if len(boxes) else (0, 0, WINDOW, WINDOW)</w:t>
+      </w:r>
+    </w:p>
+    <w:p>
+      <w:pPr>
+        <w:keepLines/>
+        <w:shd w:fill="F3F4F7" w:color="auto" w:val="clear"/>
+        <w:spacing w:after="0" w:before="0" w:line="240" w:lineRule="auto"/>
+      </w:pPr>
+      <w:r>
+        <w:rPr>
+          <w:rFonts w:ascii="Courier New" w:cs="Courier New" w:eastAsia="Courier New" w:hAnsi="Courier New"/>
+          <w:sz w:val="17"/>
+          <w:szCs w:val="17"/>
+        </w:rPr>
+        <w:t xml:space="preserve"> </w:t>
+      </w:r>
+    </w:p>
+    <w:p>
+      <w:pPr>
+        <w:keepLines/>
+        <w:shd w:fill="F3F4F7" w:color="auto" w:val="clear"/>
+        <w:spacing w:after="0" w:before="0" w:line="240" w:lineRule="auto"/>
+      </w:pPr>
+      <w:r>
+        <w:rPr>
+          <w:rFonts w:ascii="Courier New" w:cs="Courier New" w:eastAsia="Courier New" w:hAnsi="Courier New"/>
+          <w:sz w:val="17"/>
+          <w:szCs w:val="17"/>
+        </w:rPr>
+        <w:t xml:space="preserve">        # heatmap: window z-scores spread over the page, then smoothed</w:t>
+      </w:r>
+    </w:p>
+    <w:p>
+      <w:pPr>
+        <w:keepLines/>
+        <w:shd w:fill="F3F4F7" w:color="auto" w:val="clear"/>
+        <w:spacing w:after="0" w:before="0" w:line="240" w:lineRule="auto"/>
+      </w:pPr>
+      <w:r>
+        <w:rPr>
+          <w:rFonts w:ascii="Courier New" w:cs="Courier New" w:eastAsia="Courier New" w:hAnsi="Courier New"/>
+          <w:sz w:val="17"/>
+          <w:szCs w:val="17"/>
+        </w:rPr>
+        <w:t xml:space="preserve">        heat = np.zeros(e.shape, np.float32)</w:t>
+      </w:r>
+    </w:p>
+    <w:p>
+      <w:pPr>
+        <w:keepLines/>
+        <w:shd w:fill="F3F4F7" w:color="auto" w:val="clear"/>
+        <w:spacing w:after="0" w:before="0" w:line="240" w:lineRule="auto"/>
+      </w:pPr>
+      <w:r>
+        <w:rPr>
+          <w:rFonts w:ascii="Courier New" w:cs="Courier New" w:eastAsia="Courier New" w:hAnsi="Courier New"/>
+          <w:sz w:val="17"/>
+          <w:szCs w:val="17"/>
+        </w:rPr>
+        <w:t xml:space="preserve">        count = np.zeros(e.shape, np.float32)</w:t>
+      </w:r>
+    </w:p>
+    <w:p>
+      <w:pPr>
+        <w:keepLines/>
+        <w:shd w:fill="F3F4F7" w:color="auto" w:val="clear"/>
+        <w:spacing w:after="0" w:before="0" w:line="240" w:lineRule="auto"/>
+      </w:pPr>
+      <w:r>
+        <w:rPr>
+          <w:rFonts w:ascii="Courier New" w:cs="Courier New" w:eastAsia="Courier New" w:hAnsi="Courier New"/>
+          <w:sz w:val="17"/>
+          <w:szCs w:val="17"/>
+        </w:rPr>
+        <w:t xml:space="preserve">        for (x1, y1, x2, y2), v in zip(boxes, zs):</w:t>
+      </w:r>
+    </w:p>
+    <w:p>
+      <w:pPr>
+        <w:keepLines/>
+        <w:shd w:fill="F3F4F7" w:color="auto" w:val="clear"/>
+        <w:spacing w:after="0" w:before="0" w:line="240" w:lineRule="auto"/>
+      </w:pPr>
+      <w:r>
+        <w:rPr>
+          <w:rFonts w:ascii="Courier New" w:cs="Courier New" w:eastAsia="Courier New" w:hAnsi="Courier New"/>
+          <w:sz w:val="17"/>
+          <w:szCs w:val="17"/>
+        </w:rPr>
+        <w:t xml:space="preserve">            heat[y1:y2, x1:x2] += max(v, 0.0)</w:t>
+      </w:r>
+    </w:p>
+    <w:p>
+      <w:pPr>
+        <w:keepLines/>
+        <w:shd w:fill="F3F4F7" w:color="auto" w:val="clear"/>
+        <w:spacing w:after="0" w:before="0" w:line="240" w:lineRule="auto"/>
+      </w:pPr>
+      <w:r>
+        <w:rPr>
+          <w:rFonts w:ascii="Courier New" w:cs="Courier New" w:eastAsia="Courier New" w:hAnsi="Courier New"/>
+          <w:sz w:val="17"/>
+          <w:szCs w:val="17"/>
+        </w:rPr>
+        <w:t xml:space="preserve">            count[y1:y2, x1:x2] += 1</w:t>
+      </w:r>
+    </w:p>
+    <w:p>
+      <w:pPr>
+        <w:keepLines/>
+        <w:shd w:fill="F3F4F7" w:color="auto" w:val="clear"/>
+        <w:spacing w:after="0" w:before="0" w:line="240" w:lineRule="auto"/>
+      </w:pPr>
+      <w:r>
+        <w:rPr>
+          <w:rFonts w:ascii="Courier New" w:cs="Courier New" w:eastAsia="Courier New" w:hAnsi="Courier New"/>
+          <w:sz w:val="17"/>
+          <w:szCs w:val="17"/>
+        </w:rPr>
+        <w:t xml:space="preserve">        heat = np.divide(heat, count, out=np.zeros_like(heat), where=count &gt; 0)</w:t>
+      </w:r>
+    </w:p>
+    <w:p>
+      <w:pPr>
+        <w:keepLines/>
+        <w:shd w:fill="F3F4F7" w:color="auto" w:val="clear"/>
+        <w:spacing w:after="0" w:before="0" w:line="240" w:lineRule="auto"/>
+      </w:pPr>
+      <w:r>
+        <w:rPr>
+          <w:rFonts w:ascii="Courier New" w:cs="Courier New" w:eastAsia="Courier New" w:hAnsi="Courier New"/>
+          <w:sz w:val="17"/>
+          <w:szCs w:val="17"/>
+        </w:rPr>
+        <w:t xml:space="preserve">        if heat.max() &gt; 0:</w:t>
+      </w:r>
+    </w:p>
+    <w:p>
+      <w:pPr>
+        <w:keepLines/>
+        <w:shd w:fill="F3F4F7" w:color="auto" w:val="clear"/>
+        <w:spacing w:after="0" w:before="0" w:line="240" w:lineRule="auto"/>
+      </w:pPr>
+      <w:r>
+        <w:rPr>
+          <w:rFonts w:ascii="Courier New" w:cs="Courier New" w:eastAsia="Courier New" w:hAnsi="Courier New"/>
+          <w:sz w:val="17"/>
+          <w:szCs w:val="17"/>
+        </w:rPr>
+        <w:t xml:space="preserve">            heat = heat / heat.max()</w:t>
+      </w:r>
+    </w:p>
+    <w:p>
+      <w:pPr>
+        <w:keepLines/>
+        <w:shd w:fill="F3F4F7" w:color="auto" w:val="clear"/>
+        <w:spacing w:after="0" w:before="0" w:line="240" w:lineRule="auto"/>
+      </w:pPr>
+      <w:r>
+        <w:rPr>
+          <w:rFonts w:ascii="Courier New" w:cs="Courier New" w:eastAsia="Courier New" w:hAnsi="Courier New"/>
+          <w:sz w:val="17"/>
+          <w:szCs w:val="17"/>
+        </w:rPr>
+        <w:t xml:space="preserve">            heat = np.asarray(Image.fromarray(np.uint8(heat * 255)).filter(ImageFilter.GaussianBlur(10)), np.float32) / 255.0</w:t>
+      </w:r>
+    </w:p>
+    <w:p>
+      <w:pPr>
+        <w:keepLines/>
+        <w:shd w:fill="F3F4F7" w:color="auto" w:val="clear"/>
+        <w:spacing w:after="0" w:before="0" w:line="240" w:lineRule="auto"/>
+      </w:pPr>
+      <w:r>
+        <w:rPr>
+          <w:rFonts w:ascii="Courier New" w:cs="Courier New" w:eastAsia="Courier New" w:hAnsi="Courier New"/>
+          <w:sz w:val="17"/>
+          <w:szCs w:val="17"/>
+        </w:rPr>
+        <w:t xml:space="preserve">        return {</w:t>
+      </w:r>
+    </w:p>
+    <w:p>
+      <w:pPr>
+        <w:keepLines/>
+        <w:shd w:fill="F3F4F7" w:color="auto" w:val="clear"/>
+        <w:spacing w:after="0" w:before="0" w:line="240" w:lineRule="auto"/>
+      </w:pPr>
+      <w:r>
+        <w:rPr>
+          <w:rFonts w:ascii="Courier New" w:cs="Courier New" w:eastAsia="Courier New" w:hAnsi="Courier New"/>
+          <w:sz w:val="17"/>
+          <w:szCs w:val="17"/>
+        </w:rPr>
+        <w:t xml:space="preserve">            "image": image,</w:t>
+      </w:r>
+    </w:p>
+    <w:p>
+      <w:pPr>
+        <w:keepLines/>
+        <w:shd w:fill="F3F4F7" w:color="auto" w:val="clear"/>
+        <w:spacing w:after="0" w:before="0" w:line="240" w:lineRule="auto"/>
+      </w:pPr>
+      <w:r>
+        <w:rPr>
+          <w:rFonts w:ascii="Courier New" w:cs="Courier New" w:eastAsia="Courier New" w:hAnsi="Courier New"/>
+          <w:sz w:val="17"/>
+          <w:szCs w:val="17"/>
+        </w:rPr>
+        <w:t xml:space="preserve">            "label": label,</w:t>
+      </w:r>
+    </w:p>
+    <w:p>
+      <w:pPr>
+        <w:keepLines/>
+        <w:shd w:fill="F3F4F7" w:color="auto" w:val="clear"/>
+        <w:spacing w:after="0" w:before="0" w:line="240" w:lineRule="auto"/>
+      </w:pPr>
+      <w:r>
+        <w:rPr>
+          <w:rFonts w:ascii="Courier New" w:cs="Courier New" w:eastAsia="Courier New" w:hAnsi="Courier New"/>
+          <w:sz w:val="17"/>
+          <w:szCs w:val="17"/>
+        </w:rPr>
+        <w:t xml:space="preserve">            "z": z,</w:t>
+      </w:r>
+    </w:p>
+    <w:p>
+      <w:pPr>
+        <w:keepLines/>
+        <w:shd w:fill="F3F4F7" w:color="auto" w:val="clear"/>
+        <w:spacing w:after="0" w:before="0" w:line="240" w:lineRule="auto"/>
+      </w:pPr>
+      <w:r>
+        <w:rPr>
+          <w:rFonts w:ascii="Courier New" w:cs="Courier New" w:eastAsia="Courier New" w:hAnsi="Courier New"/>
+          <w:sz w:val="17"/>
+          <w:szCs w:val="17"/>
+        </w:rPr>
+        <w:t xml:space="preserve">            "threshold": threshold,</w:t>
+      </w:r>
+    </w:p>
+    <w:p>
+      <w:pPr>
+        <w:keepLines/>
+        <w:shd w:fill="F3F4F7" w:color="auto" w:val="clear"/>
+        <w:spacing w:after="0" w:before="0" w:line="240" w:lineRule="auto"/>
+      </w:pPr>
+      <w:r>
+        <w:rPr>
+          <w:rFonts w:ascii="Courier New" w:cs="Courier New" w:eastAsia="Courier New" w:hAnsi="Courier New"/>
+          <w:sz w:val="17"/>
+          <w:szCs w:val="17"/>
+        </w:rPr>
+        <w:t xml:space="preserve">            "windows": len(boxes),</w:t>
+      </w:r>
+    </w:p>
+    <w:p>
+      <w:pPr>
+        <w:keepLines/>
+        <w:shd w:fill="F3F4F7" w:color="auto" w:val="clear"/>
+        <w:spacing w:after="0" w:before="0" w:line="240" w:lineRule="auto"/>
+      </w:pPr>
+      <w:r>
+        <w:rPr>
+          <w:rFonts w:ascii="Courier New" w:cs="Courier New" w:eastAsia="Courier New" w:hAnsi="Courier New"/>
+          <w:sz w:val="17"/>
+          <w:szCs w:val="17"/>
+        </w:rPr>
+        <w:t xml:space="preserve">            "flagged_boxes": flagged,</w:t>
+      </w:r>
+    </w:p>
+    <w:p>
+      <w:pPr>
+        <w:keepLines/>
+        <w:shd w:fill="F3F4F7" w:color="auto" w:val="clear"/>
+        <w:spacing w:after="0" w:before="0" w:line="240" w:lineRule="auto"/>
+      </w:pPr>
+      <w:r>
+        <w:rPr>
+          <w:rFonts w:ascii="Courier New" w:cs="Courier New" w:eastAsia="Courier New" w:hAnsi="Courier New"/>
+          <w:sz w:val="17"/>
+          <w:szCs w:val="17"/>
+        </w:rPr>
+        <w:t xml:space="preserve">            "flagged": int((zs &gt;= threshold).sum()) if len(zs) else 0,</w:t>
+      </w:r>
+    </w:p>
+    <w:p>
+      <w:pPr>
+        <w:keepLines/>
+        <w:shd w:fill="F3F4F7" w:color="auto" w:val="clear"/>
+        <w:spacing w:after="0" w:before="0" w:line="240" w:lineRule="auto"/>
+      </w:pPr>
+      <w:r>
+        <w:rPr>
+          <w:rFonts w:ascii="Courier New" w:cs="Courier New" w:eastAsia="Courier New" w:hAnsi="Courier New"/>
+          <w:sz w:val="17"/>
+          <w:szCs w:val="17"/>
+        </w:rPr>
+        <w:t xml:space="preserve">            "best_box": best,</w:t>
+      </w:r>
+    </w:p>
+    <w:p>
+      <w:pPr>
+        <w:keepLines/>
+        <w:shd w:fill="F3F4F7" w:color="auto" w:val="clear"/>
+        <w:spacing w:after="0" w:before="0" w:line="240" w:lineRule="auto"/>
+      </w:pPr>
+      <w:r>
+        <w:rPr>
+          <w:rFonts w:ascii="Courier New" w:cs="Courier New" w:eastAsia="Courier New" w:hAnsi="Courier New"/>
+          <w:sz w:val="17"/>
+          <w:szCs w:val="17"/>
+        </w:rPr>
+        <w:t xml:space="preserve">            "heat": heat,</w:t>
+      </w:r>
+    </w:p>
+    <w:p>
+      <w:pPr>
+        <w:keepLines/>
+        <w:shd w:fill="F3F4F7" w:color="auto" w:val="clear"/>
+        <w:spacing w:after="0" w:before="0" w:line="240" w:lineRule="auto"/>
+      </w:pPr>
+      <w:r>
+        <w:rPr>
+          <w:rFonts w:ascii="Courier New" w:cs="Courier New" w:eastAsia="Courier New" w:hAnsi="Courier New"/>
+          <w:sz w:val="17"/>
+          <w:szCs w:val="17"/>
+        </w:rPr>
+        <w:t xml:space="preserve">            "ela": np.clip(e * 12, 0, 255).astype(np.uint8),</w:t>
+      </w:r>
+    </w:p>
+    <w:p>
+      <w:pPr>
+        <w:keepLines/>
+        <w:shd w:fill="F3F4F7" w:color="auto" w:val="clear"/>
+        <w:spacing w:after="0" w:before="0" w:line="240" w:lineRule="auto"/>
+      </w:pPr>
+      <w:r>
+        <w:rPr>
+          <w:rFonts w:ascii="Courier New" w:cs="Courier New" w:eastAsia="Courier New" w:hAnsi="Courier New"/>
+          <w:sz w:val="17"/>
+          <w:szCs w:val="17"/>
+        </w:rPr>
+        <w:t xml:space="preserve">        }</w:t>
+      </w:r>
+    </w:p>
+    <w:p>
+      <w:pPr>
+        <w:spacing w:after="200"/>
+      </w:pPr>
+    </w:p>
+    <w:p>
+      <w:pPr>
+        <w:pStyle w:val="Heading3"/>
+        <w:keepNext/>
+        <w:spacing w:after="100" w:before="200" w:line="360" w:lineRule="auto"/>
+      </w:pPr>
+      <w:r>
+        <w:rPr>
+          <w:b/>
+          <w:bCs/>
+          <w:i w:val="false"/>
+          <w:iCs w:val="false"/>
+          <w:sz w:val="24"/>
+          <w:szCs w:val="24"/>
+        </w:rPr>
+        <w:t xml:space="preserve">5.1.3 EfficientNetV2B0-ELA and Grad-CAM Module (ela_cnn.py)</w:t>
+      </w:r>
+    </w:p>
+    <w:p>
+      <w:pPr>
+        <w:keepLines/>
+        <w:shd w:fill="F3F4F7" w:color="auto" w:val="clear"/>
+        <w:spacing w:after="0" w:before="0" w:line="240" w:lineRule="auto"/>
+      </w:pPr>
+      <w:r>
+        <w:rPr>
+          <w:rFonts w:ascii="Courier New" w:cs="Courier New" w:eastAsia="Courier New" w:hAnsi="Courier New"/>
+          <w:sz w:val="17"/>
+          <w:szCs w:val="17"/>
+        </w:rPr>
+        <w:t xml:space="preserve">"""EfficientNetV2B0 trained on ELA maps, run with ONNX Runtime (no TensorFlow needed).</w:t>
+      </w:r>
+    </w:p>
+    <w:p>
+      <w:pPr>
+        <w:keepLines/>
+        <w:shd w:fill="F3F4F7" w:color="auto" w:val="clear"/>
+        <w:spacing w:after="0" w:before="0" w:line="240" w:lineRule="auto"/>
+      </w:pPr>
+      <w:r>
+        <w:rPr>
+          <w:rFonts w:ascii="Courier New" w:cs="Courier New" w:eastAsia="Courier New" w:hAnsi="Courier New"/>
+          <w:sz w:val="17"/>
+          <w:szCs w:val="17"/>
+        </w:rPr>
+        <w:t xml:space="preserve"> </w:t>
+      </w:r>
+    </w:p>
+    <w:p>
+      <w:pPr>
+        <w:keepLines/>
+        <w:shd w:fill="F3F4F7" w:color="auto" w:val="clear"/>
+        <w:spacing w:after="0" w:before="0" w:line="240" w:lineRule="auto"/>
+      </w:pPr>
+      <w:r>
+        <w:rPr>
+          <w:rFonts w:ascii="Courier New" w:cs="Courier New" w:eastAsia="Courier New" w:hAnsi="Courier New"/>
+          <w:sz w:val="17"/>
+          <w:szCs w:val="17"/>
+        </w:rPr>
+        <w:t xml:space="preserve">models/ela_backbone.onnx  - EfficientNetV2B0 backbone: 224x224x3 ELA window -&gt; 7x7x1280 features</w:t>
+      </w:r>
+    </w:p>
+    <w:p>
+      <w:pPr>
+        <w:keepLines/>
+        <w:shd w:fill="F3F4F7" w:color="auto" w:val="clear"/>
+        <w:spacing w:after="0" w:before="0" w:line="240" w:lineRule="auto"/>
+      </w:pPr>
+      <w:r>
+        <w:rPr>
+          <w:rFonts w:ascii="Courier New" w:cs="Courier New" w:eastAsia="Courier New" w:hAnsi="Courier New"/>
+          <w:sz w:val="17"/>
+          <w:szCs w:val="17"/>
+        </w:rPr>
+        <w:t xml:space="preserve">models/ela_head.npz       - weights of the classification head (GAP, BatchNorm, Dense 128, Dense 1)</w:t>
+      </w:r>
+    </w:p>
+    <w:p>
+      <w:pPr>
+        <w:keepLines/>
+        <w:shd w:fill="F3F4F7" w:color="auto" w:val="clear"/>
+        <w:spacing w:after="0" w:before="0" w:line="240" w:lineRule="auto"/>
+      </w:pPr>
+      <w:r>
+        <w:rPr>
+          <w:rFonts w:ascii="Courier New" w:cs="Courier New" w:eastAsia="Courier New" w:hAnsi="Courier New"/>
+          <w:sz w:val="17"/>
+          <w:szCs w:val="17"/>
+        </w:rPr>
+        <w:t xml:space="preserve"> </w:t>
+      </w:r>
+    </w:p>
+    <w:p>
+      <w:pPr>
+        <w:keepLines/>
+        <w:shd w:fill="F3F4F7" w:color="auto" w:val="clear"/>
+        <w:spacing w:after="0" w:before="0" w:line="240" w:lineRule="auto"/>
+      </w:pPr>
+      <w:r>
+        <w:rPr>
+          <w:rFonts w:ascii="Courier New" w:cs="Courier New" w:eastAsia="Courier New" w:hAnsi="Courier New"/>
+          <w:sz w:val="17"/>
+          <w:szCs w:val="17"/>
+        </w:rPr>
+        <w:t xml:space="preserve">Because the head is small, the prediction and the Grad-CAM gradients are computed exactly</w:t>
+      </w:r>
+    </w:p>
+    <w:p>
+      <w:pPr>
+        <w:keepLines/>
+        <w:shd w:fill="F3F4F7" w:color="auto" w:val="clear"/>
+        <w:spacing w:after="0" w:before="0" w:line="240" w:lineRule="auto"/>
+      </w:pPr>
+      <w:r>
+        <w:rPr>
+          <w:rFonts w:ascii="Courier New" w:cs="Courier New" w:eastAsia="Courier New" w:hAnsi="Courier New"/>
+          <w:sz w:val="17"/>
+          <w:szCs w:val="17"/>
+        </w:rPr>
+        <w:t xml:space="preserve">with NumPy from the backbone features, as in Selvaraju et al. (2017).</w:t>
+      </w:r>
+    </w:p>
+    <w:p>
+      <w:pPr>
+        <w:keepLines/>
+        <w:shd w:fill="F3F4F7" w:color="auto" w:val="clear"/>
+        <w:spacing w:after="0" w:before="0" w:line="240" w:lineRule="auto"/>
+      </w:pPr>
+      <w:r>
+        <w:rPr>
+          <w:rFonts w:ascii="Courier New" w:cs="Courier New" w:eastAsia="Courier New" w:hAnsi="Courier New"/>
+          <w:sz w:val="17"/>
+          <w:szCs w:val="17"/>
+        </w:rPr>
+        <w:t xml:space="preserve">"""</w:t>
+      </w:r>
+    </w:p>
+    <w:p>
+      <w:pPr>
+        <w:keepLines/>
+        <w:shd w:fill="F3F4F7" w:color="auto" w:val="clear"/>
+        <w:spacing w:after="0" w:before="0" w:line="240" w:lineRule="auto"/>
+      </w:pPr>
+      <w:r>
+        <w:rPr>
+          <w:rFonts w:ascii="Courier New" w:cs="Courier New" w:eastAsia="Courier New" w:hAnsi="Courier New"/>
+          <w:sz w:val="17"/>
+          <w:szCs w:val="17"/>
+        </w:rPr>
+        <w:t xml:space="preserve">import os</w:t>
+      </w:r>
+    </w:p>
+    <w:p>
+      <w:pPr>
+        <w:keepLines/>
+        <w:shd w:fill="F3F4F7" w:color="auto" w:val="clear"/>
+        <w:spacing w:after="0" w:before="0" w:line="240" w:lineRule="auto"/>
+      </w:pPr>
+      <w:r>
+        <w:rPr>
+          <w:rFonts w:ascii="Courier New" w:cs="Courier New" w:eastAsia="Courier New" w:hAnsi="Courier New"/>
+          <w:sz w:val="17"/>
+          <w:szCs w:val="17"/>
+        </w:rPr>
+        <w:t xml:space="preserve"> </w:t>
+      </w:r>
+    </w:p>
+    <w:p>
+      <w:pPr>
+        <w:keepLines/>
+        <w:shd w:fill="F3F4F7" w:color="auto" w:val="clear"/>
+        <w:spacing w:after="0" w:before="0" w:line="240" w:lineRule="auto"/>
+      </w:pPr>
+      <w:r>
+        <w:rPr>
+          <w:rFonts w:ascii="Courier New" w:cs="Courier New" w:eastAsia="Courier New" w:hAnsi="Courier New"/>
+          <w:sz w:val="17"/>
+          <w:szCs w:val="17"/>
+        </w:rPr>
+        <w:t xml:space="preserve">import numpy as np</w:t>
+      </w:r>
+    </w:p>
+    <w:p>
+      <w:pPr>
+        <w:keepLines/>
+        <w:shd w:fill="F3F4F7" w:color="auto" w:val="clear"/>
+        <w:spacing w:after="0" w:before="0" w:line="240" w:lineRule="auto"/>
+      </w:pPr>
+      <w:r>
+        <w:rPr>
+          <w:rFonts w:ascii="Courier New" w:cs="Courier New" w:eastAsia="Courier New" w:hAnsi="Courier New"/>
+          <w:sz w:val="17"/>
+          <w:szCs w:val="17"/>
+        </w:rPr>
+        <w:t xml:space="preserve">from PIL import Image</w:t>
+      </w:r>
+    </w:p>
+    <w:p>
+      <w:pPr>
+        <w:keepLines/>
+        <w:shd w:fill="F3F4F7" w:color="auto" w:val="clear"/>
+        <w:spacing w:after="0" w:before="0" w:line="240" w:lineRule="auto"/>
+      </w:pPr>
+      <w:r>
+        <w:rPr>
+          <w:rFonts w:ascii="Courier New" w:cs="Courier New" w:eastAsia="Courier New" w:hAnsi="Courier New"/>
+          <w:sz w:val="17"/>
+          <w:szCs w:val="17"/>
+        </w:rPr>
+        <w:t xml:space="preserve"> </w:t>
+      </w:r>
+    </w:p>
+    <w:p>
+      <w:pPr>
+        <w:keepLines/>
+        <w:shd w:fill="F3F4F7" w:color="auto" w:val="clear"/>
+        <w:spacing w:after="0" w:before="0" w:line="240" w:lineRule="auto"/>
+      </w:pPr>
+      <w:r>
+        <w:rPr>
+          <w:rFonts w:ascii="Courier New" w:cs="Courier New" w:eastAsia="Courier New" w:hAnsi="Courier New"/>
+          <w:sz w:val="17"/>
+          <w:szCs w:val="17"/>
+        </w:rPr>
+        <w:t xml:space="preserve">BASE_DIR = os.path.dirname(os.path.abspath(__file__))</w:t>
+      </w:r>
+    </w:p>
+    <w:p>
+      <w:pPr>
+        <w:keepLines/>
+        <w:shd w:fill="F3F4F7" w:color="auto" w:val="clear"/>
+        <w:spacing w:after="0" w:before="0" w:line="240" w:lineRule="auto"/>
+      </w:pPr>
+      <w:r>
+        <w:rPr>
+          <w:rFonts w:ascii="Courier New" w:cs="Courier New" w:eastAsia="Courier New" w:hAnsi="Courier New"/>
+          <w:sz w:val="17"/>
+          <w:szCs w:val="17"/>
+        </w:rPr>
+        <w:t xml:space="preserve">BACKBONE = os.path.join(BASE_DIR, "models", "ela_backbone.onnx")</w:t>
+      </w:r>
+    </w:p>
+    <w:p>
+      <w:pPr>
+        <w:keepLines/>
+        <w:shd w:fill="F3F4F7" w:color="auto" w:val="clear"/>
+        <w:spacing w:after="0" w:before="0" w:line="240" w:lineRule="auto"/>
+      </w:pPr>
+      <w:r>
+        <w:rPr>
+          <w:rFonts w:ascii="Courier New" w:cs="Courier New" w:eastAsia="Courier New" w:hAnsi="Courier New"/>
+          <w:sz w:val="17"/>
+          <w:szCs w:val="17"/>
+        </w:rPr>
+        <w:t xml:space="preserve">HEAD = os.path.join(BASE_DIR, "models", "ela_head.npz")</w:t>
+      </w:r>
+    </w:p>
+    <w:p>
+      <w:pPr>
+        <w:keepLines/>
+        <w:shd w:fill="F3F4F7" w:color="auto" w:val="clear"/>
+        <w:spacing w:after="0" w:before="0" w:line="240" w:lineRule="auto"/>
+      </w:pPr>
+      <w:r>
+        <w:rPr>
+          <w:rFonts w:ascii="Courier New" w:cs="Courier New" w:eastAsia="Courier New" w:hAnsi="Courier New"/>
+          <w:sz w:val="17"/>
+          <w:szCs w:val="17"/>
+        </w:rPr>
+        <w:t xml:space="preserve">SIZE = 224</w:t>
+      </w:r>
+    </w:p>
+    <w:p>
+      <w:pPr>
+        <w:keepLines/>
+        <w:shd w:fill="F3F4F7" w:color="auto" w:val="clear"/>
+        <w:spacing w:after="0" w:before="0" w:line="240" w:lineRule="auto"/>
+      </w:pPr>
+      <w:r>
+        <w:rPr>
+          <w:rFonts w:ascii="Courier New" w:cs="Courier New" w:eastAsia="Courier New" w:hAnsi="Courier New"/>
+          <w:sz w:val="17"/>
+          <w:szCs w:val="17"/>
+        </w:rPr>
+        <w:t xml:space="preserve"> </w:t>
+      </w:r>
+    </w:p>
+    <w:p>
+      <w:pPr>
+        <w:keepLines/>
+        <w:shd w:fill="F3F4F7" w:color="auto" w:val="clear"/>
+        <w:spacing w:after="0" w:before="0" w:line="240" w:lineRule="auto"/>
+      </w:pPr>
+      <w:r>
+        <w:rPr>
+          <w:rFonts w:ascii="Courier New" w:cs="Courier New" w:eastAsia="Courier New" w:hAnsi="Courier New"/>
+          <w:sz w:val="17"/>
+          <w:szCs w:val="17"/>
+        </w:rPr>
+        <w:t xml:space="preserve">class ELACNN:</w:t>
+      </w:r>
+    </w:p>
+    <w:p>
+      <w:pPr>
+        <w:keepLines/>
+        <w:shd w:fill="F3F4F7" w:color="auto" w:val="clear"/>
+        <w:spacing w:after="0" w:before="0" w:line="240" w:lineRule="auto"/>
+      </w:pPr>
+      <w:r>
+        <w:rPr>
+          <w:rFonts w:ascii="Courier New" w:cs="Courier New" w:eastAsia="Courier New" w:hAnsi="Courier New"/>
+          <w:sz w:val="17"/>
+          <w:szCs w:val="17"/>
+        </w:rPr>
+        <w:t xml:space="preserve">    def __init__(self):</w:t>
+      </w:r>
+    </w:p>
+    <w:p>
+      <w:pPr>
+        <w:keepLines/>
+        <w:shd w:fill="F3F4F7" w:color="auto" w:val="clear"/>
+        <w:spacing w:after="0" w:before="0" w:line="240" w:lineRule="auto"/>
+      </w:pPr>
+      <w:r>
+        <w:rPr>
+          <w:rFonts w:ascii="Courier New" w:cs="Courier New" w:eastAsia="Courier New" w:hAnsi="Courier New"/>
+          <w:sz w:val="17"/>
+          <w:szCs w:val="17"/>
+        </w:rPr>
+        <w:t xml:space="preserve">        import onnxruntime as ort</w:t>
+      </w:r>
+    </w:p>
+    <w:p>
+      <w:pPr>
+        <w:keepLines/>
+        <w:shd w:fill="F3F4F7" w:color="auto" w:val="clear"/>
+        <w:spacing w:after="0" w:before="0" w:line="240" w:lineRule="auto"/>
+      </w:pPr>
+      <w:r>
+        <w:rPr>
+          <w:rFonts w:ascii="Courier New" w:cs="Courier New" w:eastAsia="Courier New" w:hAnsi="Courier New"/>
+          <w:sz w:val="17"/>
+          <w:szCs w:val="17"/>
+        </w:rPr>
+        <w:t xml:space="preserve">        if not (os.path.exists(BACKBONE) and os.path.exists(HEAD)):</w:t>
+      </w:r>
+    </w:p>
+    <w:p>
+      <w:pPr>
+        <w:keepLines/>
+        <w:shd w:fill="F3F4F7" w:color="auto" w:val="clear"/>
+        <w:spacing w:after="0" w:before="0" w:line="240" w:lineRule="auto"/>
+      </w:pPr>
+      <w:r>
+        <w:rPr>
+          <w:rFonts w:ascii="Courier New" w:cs="Courier New" w:eastAsia="Courier New" w:hAnsi="Courier New"/>
+          <w:sz w:val="17"/>
+          <w:szCs w:val="17"/>
+        </w:rPr>
+        <w:t xml:space="preserve">            raise FileNotFoundError("ELA model files not found")</w:t>
+      </w:r>
+    </w:p>
+    <w:p>
+      <w:pPr>
+        <w:keepLines/>
+        <w:shd w:fill="F3F4F7" w:color="auto" w:val="clear"/>
+        <w:spacing w:after="0" w:before="0" w:line="240" w:lineRule="auto"/>
+      </w:pPr>
+      <w:r>
+        <w:rPr>
+          <w:rFonts w:ascii="Courier New" w:cs="Courier New" w:eastAsia="Courier New" w:hAnsi="Courier New"/>
+          <w:sz w:val="17"/>
+          <w:szCs w:val="17"/>
+        </w:rPr>
+        <w:t xml:space="preserve">        self.session = ort.InferenceSession(BACKBONE, providers=["CPUExecutionProvider"])</w:t>
+      </w:r>
+    </w:p>
+    <w:p>
+      <w:pPr>
+        <w:keepLines/>
+        <w:shd w:fill="F3F4F7" w:color="auto" w:val="clear"/>
+        <w:spacing w:after="0" w:before="0" w:line="240" w:lineRule="auto"/>
+      </w:pPr>
+      <w:r>
+        <w:rPr>
+          <w:rFonts w:ascii="Courier New" w:cs="Courier New" w:eastAsia="Courier New" w:hAnsi="Courier New"/>
+          <w:sz w:val="17"/>
+          <w:szCs w:val="17"/>
+        </w:rPr>
+        <w:t xml:space="preserve">        self.input_name = self.session.get_inputs()[0].name</w:t>
+      </w:r>
+    </w:p>
+    <w:p>
+      <w:pPr>
+        <w:keepLines/>
+        <w:shd w:fill="F3F4F7" w:color="auto" w:val="clear"/>
+        <w:spacing w:after="0" w:before="0" w:line="240" w:lineRule="auto"/>
+      </w:pPr>
+      <w:r>
+        <w:rPr>
+          <w:rFonts w:ascii="Courier New" w:cs="Courier New" w:eastAsia="Courier New" w:hAnsi="Courier New"/>
+          <w:sz w:val="17"/>
+          <w:szCs w:val="17"/>
+        </w:rPr>
+        <w:t xml:space="preserve">        w = np.load(HEAD)</w:t>
+      </w:r>
+    </w:p>
+    <w:p>
+      <w:pPr>
+        <w:keepLines/>
+        <w:shd w:fill="F3F4F7" w:color="auto" w:val="clear"/>
+        <w:spacing w:after="0" w:before="0" w:line="240" w:lineRule="auto"/>
+      </w:pPr>
+      <w:r>
+        <w:rPr>
+          <w:rFonts w:ascii="Courier New" w:cs="Courier New" w:eastAsia="Courier New" w:hAnsi="Courier New"/>
+          <w:sz w:val="17"/>
+          <w:szCs w:val="17"/>
+        </w:rPr>
+        <w:t xml:space="preserve">        self.bn_scale = w["gamma"] / np.sqrt(w["var"] + w["eps"])</w:t>
+      </w:r>
+    </w:p>
+    <w:p>
+      <w:pPr>
+        <w:keepLines/>
+        <w:shd w:fill="F3F4F7" w:color="auto" w:val="clear"/>
+        <w:spacing w:after="0" w:before="0" w:line="240" w:lineRule="auto"/>
+      </w:pPr>
+      <w:r>
+        <w:rPr>
+          <w:rFonts w:ascii="Courier New" w:cs="Courier New" w:eastAsia="Courier New" w:hAnsi="Courier New"/>
+          <w:sz w:val="17"/>
+          <w:szCs w:val="17"/>
+        </w:rPr>
+        <w:t xml:space="preserve">        self.bn_shift = w["beta"] - w["mean"] * self.bn_scale</w:t>
+      </w:r>
+    </w:p>
+    <w:p>
+      <w:pPr>
+        <w:keepLines/>
+        <w:shd w:fill="F3F4F7" w:color="auto" w:val="clear"/>
+        <w:spacing w:after="0" w:before="0" w:line="240" w:lineRule="auto"/>
+      </w:pPr>
+      <w:r>
+        <w:rPr>
+          <w:rFonts w:ascii="Courier New" w:cs="Courier New" w:eastAsia="Courier New" w:hAnsi="Courier New"/>
+          <w:sz w:val="17"/>
+          <w:szCs w:val="17"/>
+        </w:rPr>
+        <w:t xml:space="preserve">        self.w1, self.b1, self.w2, self.b2 = w["w1"], w["b1"], w["w2"][:, 0], float(w["b2"][0])</w:t>
+      </w:r>
+    </w:p>
+    <w:p>
+      <w:pPr>
+        <w:keepLines/>
+        <w:shd w:fill="F3F4F7" w:color="auto" w:val="clear"/>
+        <w:spacing w:after="0" w:before="0" w:line="240" w:lineRule="auto"/>
+      </w:pPr>
+      <w:r>
+        <w:rPr>
+          <w:rFonts w:ascii="Courier New" w:cs="Courier New" w:eastAsia="Courier New" w:hAnsi="Courier New"/>
+          <w:sz w:val="17"/>
+          <w:szCs w:val="17"/>
+        </w:rPr>
+        <w:t xml:space="preserve"> </w:t>
+      </w:r>
+    </w:p>
+    <w:p>
+      <w:pPr>
+        <w:keepLines/>
+        <w:shd w:fill="F3F4F7" w:color="auto" w:val="clear"/>
+        <w:spacing w:after="0" w:before="0" w:line="240" w:lineRule="auto"/>
+      </w:pPr>
+      <w:r>
+        <w:rPr>
+          <w:rFonts w:ascii="Courier New" w:cs="Courier New" w:eastAsia="Courier New" w:hAnsi="Courier New"/>
+          <w:sz w:val="17"/>
+          <w:szCs w:val="17"/>
+        </w:rPr>
         <w:t xml:space="preserve">    @staticmethod</w:t>
       </w:r>
     </w:p>
@@ -22359,67 +23507,82 @@
           <w:sz w:val="17"/>
           <w:szCs w:val="17"/>
         </w:rPr>
-        <w:t xml:space="preserve">    def positions(length):</w:t>
-      </w:r>
-    </w:p>
-    <w:p>
-      <w:pPr>
-        <w:keepLines/>
-        <w:shd w:fill="F3F4F7" w:color="auto" w:val="clear"/>
-        <w:spacing w:after="0" w:before="0" w:line="240" w:lineRule="auto"/>
-      </w:pPr>
-      <w:r>
-        <w:rPr>
-          <w:rFonts w:ascii="Courier New" w:cs="Courier New" w:eastAsia="Courier New" w:hAnsi="Courier New"/>
-          <w:sz w:val="17"/>
-          <w:szCs w:val="17"/>
-        </w:rPr>
-        <w:t xml:space="preserve">        starts = list(range(0, length - WINDOW + 1, STRIDE))</w:t>
-      </w:r>
-    </w:p>
-    <w:p>
-      <w:pPr>
-        <w:keepLines/>
-        <w:shd w:fill="F3F4F7" w:color="auto" w:val="clear"/>
-        <w:spacing w:after="0" w:before="0" w:line="240" w:lineRule="auto"/>
-      </w:pPr>
-      <w:r>
-        <w:rPr>
-          <w:rFonts w:ascii="Courier New" w:cs="Courier New" w:eastAsia="Courier New" w:hAnsi="Courier New"/>
-          <w:sz w:val="17"/>
-          <w:szCs w:val="17"/>
-        </w:rPr>
-        <w:t xml:space="preserve">        if starts[-1] != length - WINDOW:</w:t>
-      </w:r>
-    </w:p>
-    <w:p>
-      <w:pPr>
-        <w:keepLines/>
-        <w:shd w:fill="F3F4F7" w:color="auto" w:val="clear"/>
-        <w:spacing w:after="0" w:before="0" w:line="240" w:lineRule="auto"/>
-      </w:pPr>
-      <w:r>
-        <w:rPr>
-          <w:rFonts w:ascii="Courier New" w:cs="Courier New" w:eastAsia="Courier New" w:hAnsi="Courier New"/>
-          <w:sz w:val="17"/>
-          <w:szCs w:val="17"/>
-        </w:rPr>
-        <w:t xml:space="preserve">            starts.append(length - WINDOW)</w:t>
-      </w:r>
-    </w:p>
-    <w:p>
-      <w:pPr>
-        <w:keepLines/>
-        <w:shd w:fill="F3F4F7" w:color="auto" w:val="clear"/>
-        <w:spacing w:after="0" w:before="0" w:line="240" w:lineRule="auto"/>
-      </w:pPr>
-      <w:r>
-        <w:rPr>
-          <w:rFonts w:ascii="Courier New" w:cs="Courier New" w:eastAsia="Courier New" w:hAnsi="Courier New"/>
-          <w:sz w:val="17"/>
-          <w:szCs w:val="17"/>
-        </w:rPr>
-        <w:t xml:space="preserve">        return starts</w:t>
+        <w:t xml:space="preserve">    def window_around(box, size):</w:t>
+      </w:r>
+    </w:p>
+    <w:p>
+      <w:pPr>
+        <w:keepLines/>
+        <w:shd w:fill="F3F4F7" w:color="auto" w:val="clear"/>
+        <w:spacing w:after="0" w:before="0" w:line="240" w:lineRule="auto"/>
+      </w:pPr>
+      <w:r>
+        <w:rPr>
+          <w:rFonts w:ascii="Courier New" w:cs="Courier New" w:eastAsia="Courier New" w:hAnsi="Courier New"/>
+          <w:sz w:val="17"/>
+          <w:szCs w:val="17"/>
+        </w:rPr>
+        <w:t xml:space="preserve">        """224 x 224 window centred on a (smaller) box, kept inside the page."""</w:t>
+      </w:r>
+    </w:p>
+    <w:p>
+      <w:pPr>
+        <w:keepLines/>
+        <w:shd w:fill="F3F4F7" w:color="auto" w:val="clear"/>
+        <w:spacing w:after="0" w:before="0" w:line="240" w:lineRule="auto"/>
+      </w:pPr>
+      <w:r>
+        <w:rPr>
+          <w:rFonts w:ascii="Courier New" w:cs="Courier New" w:eastAsia="Courier New" w:hAnsi="Courier New"/>
+          <w:sz w:val="17"/>
+          <w:szCs w:val="17"/>
+        </w:rPr>
+        <w:t xml:space="preserve">        cx, cy = (box[0] + box[2]) // 2, (box[1] + box[3]) // 2</w:t>
+      </w:r>
+    </w:p>
+    <w:p>
+      <w:pPr>
+        <w:keepLines/>
+        <w:shd w:fill="F3F4F7" w:color="auto" w:val="clear"/>
+        <w:spacing w:after="0" w:before="0" w:line="240" w:lineRule="auto"/>
+      </w:pPr>
+      <w:r>
+        <w:rPr>
+          <w:rFonts w:ascii="Courier New" w:cs="Courier New" w:eastAsia="Courier New" w:hAnsi="Courier New"/>
+          <w:sz w:val="17"/>
+          <w:szCs w:val="17"/>
+        </w:rPr>
+        <w:t xml:space="preserve">        x1 = int(min(max(0, cx - SIZE // 2), max(0, size[0] - SIZE)))</w:t>
+      </w:r>
+    </w:p>
+    <w:p>
+      <w:pPr>
+        <w:keepLines/>
+        <w:shd w:fill="F3F4F7" w:color="auto" w:val="clear"/>
+        <w:spacing w:after="0" w:before="0" w:line="240" w:lineRule="auto"/>
+      </w:pPr>
+      <w:r>
+        <w:rPr>
+          <w:rFonts w:ascii="Courier New" w:cs="Courier New" w:eastAsia="Courier New" w:hAnsi="Courier New"/>
+          <w:sz w:val="17"/>
+          <w:szCs w:val="17"/>
+        </w:rPr>
+        <w:t xml:space="preserve">        y1 = int(min(max(0, cy - SIZE // 2), max(0, size[1] - SIZE)))</w:t>
+      </w:r>
+    </w:p>
+    <w:p>
+      <w:pPr>
+        <w:keepLines/>
+        <w:shd w:fill="F3F4F7" w:color="auto" w:val="clear"/>
+        <w:spacing w:after="0" w:before="0" w:line="240" w:lineRule="auto"/>
+      </w:pPr>
+      <w:r>
+        <w:rPr>
+          <w:rFonts w:ascii="Courier New" w:cs="Courier New" w:eastAsia="Courier New" w:hAnsi="Courier New"/>
+          <w:sz w:val="17"/>
+          <w:szCs w:val="17"/>
+        </w:rPr>
+        <w:t xml:space="preserve">        return x1, y1, x1 + SIZE, y1 + SIZE</w:t>
       </w:r>
     </w:p>
     <w:p>
@@ -22449,892 +23612,247 @@
           <w:sz w:val="17"/>
           <w:szCs w:val="17"/>
         </w:rPr>
-        <w:t xml:space="preserve">    @staticmethod</w:t>
-      </w:r>
-    </w:p>
-    <w:p>
-      <w:pPr>
-        <w:keepLines/>
-        <w:shd w:fill="F3F4F7" w:color="auto" w:val="clear"/>
-        <w:spacing w:after="0" w:before="0" w:line="240" w:lineRule="auto"/>
-      </w:pPr>
-      <w:r>
-        <w:rPr>
-          <w:rFonts w:ascii="Courier New" w:cs="Courier New" w:eastAsia="Courier New" w:hAnsi="Courier New"/>
-          <w:sz w:val="17"/>
-          <w:szCs w:val="17"/>
-        </w:rPr>
-        <w:t xml:space="preserve">    def model_input(image):</w:t>
-      </w:r>
-    </w:p>
-    <w:p>
-      <w:pPr>
-        <w:keepLines/>
-        <w:shd w:fill="F3F4F7" w:color="auto" w:val="clear"/>
-        <w:spacing w:after="0" w:before="0" w:line="240" w:lineRule="auto"/>
-      </w:pPr>
-      <w:r>
-        <w:rPr>
-          <w:rFonts w:ascii="Courier New" w:cs="Courier New" w:eastAsia="Courier New" w:hAnsi="Courier New"/>
-          <w:sz w:val="17"/>
-          <w:szCs w:val="17"/>
-        </w:rPr>
-        <w:t xml:space="preserve">        """The training receipts are black-and-white scans, so every document is</w:t>
-      </w:r>
-    </w:p>
-    <w:p>
-      <w:pPr>
-        <w:keepLines/>
-        <w:shd w:fill="F3F4F7" w:color="auto" w:val="clear"/>
-        <w:spacing w:after="0" w:before="0" w:line="240" w:lineRule="auto"/>
-      </w:pPr>
-      <w:r>
-        <w:rPr>
-          <w:rFonts w:ascii="Courier New" w:cs="Courier New" w:eastAsia="Courier New" w:hAnsi="Courier New"/>
-          <w:sz w:val="17"/>
-          <w:szCs w:val="17"/>
-        </w:rPr>
-        <w:t xml:space="preserve">        analysed in grey-scale (3 identical channels) to match them."""</w:t>
-      </w:r>
-    </w:p>
-    <w:p>
-      <w:pPr>
-        <w:keepLines/>
-        <w:shd w:fill="F3F4F7" w:color="auto" w:val="clear"/>
-        <w:spacing w:after="0" w:before="0" w:line="240" w:lineRule="auto"/>
-      </w:pPr>
-      <w:r>
-        <w:rPr>
-          <w:rFonts w:ascii="Courier New" w:cs="Courier New" w:eastAsia="Courier New" w:hAnsi="Courier New"/>
-          <w:sz w:val="17"/>
-          <w:szCs w:val="17"/>
-        </w:rPr>
-        <w:t xml:space="preserve">        grey = np.asarray(image.convert("L"), dtype=np.float32)</w:t>
-      </w:r>
-    </w:p>
-    <w:p>
-      <w:pPr>
-        <w:keepLines/>
-        <w:shd w:fill="F3F4F7" w:color="auto" w:val="clear"/>
-        <w:spacing w:after="0" w:before="0" w:line="240" w:lineRule="auto"/>
-      </w:pPr>
-      <w:r>
-        <w:rPr>
-          <w:rFonts w:ascii="Courier New" w:cs="Courier New" w:eastAsia="Courier New" w:hAnsi="Courier New"/>
-          <w:sz w:val="17"/>
-          <w:szCs w:val="17"/>
-        </w:rPr>
-        <w:t xml:space="preserve">        return np.repeat(grey[:, :, None], 3, axis=2)</w:t>
-      </w:r>
-    </w:p>
-    <w:p>
-      <w:pPr>
-        <w:keepLines/>
-        <w:shd w:fill="F3F4F7" w:color="auto" w:val="clear"/>
-        <w:spacing w:after="0" w:before="0" w:line="240" w:lineRule="auto"/>
-      </w:pPr>
-      <w:r>
-        <w:rPr>
-          <w:rFonts w:ascii="Courier New" w:cs="Courier New" w:eastAsia="Courier New" w:hAnsi="Courier New"/>
-          <w:sz w:val="17"/>
-          <w:szCs w:val="17"/>
-        </w:rPr>
-        <w:t xml:space="preserve"> </w:t>
-      </w:r>
-    </w:p>
-    <w:p>
-      <w:pPr>
-        <w:keepLines/>
-        <w:shd w:fill="F3F4F7" w:color="auto" w:val="clear"/>
-        <w:spacing w:after="0" w:before="0" w:line="240" w:lineRule="auto"/>
-      </w:pPr>
-      <w:r>
-        <w:rPr>
-          <w:rFonts w:ascii="Courier New" w:cs="Courier New" w:eastAsia="Courier New" w:hAnsi="Courier New"/>
-          <w:sz w:val="17"/>
-          <w:szCs w:val="17"/>
-        </w:rPr>
-        <w:t xml:space="preserve">    def windows(self, image):</w:t>
-      </w:r>
-    </w:p>
-    <w:p>
-      <w:pPr>
-        <w:keepLines/>
-        <w:shd w:fill="F3F4F7" w:color="auto" w:val="clear"/>
-        <w:spacing w:after="0" w:before="0" w:line="240" w:lineRule="auto"/>
-      </w:pPr>
-      <w:r>
-        <w:rPr>
-          <w:rFonts w:ascii="Courier New" w:cs="Courier New" w:eastAsia="Courier New" w:hAnsi="Courier New"/>
-          <w:sz w:val="17"/>
-          <w:szCs w:val="17"/>
-        </w:rPr>
-        <w:t xml:space="preserve">        array = self.model_input(image)</w:t>
-      </w:r>
-    </w:p>
-    <w:p>
-      <w:pPr>
-        <w:keepLines/>
-        <w:shd w:fill="F3F4F7" w:color="auto" w:val="clear"/>
-        <w:spacing w:after="0" w:before="0" w:line="240" w:lineRule="auto"/>
-      </w:pPr>
-      <w:r>
-        <w:rPr>
-          <w:rFonts w:ascii="Courier New" w:cs="Courier New" w:eastAsia="Courier New" w:hAnsi="Courier New"/>
-          <w:sz w:val="17"/>
-          <w:szCs w:val="17"/>
-        </w:rPr>
-        <w:t xml:space="preserve">        grey = array[:, :, 0]</w:t>
-      </w:r>
-    </w:p>
-    <w:p>
-      <w:pPr>
-        <w:keepLines/>
-        <w:shd w:fill="F3F4F7" w:color="auto" w:val="clear"/>
-        <w:spacing w:after="0" w:before="0" w:line="240" w:lineRule="auto"/>
-      </w:pPr>
-      <w:r>
-        <w:rPr>
-          <w:rFonts w:ascii="Courier New" w:cs="Courier New" w:eastAsia="Courier New" w:hAnsi="Courier New"/>
-          <w:sz w:val="17"/>
-          <w:szCs w:val="17"/>
-        </w:rPr>
-        <w:t xml:space="preserve">        saturation = np.asarray(image.convert("HSV"), dtype=np.float32)[:, :, 1]</w:t>
-      </w:r>
-    </w:p>
-    <w:p>
-      <w:pPr>
-        <w:keepLines/>
-        <w:shd w:fill="F3F4F7" w:color="auto" w:val="clear"/>
-        <w:spacing w:after="0" w:before="0" w:line="240" w:lineRule="auto"/>
-      </w:pPr>
-      <w:r>
-        <w:rPr>
-          <w:rFonts w:ascii="Courier New" w:cs="Courier New" w:eastAsia="Courier New" w:hAnsi="Courier New"/>
-          <w:sz w:val="17"/>
-          <w:szCs w:val="17"/>
-        </w:rPr>
-        <w:t xml:space="preserve">        boxes, crops = [], []</w:t>
-      </w:r>
-    </w:p>
-    <w:p>
-      <w:pPr>
-        <w:keepLines/>
-        <w:shd w:fill="F3F4F7" w:color="auto" w:val="clear"/>
-        <w:spacing w:after="0" w:before="0" w:line="240" w:lineRule="auto"/>
-      </w:pPr>
-      <w:r>
-        <w:rPr>
-          <w:rFonts w:ascii="Courier New" w:cs="Courier New" w:eastAsia="Courier New" w:hAnsi="Courier New"/>
-          <w:sz w:val="17"/>
-          <w:szCs w:val="17"/>
-        </w:rPr>
-        <w:t xml:space="preserve">        content = colour = 0</w:t>
-      </w:r>
-    </w:p>
-    <w:p>
-      <w:pPr>
-        <w:keepLines/>
-        <w:shd w:fill="F3F4F7" w:color="auto" w:val="clear"/>
-        <w:spacing w:after="0" w:before="0" w:line="240" w:lineRule="auto"/>
-      </w:pPr>
-      <w:r>
-        <w:rPr>
-          <w:rFonts w:ascii="Courier New" w:cs="Courier New" w:eastAsia="Courier New" w:hAnsi="Courier New"/>
-          <w:sz w:val="17"/>
-          <w:szCs w:val="17"/>
-        </w:rPr>
-        <w:t xml:space="preserve">        for y in self.positions(image.height):</w:t>
-      </w:r>
-    </w:p>
-    <w:p>
-      <w:pPr>
-        <w:keepLines/>
-        <w:shd w:fill="F3F4F7" w:color="auto" w:val="clear"/>
-        <w:spacing w:after="0" w:before="0" w:line="240" w:lineRule="auto"/>
-      </w:pPr>
-      <w:r>
-        <w:rPr>
-          <w:rFonts w:ascii="Courier New" w:cs="Courier New" w:eastAsia="Courier New" w:hAnsi="Courier New"/>
-          <w:sz w:val="17"/>
-          <w:szCs w:val="17"/>
-        </w:rPr>
-        <w:t xml:space="preserve">            for x in self.positions(image.width):</w:t>
-      </w:r>
-    </w:p>
-    <w:p>
-      <w:pPr>
-        <w:keepLines/>
-        <w:shd w:fill="F3F4F7" w:color="auto" w:val="clear"/>
-        <w:spacing w:after="0" w:before="0" w:line="240" w:lineRule="auto"/>
-      </w:pPr>
-      <w:r>
-        <w:rPr>
-          <w:rFonts w:ascii="Courier New" w:cs="Courier New" w:eastAsia="Courier New" w:hAnsi="Courier New"/>
-          <w:sz w:val="17"/>
-          <w:szCs w:val="17"/>
-        </w:rPr>
-        <w:t xml:space="preserve">                if grey[y:y + WINDOW, x:x + WINDOW].std() &lt; MIN_PIXEL_STD:</w:t>
-      </w:r>
-    </w:p>
-    <w:p>
-      <w:pPr>
-        <w:keepLines/>
-        <w:shd w:fill="F3F4F7" w:color="auto" w:val="clear"/>
-        <w:spacing w:after="0" w:before="0" w:line="240" w:lineRule="auto"/>
-      </w:pPr>
-      <w:r>
-        <w:rPr>
-          <w:rFonts w:ascii="Courier New" w:cs="Courier New" w:eastAsia="Courier New" w:hAnsi="Courier New"/>
-          <w:sz w:val="17"/>
-          <w:szCs w:val="17"/>
-        </w:rPr>
-        <w:t xml:space="preserve">                    continue                                 # blank paper</w:t>
-      </w:r>
-    </w:p>
-    <w:p>
-      <w:pPr>
-        <w:keepLines/>
-        <w:shd w:fill="F3F4F7" w:color="auto" w:val="clear"/>
-        <w:spacing w:after="0" w:before="0" w:line="240" w:lineRule="auto"/>
-      </w:pPr>
-      <w:r>
-        <w:rPr>
-          <w:rFonts w:ascii="Courier New" w:cs="Courier New" w:eastAsia="Courier New" w:hAnsi="Courier New"/>
-          <w:sz w:val="17"/>
-          <w:szCs w:val="17"/>
-        </w:rPr>
-        <w:t xml:space="preserve">                content += 1</w:t>
-      </w:r>
-    </w:p>
-    <w:p>
-      <w:pPr>
-        <w:keepLines/>
-        <w:shd w:fill="F3F4F7" w:color="auto" w:val="clear"/>
-        <w:spacing w:after="0" w:before="0" w:line="240" w:lineRule="auto"/>
-      </w:pPr>
-      <w:r>
-        <w:rPr>
-          <w:rFonts w:ascii="Courier New" w:cs="Courier New" w:eastAsia="Courier New" w:hAnsi="Courier New"/>
-          <w:sz w:val="17"/>
-          <w:szCs w:val="17"/>
-        </w:rPr>
-        <w:t xml:space="preserve">                if saturation[y:y + WINDOW, x:x + WINDOW].mean() &gt; MAX_WINDOW_SATURATION:</w:t>
-      </w:r>
-    </w:p>
-    <w:p>
-      <w:pPr>
-        <w:keepLines/>
-        <w:shd w:fill="F3F4F7" w:color="auto" w:val="clear"/>
-        <w:spacing w:after="0" w:before="0" w:line="240" w:lineRule="auto"/>
-      </w:pPr>
-      <w:r>
-        <w:rPr>
-          <w:rFonts w:ascii="Courier New" w:cs="Courier New" w:eastAsia="Courier New" w:hAnsi="Courier New"/>
-          <w:sz w:val="17"/>
-          <w:szCs w:val="17"/>
-        </w:rPr>
-        <w:t xml:space="preserve">                    colour += 1                              # coloured graphic, never seen in training</w:t>
-      </w:r>
-    </w:p>
-    <w:p>
-      <w:pPr>
-        <w:keepLines/>
-        <w:shd w:fill="F3F4F7" w:color="auto" w:val="clear"/>
-        <w:spacing w:after="0" w:before="0" w:line="240" w:lineRule="auto"/>
-      </w:pPr>
-      <w:r>
-        <w:rPr>
-          <w:rFonts w:ascii="Courier New" w:cs="Courier New" w:eastAsia="Courier New" w:hAnsi="Courier New"/>
-          <w:sz w:val="17"/>
-          <w:szCs w:val="17"/>
-        </w:rPr>
-        <w:t xml:space="preserve">                    continue</w:t>
-      </w:r>
-    </w:p>
-    <w:p>
-      <w:pPr>
-        <w:keepLines/>
-        <w:shd w:fill="F3F4F7" w:color="auto" w:val="clear"/>
-        <w:spacing w:after="0" w:before="0" w:line="240" w:lineRule="auto"/>
-      </w:pPr>
-      <w:r>
-        <w:rPr>
-          <w:rFonts w:ascii="Courier New" w:cs="Courier New" w:eastAsia="Courier New" w:hAnsi="Courier New"/>
-          <w:sz w:val="17"/>
-          <w:szCs w:val="17"/>
-        </w:rPr>
-        <w:t xml:space="preserve">                boxes.append((x, y, x + WINDOW, y + WINDOW))</w:t>
-      </w:r>
-    </w:p>
-    <w:p>
-      <w:pPr>
-        <w:keepLines/>
-        <w:shd w:fill="F3F4F7" w:color="auto" w:val="clear"/>
-        <w:spacing w:after="0" w:before="0" w:line="240" w:lineRule="auto"/>
-      </w:pPr>
-      <w:r>
-        <w:rPr>
-          <w:rFonts w:ascii="Courier New" w:cs="Courier New" w:eastAsia="Courier New" w:hAnsi="Courier New"/>
-          <w:sz w:val="17"/>
-          <w:szCs w:val="17"/>
-        </w:rPr>
-        <w:t xml:space="preserve">                crops.append(array[y:y + WINDOW, x:x + WINDOW])</w:t>
-      </w:r>
-    </w:p>
-    <w:p>
-      <w:pPr>
-        <w:keepLines/>
-        <w:shd w:fill="F3F4F7" w:color="auto" w:val="clear"/>
-        <w:spacing w:after="0" w:before="0" w:line="240" w:lineRule="auto"/>
-      </w:pPr>
-      <w:r>
-        <w:rPr>
-          <w:rFonts w:ascii="Courier New" w:cs="Courier New" w:eastAsia="Courier New" w:hAnsi="Courier New"/>
-          <w:sz w:val="17"/>
-          <w:szCs w:val="17"/>
-        </w:rPr>
-        <w:t xml:space="preserve">        if not boxes:                                        # blank or fully graphic image</w:t>
-      </w:r>
-    </w:p>
-    <w:p>
-      <w:pPr>
-        <w:keepLines/>
-        <w:shd w:fill="F3F4F7" w:color="auto" w:val="clear"/>
-        <w:spacing w:after="0" w:before="0" w:line="240" w:lineRule="auto"/>
-      </w:pPr>
-      <w:r>
-        <w:rPr>
-          <w:rFonts w:ascii="Courier New" w:cs="Courier New" w:eastAsia="Courier New" w:hAnsi="Courier New"/>
-          <w:sz w:val="17"/>
-          <w:szCs w:val="17"/>
-        </w:rPr>
-        <w:t xml:space="preserve">            boxes.append((0, 0, WINDOW, WINDOW))</w:t>
-      </w:r>
-    </w:p>
-    <w:p>
-      <w:pPr>
-        <w:keepLines/>
-        <w:shd w:fill="F3F4F7" w:color="auto" w:val="clear"/>
-        <w:spacing w:after="0" w:before="0" w:line="240" w:lineRule="auto"/>
-      </w:pPr>
-      <w:r>
-        <w:rPr>
-          <w:rFonts w:ascii="Courier New" w:cs="Courier New" w:eastAsia="Courier New" w:hAnsi="Courier New"/>
-          <w:sz w:val="17"/>
-          <w:szCs w:val="17"/>
-        </w:rPr>
-        <w:t xml:space="preserve">            crops.append(array[:WINDOW, :WINDOW])</w:t>
-      </w:r>
-    </w:p>
-    <w:p>
-      <w:pPr>
-        <w:keepLines/>
-        <w:shd w:fill="F3F4F7" w:color="auto" w:val="clear"/>
-        <w:spacing w:after="0" w:before="0" w:line="240" w:lineRule="auto"/>
-      </w:pPr>
-      <w:r>
-        <w:rPr>
-          <w:rFonts w:ascii="Courier New" w:cs="Courier New" w:eastAsia="Courier New" w:hAnsi="Courier New"/>
-          <w:sz w:val="17"/>
-          <w:szCs w:val="17"/>
-        </w:rPr>
-        <w:t xml:space="preserve">        self.last_colour_fraction = colour / max(content, 1)</w:t>
-      </w:r>
-    </w:p>
-    <w:p>
-      <w:pPr>
-        <w:keepLines/>
-        <w:shd w:fill="F3F4F7" w:color="auto" w:val="clear"/>
-        <w:spacing w:after="0" w:before="0" w:line="240" w:lineRule="auto"/>
-      </w:pPr>
-      <w:r>
-        <w:rPr>
-          <w:rFonts w:ascii="Courier New" w:cs="Courier New" w:eastAsia="Courier New" w:hAnsi="Courier New"/>
-          <w:sz w:val="17"/>
-          <w:szCs w:val="17"/>
-        </w:rPr>
-        <w:t xml:space="preserve">        return boxes, np.stack(crops)</w:t>
-      </w:r>
-    </w:p>
-    <w:p>
-      <w:pPr>
-        <w:keepLines/>
-        <w:shd w:fill="F3F4F7" w:color="auto" w:val="clear"/>
-        <w:spacing w:after="0" w:before="0" w:line="240" w:lineRule="auto"/>
-      </w:pPr>
-      <w:r>
-        <w:rPr>
-          <w:rFonts w:ascii="Courier New" w:cs="Courier New" w:eastAsia="Courier New" w:hAnsi="Courier New"/>
-          <w:sz w:val="17"/>
-          <w:szCs w:val="17"/>
-        </w:rPr>
-        <w:t xml:space="preserve"> </w:t>
-      </w:r>
-    </w:p>
-    <w:p>
-      <w:pPr>
-        <w:keepLines/>
-        <w:shd w:fill="F3F4F7" w:color="auto" w:val="clear"/>
-        <w:spacing w:after="0" w:before="0" w:line="240" w:lineRule="auto"/>
-      </w:pPr>
-      <w:r>
-        <w:rPr>
-          <w:rFonts w:ascii="Courier New" w:cs="Courier New" w:eastAsia="Courier New" w:hAnsi="Courier New"/>
-          <w:sz w:val="17"/>
-          <w:szCs w:val="17"/>
-        </w:rPr>
-        <w:t xml:space="preserve">    def score(self, image):</w:t>
-      </w:r>
-    </w:p>
-    <w:p>
-      <w:pPr>
-        <w:keepLines/>
-        <w:shd w:fill="F3F4F7" w:color="auto" w:val="clear"/>
-        <w:spacing w:after="0" w:before="0" w:line="240" w:lineRule="auto"/>
-      </w:pPr>
-      <w:r>
-        <w:rPr>
-          <w:rFonts w:ascii="Courier New" w:cs="Courier New" w:eastAsia="Courier New" w:hAnsi="Courier New"/>
-          <w:sz w:val="17"/>
-          <w:szCs w:val="17"/>
-        </w:rPr>
-        <w:t xml:space="preserve">        """Returns the prepared image, window boxes and window probabilities."""</w:t>
-      </w:r>
-    </w:p>
-    <w:p>
-      <w:pPr>
-        <w:keepLines/>
-        <w:shd w:fill="F3F4F7" w:color="auto" w:val="clear"/>
-        <w:spacing w:after="0" w:before="0" w:line="240" w:lineRule="auto"/>
-      </w:pPr>
-      <w:r>
-        <w:rPr>
-          <w:rFonts w:ascii="Courier New" w:cs="Courier New" w:eastAsia="Courier New" w:hAnsi="Courier New"/>
-          <w:sz w:val="17"/>
-          <w:szCs w:val="17"/>
-        </w:rPr>
-        <w:t xml:space="preserve">        image = self.prepare(image)</w:t>
-      </w:r>
-    </w:p>
-    <w:p>
-      <w:pPr>
-        <w:keepLines/>
-        <w:shd w:fill="F3F4F7" w:color="auto" w:val="clear"/>
-        <w:spacing w:after="0" w:before="0" w:line="240" w:lineRule="auto"/>
-      </w:pPr>
-      <w:r>
-        <w:rPr>
-          <w:rFonts w:ascii="Courier New" w:cs="Courier New" w:eastAsia="Courier New" w:hAnsi="Courier New"/>
-          <w:sz w:val="17"/>
-          <w:szCs w:val="17"/>
-        </w:rPr>
-        <w:t xml:space="preserve">        boxes, crops = self.windows(image)</w:t>
-      </w:r>
-    </w:p>
-    <w:p>
-      <w:pPr>
-        <w:keepLines/>
-        <w:shd w:fill="F3F4F7" w:color="auto" w:val="clear"/>
-        <w:spacing w:after="0" w:before="0" w:line="240" w:lineRule="auto"/>
-      </w:pPr>
-      <w:r>
-        <w:rPr>
-          <w:rFonts w:ascii="Courier New" w:cs="Courier New" w:eastAsia="Courier New" w:hAnsi="Courier New"/>
-          <w:sz w:val="17"/>
-          <w:szCs w:val="17"/>
-        </w:rPr>
-        <w:t xml:space="preserve">        probs = self.model.predict(crops, batch_size=BATCH, verbose=0)[:, 0]</w:t>
-      </w:r>
-    </w:p>
-    <w:p>
-      <w:pPr>
-        <w:keepLines/>
-        <w:shd w:fill="F3F4F7" w:color="auto" w:val="clear"/>
-        <w:spacing w:after="0" w:before="0" w:line="240" w:lineRule="auto"/>
-      </w:pPr>
-      <w:r>
-        <w:rPr>
-          <w:rFonts w:ascii="Courier New" w:cs="Courier New" w:eastAsia="Courier New" w:hAnsi="Courier New"/>
-          <w:sz w:val="17"/>
-          <w:szCs w:val="17"/>
-        </w:rPr>
-        <w:t xml:space="preserve">        return image, boxes, probs</w:t>
-      </w:r>
-    </w:p>
-    <w:p>
-      <w:pPr>
-        <w:keepLines/>
-        <w:shd w:fill="F3F4F7" w:color="auto" w:val="clear"/>
-        <w:spacing w:after="0" w:before="0" w:line="240" w:lineRule="auto"/>
-      </w:pPr>
-      <w:r>
-        <w:rPr>
-          <w:rFonts w:ascii="Courier New" w:cs="Courier New" w:eastAsia="Courier New" w:hAnsi="Courier New"/>
-          <w:sz w:val="17"/>
-          <w:szCs w:val="17"/>
-        </w:rPr>
-        <w:t xml:space="preserve"> </w:t>
-      </w:r>
-    </w:p>
-    <w:p>
-      <w:pPr>
-        <w:keepLines/>
-        <w:shd w:fill="F3F4F7" w:color="auto" w:val="clear"/>
-        <w:spacing w:after="0" w:before="0" w:line="240" w:lineRule="auto"/>
-      </w:pPr>
-      <w:r>
-        <w:rPr>
-          <w:rFonts w:ascii="Courier New" w:cs="Courier New" w:eastAsia="Courier New" w:hAnsi="Courier New"/>
-          <w:sz w:val="17"/>
-          <w:szCs w:val="17"/>
-        </w:rPr>
-        <w:t xml:space="preserve">    @staticmethod</w:t>
-      </w:r>
-    </w:p>
-    <w:p>
-      <w:pPr>
-        <w:keepLines/>
-        <w:shd w:fill="F3F4F7" w:color="auto" w:val="clear"/>
-        <w:spacing w:after="0" w:before="0" w:line="240" w:lineRule="auto"/>
-      </w:pPr>
-      <w:r>
-        <w:rPr>
-          <w:rFonts w:ascii="Courier New" w:cs="Courier New" w:eastAsia="Courier New" w:hAnsi="Courier New"/>
-          <w:sz w:val="17"/>
-          <w:szCs w:val="17"/>
-        </w:rPr>
-        <w:t xml:space="preserve">    def aggregate(probs, method):</w:t>
-      </w:r>
-    </w:p>
-    <w:p>
-      <w:pPr>
-        <w:keepLines/>
-        <w:shd w:fill="F3F4F7" w:color="auto" w:val="clear"/>
-        <w:spacing w:after="0" w:before="0" w:line="240" w:lineRule="auto"/>
-      </w:pPr>
-      <w:r>
-        <w:rPr>
-          <w:rFonts w:ascii="Courier New" w:cs="Courier New" w:eastAsia="Courier New" w:hAnsi="Courier New"/>
-          <w:sz w:val="17"/>
-          <w:szCs w:val="17"/>
-        </w:rPr>
-        <w:t xml:space="preserve">        """Combines the window scores of one document into a document score."""</w:t>
-      </w:r>
-    </w:p>
-    <w:p>
-      <w:pPr>
-        <w:keepLines/>
-        <w:shd w:fill="F3F4F7" w:color="auto" w:val="clear"/>
-        <w:spacing w:after="0" w:before="0" w:line="240" w:lineRule="auto"/>
-      </w:pPr>
-      <w:r>
-        <w:rPr>
-          <w:rFonts w:ascii="Courier New" w:cs="Courier New" w:eastAsia="Courier New" w:hAnsi="Courier New"/>
-          <w:sz w:val="17"/>
-          <w:szCs w:val="17"/>
-        </w:rPr>
-        <w:t xml:space="preserve">        ranked = np.sort(probs)[::-1]</w:t>
-      </w:r>
-    </w:p>
-    <w:p>
-      <w:pPr>
-        <w:keepLines/>
-        <w:shd w:fill="F3F4F7" w:color="auto" w:val="clear"/>
-        <w:spacing w:after="0" w:before="0" w:line="240" w:lineRule="auto"/>
-      </w:pPr>
-      <w:r>
-        <w:rPr>
-          <w:rFonts w:ascii="Courier New" w:cs="Courier New" w:eastAsia="Courier New" w:hAnsi="Courier New"/>
-          <w:sz w:val="17"/>
-          <w:szCs w:val="17"/>
-        </w:rPr>
-        <w:t xml:space="preserve">        if method == "max":</w:t>
-      </w:r>
-    </w:p>
-    <w:p>
-      <w:pPr>
-        <w:keepLines/>
-        <w:shd w:fill="F3F4F7" w:color="auto" w:val="clear"/>
-        <w:spacing w:after="0" w:before="0" w:line="240" w:lineRule="auto"/>
-      </w:pPr>
-      <w:r>
-        <w:rPr>
-          <w:rFonts w:ascii="Courier New" w:cs="Courier New" w:eastAsia="Courier New" w:hAnsi="Courier New"/>
-          <w:sz w:val="17"/>
-          <w:szCs w:val="17"/>
-        </w:rPr>
-        <w:t xml:space="preserve">            return float(ranked[0])</w:t>
-      </w:r>
-    </w:p>
-    <w:p>
-      <w:pPr>
-        <w:keepLines/>
-        <w:shd w:fill="F3F4F7" w:color="auto" w:val="clear"/>
-        <w:spacing w:after="0" w:before="0" w:line="240" w:lineRule="auto"/>
-      </w:pPr>
-      <w:r>
-        <w:rPr>
-          <w:rFonts w:ascii="Courier New" w:cs="Courier New" w:eastAsia="Courier New" w:hAnsi="Courier New"/>
-          <w:sz w:val="17"/>
-          <w:szCs w:val="17"/>
-        </w:rPr>
-        <w:t xml:space="preserve">        if method.startswith("top"):</w:t>
-      </w:r>
-    </w:p>
-    <w:p>
-      <w:pPr>
-        <w:keepLines/>
-        <w:shd w:fill="F3F4F7" w:color="auto" w:val="clear"/>
-        <w:spacing w:after="0" w:before="0" w:line="240" w:lineRule="auto"/>
-      </w:pPr>
-      <w:r>
-        <w:rPr>
-          <w:rFonts w:ascii="Courier New" w:cs="Courier New" w:eastAsia="Courier New" w:hAnsi="Courier New"/>
-          <w:sz w:val="17"/>
-          <w:szCs w:val="17"/>
-        </w:rPr>
-        <w:t xml:space="preserve">            return float(ranked[:int(method[3:])].mean())</w:t>
-      </w:r>
-    </w:p>
-    <w:p>
-      <w:pPr>
-        <w:keepLines/>
-        <w:shd w:fill="F3F4F7" w:color="auto" w:val="clear"/>
-        <w:spacing w:after="0" w:before="0" w:line="240" w:lineRule="auto"/>
-      </w:pPr>
-      <w:r>
-        <w:rPr>
-          <w:rFonts w:ascii="Courier New" w:cs="Courier New" w:eastAsia="Courier New" w:hAnsi="Courier New"/>
-          <w:sz w:val="17"/>
-          <w:szCs w:val="17"/>
-        </w:rPr>
-        <w:t xml:space="preserve">        return float(ranked.mean())</w:t>
-      </w:r>
-    </w:p>
-    <w:p>
-      <w:pPr>
-        <w:keepLines/>
-        <w:shd w:fill="F3F4F7" w:color="auto" w:val="clear"/>
-        <w:spacing w:after="0" w:before="0" w:line="240" w:lineRule="auto"/>
-      </w:pPr>
-      <w:r>
-        <w:rPr>
-          <w:rFonts w:ascii="Courier New" w:cs="Courier New" w:eastAsia="Courier New" w:hAnsi="Courier New"/>
-          <w:sz w:val="17"/>
-          <w:szCs w:val="17"/>
-        </w:rPr>
-        <w:t xml:space="preserve">    # Grad-CAM</w:t>
-      </w:r>
-    </w:p>
-    <w:p>
-      <w:pPr>
-        <w:keepLines/>
-        <w:shd w:fill="F3F4F7" w:color="auto" w:val="clear"/>
-        <w:spacing w:after="0" w:before="0" w:line="240" w:lineRule="auto"/>
-      </w:pPr>
-      <w:r>
-        <w:rPr>
-          <w:rFonts w:ascii="Courier New" w:cs="Courier New" w:eastAsia="Courier New" w:hAnsi="Courier New"/>
-          <w:sz w:val="17"/>
-          <w:szCs w:val="17"/>
-        </w:rPr>
-        <w:t xml:space="preserve">    def gradcam(self, crop):</w:t>
-      </w:r>
-    </w:p>
-    <w:p>
-      <w:pPr>
-        <w:keepLines/>
-        <w:shd w:fill="F3F4F7" w:color="auto" w:val="clear"/>
-        <w:spacing w:after="0" w:before="0" w:line="240" w:lineRule="auto"/>
-      </w:pPr>
-      <w:r>
-        <w:rPr>
-          <w:rFonts w:ascii="Courier New" w:cs="Courier New" w:eastAsia="Courier New" w:hAnsi="Courier New"/>
-          <w:sz w:val="17"/>
-          <w:szCs w:val="17"/>
-        </w:rPr>
-        <w:t xml:space="preserve">        batch = tf.convert_to_tensor(crop[None, ...], dtype=tf.float32)</w:t>
-      </w:r>
-    </w:p>
-    <w:p>
-      <w:pPr>
-        <w:keepLines/>
-        <w:shd w:fill="F3F4F7" w:color="auto" w:val="clear"/>
-        <w:spacing w:after="0" w:before="0" w:line="240" w:lineRule="auto"/>
-      </w:pPr>
-      <w:r>
-        <w:rPr>
-          <w:rFonts w:ascii="Courier New" w:cs="Courier New" w:eastAsia="Courier New" w:hAnsi="Courier New"/>
-          <w:sz w:val="17"/>
-          <w:szCs w:val="17"/>
-        </w:rPr>
-        <w:t xml:space="preserve">        for layer in self.pre:</w:t>
-      </w:r>
-    </w:p>
-    <w:p>
-      <w:pPr>
-        <w:keepLines/>
-        <w:shd w:fill="F3F4F7" w:color="auto" w:val="clear"/>
-        <w:spacing w:after="0" w:before="0" w:line="240" w:lineRule="auto"/>
-      </w:pPr>
-      <w:r>
-        <w:rPr>
-          <w:rFonts w:ascii="Courier New" w:cs="Courier New" w:eastAsia="Courier New" w:hAnsi="Courier New"/>
-          <w:sz w:val="17"/>
-          <w:szCs w:val="17"/>
-        </w:rPr>
-        <w:t xml:space="preserve">            batch = layer(batch, training=False)</w:t>
-      </w:r>
-    </w:p>
-    <w:p>
-      <w:pPr>
-        <w:keepLines/>
-        <w:shd w:fill="F3F4F7" w:color="auto" w:val="clear"/>
-        <w:spacing w:after="0" w:before="0" w:line="240" w:lineRule="auto"/>
-      </w:pPr>
-      <w:r>
-        <w:rPr>
-          <w:rFonts w:ascii="Courier New" w:cs="Courier New" w:eastAsia="Courier New" w:hAnsi="Courier New"/>
-          <w:sz w:val="17"/>
-          <w:szCs w:val="17"/>
-        </w:rPr>
-        <w:t xml:space="preserve">        features = self.backbone(batch, training=False)       # 7 x 7 x 1280</w:t>
-      </w:r>
-    </w:p>
-    <w:p>
-      <w:pPr>
-        <w:keepLines/>
-        <w:shd w:fill="F3F4F7" w:color="auto" w:val="clear"/>
-        <w:spacing w:after="0" w:before="0" w:line="240" w:lineRule="auto"/>
-      </w:pPr>
-      <w:r>
-        <w:rPr>
-          <w:rFonts w:ascii="Courier New" w:cs="Courier New" w:eastAsia="Courier New" w:hAnsi="Courier New"/>
-          <w:sz w:val="17"/>
-          <w:szCs w:val="17"/>
-        </w:rPr>
-        <w:t xml:space="preserve">        with tf.GradientTape() as tape:</w:t>
-      </w:r>
-    </w:p>
-    <w:p>
-      <w:pPr>
-        <w:keepLines/>
-        <w:shd w:fill="F3F4F7" w:color="auto" w:val="clear"/>
-        <w:spacing w:after="0" w:before="0" w:line="240" w:lineRule="auto"/>
-      </w:pPr>
-      <w:r>
-        <w:rPr>
-          <w:rFonts w:ascii="Courier New" w:cs="Courier New" w:eastAsia="Courier New" w:hAnsi="Courier New"/>
-          <w:sz w:val="17"/>
-          <w:szCs w:val="17"/>
-        </w:rPr>
-        <w:t xml:space="preserve">            tape.watch(features)</w:t>
-      </w:r>
-    </w:p>
-    <w:p>
-      <w:pPr>
-        <w:keepLines/>
-        <w:shd w:fill="F3F4F7" w:color="auto" w:val="clear"/>
-        <w:spacing w:after="0" w:before="0" w:line="240" w:lineRule="auto"/>
-      </w:pPr>
-      <w:r>
-        <w:rPr>
-          <w:rFonts w:ascii="Courier New" w:cs="Courier New" w:eastAsia="Courier New" w:hAnsi="Courier New"/>
-          <w:sz w:val="17"/>
-          <w:szCs w:val="17"/>
-        </w:rPr>
-        <w:t xml:space="preserve">            x = features</w:t>
-      </w:r>
-    </w:p>
-    <w:p>
-      <w:pPr>
-        <w:keepLines/>
-        <w:shd w:fill="F3F4F7" w:color="auto" w:val="clear"/>
-        <w:spacing w:after="0" w:before="0" w:line="240" w:lineRule="auto"/>
-      </w:pPr>
-      <w:r>
-        <w:rPr>
-          <w:rFonts w:ascii="Courier New" w:cs="Courier New" w:eastAsia="Courier New" w:hAnsi="Courier New"/>
-          <w:sz w:val="17"/>
-          <w:szCs w:val="17"/>
-        </w:rPr>
-        <w:t xml:space="preserve">            for layer in self.head:</w:t>
-      </w:r>
-    </w:p>
-    <w:p>
-      <w:pPr>
-        <w:keepLines/>
-        <w:shd w:fill="F3F4F7" w:color="auto" w:val="clear"/>
-        <w:spacing w:after="0" w:before="0" w:line="240" w:lineRule="auto"/>
-      </w:pPr>
-      <w:r>
-        <w:rPr>
-          <w:rFonts w:ascii="Courier New" w:cs="Courier New" w:eastAsia="Courier New" w:hAnsi="Courier New"/>
-          <w:sz w:val="17"/>
-          <w:szCs w:val="17"/>
-        </w:rPr>
-        <w:t xml:space="preserve">                x = layer(x, training=False)</w:t>
-      </w:r>
-    </w:p>
-    <w:p>
-      <w:pPr>
-        <w:keepLines/>
-        <w:shd w:fill="F3F4F7" w:color="auto" w:val="clear"/>
-        <w:spacing w:after="0" w:before="0" w:line="240" w:lineRule="auto"/>
-      </w:pPr>
-      <w:r>
-        <w:rPr>
-          <w:rFonts w:ascii="Courier New" w:cs="Courier New" w:eastAsia="Courier New" w:hAnsi="Courier New"/>
-          <w:sz w:val="17"/>
-          <w:szCs w:val="17"/>
-        </w:rPr>
-        <w:t xml:space="preserve">            score = x[:, 0]</w:t>
-      </w:r>
-    </w:p>
-    <w:p>
-      <w:pPr>
-        <w:keepLines/>
-        <w:shd w:fill="F3F4F7" w:color="auto" w:val="clear"/>
-        <w:spacing w:after="0" w:before="0" w:line="240" w:lineRule="auto"/>
-      </w:pPr>
-      <w:r>
-        <w:rPr>
-          <w:rFonts w:ascii="Courier New" w:cs="Courier New" w:eastAsia="Courier New" w:hAnsi="Courier New"/>
-          <w:sz w:val="17"/>
-          <w:szCs w:val="17"/>
-        </w:rPr>
-        <w:t xml:space="preserve">        grads = tape.gradient(score, features)</w:t>
-      </w:r>
-    </w:p>
-    <w:p>
-      <w:pPr>
-        <w:keepLines/>
-        <w:shd w:fill="F3F4F7" w:color="auto" w:val="clear"/>
-        <w:spacing w:after="0" w:before="0" w:line="240" w:lineRule="auto"/>
-      </w:pPr>
-      <w:r>
-        <w:rPr>
-          <w:rFonts w:ascii="Courier New" w:cs="Courier New" w:eastAsia="Courier New" w:hAnsi="Courier New"/>
-          <w:sz w:val="17"/>
-          <w:szCs w:val="17"/>
-        </w:rPr>
-        <w:t xml:space="preserve">        weights = tf.reduce_mean(grads, axis=(1, 2))[0]</w:t>
-      </w:r>
-    </w:p>
-    <w:p>
-      <w:pPr>
-        <w:keepLines/>
-        <w:shd w:fill="F3F4F7" w:color="auto" w:val="clear"/>
-        <w:spacing w:after="0" w:before="0" w:line="240" w:lineRule="auto"/>
-      </w:pPr>
-      <w:r>
-        <w:rPr>
-          <w:rFonts w:ascii="Courier New" w:cs="Courier New" w:eastAsia="Courier New" w:hAnsi="Courier New"/>
-          <w:sz w:val="17"/>
-          <w:szCs w:val="17"/>
-        </w:rPr>
-        <w:t xml:space="preserve">        cam = tf.nn.relu(tf.reduce_sum(features[0] * weights, axis=-1)).numpy()</w:t>
+        <w:t xml:space="preserve">    def predict_window(self, ela_uint8, box):</w:t>
+      </w:r>
+    </w:p>
+    <w:p>
+      <w:pPr>
+        <w:keepLines/>
+        <w:shd w:fill="F3F4F7" w:color="auto" w:val="clear"/>
+        <w:spacing w:after="0" w:before="0" w:line="240" w:lineRule="auto"/>
+      </w:pPr>
+      <w:r>
+        <w:rPr>
+          <w:rFonts w:ascii="Courier New" w:cs="Courier New" w:eastAsia="Courier New" w:hAnsi="Courier New"/>
+          <w:sz w:val="17"/>
+          <w:szCs w:val="17"/>
+        </w:rPr>
+        <w:t xml:space="preserve">        """ela_uint8: amplified ELA map of the whole page (H x W). Returns (probability, Grad-CAM 224x224)."""</w:t>
+      </w:r>
+    </w:p>
+    <w:p>
+      <w:pPr>
+        <w:keepLines/>
+        <w:shd w:fill="F3F4F7" w:color="auto" w:val="clear"/>
+        <w:spacing w:after="0" w:before="0" w:line="240" w:lineRule="auto"/>
+      </w:pPr>
+      <w:r>
+        <w:rPr>
+          <w:rFonts w:ascii="Courier New" w:cs="Courier New" w:eastAsia="Courier New" w:hAnsi="Courier New"/>
+          <w:sz w:val="17"/>
+          <w:szCs w:val="17"/>
+        </w:rPr>
+        <w:t xml:space="preserve">        x1, y1, x2, y2 = box</w:t>
+      </w:r>
+    </w:p>
+    <w:p>
+      <w:pPr>
+        <w:keepLines/>
+        <w:shd w:fill="F3F4F7" w:color="auto" w:val="clear"/>
+        <w:spacing w:after="0" w:before="0" w:line="240" w:lineRule="auto"/>
+      </w:pPr>
+      <w:r>
+        <w:rPr>
+          <w:rFonts w:ascii="Courier New" w:cs="Courier New" w:eastAsia="Courier New" w:hAnsi="Courier New"/>
+          <w:sz w:val="17"/>
+          <w:szCs w:val="17"/>
+        </w:rPr>
+        <w:t xml:space="preserve">        crop = np.zeros((SIZE, SIZE), np.float32)</w:t>
+      </w:r>
+    </w:p>
+    <w:p>
+      <w:pPr>
+        <w:keepLines/>
+        <w:shd w:fill="F3F4F7" w:color="auto" w:val="clear"/>
+        <w:spacing w:after="0" w:before="0" w:line="240" w:lineRule="auto"/>
+      </w:pPr>
+      <w:r>
+        <w:rPr>
+          <w:rFonts w:ascii="Courier New" w:cs="Courier New" w:eastAsia="Courier New" w:hAnsi="Courier New"/>
+          <w:sz w:val="17"/>
+          <w:szCs w:val="17"/>
+        </w:rPr>
+        <w:t xml:space="preserve">        part = ela_uint8[y1:y2, x1:x2].astype(np.float32)</w:t>
+      </w:r>
+    </w:p>
+    <w:p>
+      <w:pPr>
+        <w:keepLines/>
+        <w:shd w:fill="F3F4F7" w:color="auto" w:val="clear"/>
+        <w:spacing w:after="0" w:before="0" w:line="240" w:lineRule="auto"/>
+      </w:pPr>
+      <w:r>
+        <w:rPr>
+          <w:rFonts w:ascii="Courier New" w:cs="Courier New" w:eastAsia="Courier New" w:hAnsi="Courier New"/>
+          <w:sz w:val="17"/>
+          <w:szCs w:val="17"/>
+        </w:rPr>
+        <w:t xml:space="preserve">        crop[:part.shape[0], :part.shape[1]] = part</w:t>
+      </w:r>
+    </w:p>
+    <w:p>
+      <w:pPr>
+        <w:keepLines/>
+        <w:shd w:fill="F3F4F7" w:color="auto" w:val="clear"/>
+        <w:spacing w:after="0" w:before="0" w:line="240" w:lineRule="auto"/>
+      </w:pPr>
+      <w:r>
+        <w:rPr>
+          <w:rFonts w:ascii="Courier New" w:cs="Courier New" w:eastAsia="Courier New" w:hAnsi="Courier New"/>
+          <w:sz w:val="17"/>
+          <w:szCs w:val="17"/>
+        </w:rPr>
+        <w:t xml:space="preserve">        batch = np.repeat(crop[None, :, :, None], 3, axis=3)</w:t>
+      </w:r>
+    </w:p>
+    <w:p>
+      <w:pPr>
+        <w:keepLines/>
+        <w:shd w:fill="F3F4F7" w:color="auto" w:val="clear"/>
+        <w:spacing w:after="0" w:before="0" w:line="240" w:lineRule="auto"/>
+      </w:pPr>
+      <w:r>
+        <w:rPr>
+          <w:rFonts w:ascii="Courier New" w:cs="Courier New" w:eastAsia="Courier New" w:hAnsi="Courier New"/>
+          <w:sz w:val="17"/>
+          <w:szCs w:val="17"/>
+        </w:rPr>
+        <w:t xml:space="preserve">        feats = self.session.run(None, {self.input_name: batch})[0][0]          # 7 x 7 x 1280</w:t>
+      </w:r>
+    </w:p>
+    <w:p>
+      <w:pPr>
+        <w:keepLines/>
+        <w:shd w:fill="F3F4F7" w:color="auto" w:val="clear"/>
+        <w:spacing w:after="0" w:before="0" w:line="240" w:lineRule="auto"/>
+      </w:pPr>
+      <w:r>
+        <w:rPr>
+          <w:rFonts w:ascii="Courier New" w:cs="Courier New" w:eastAsia="Courier New" w:hAnsi="Courier New"/>
+          <w:sz w:val="17"/>
+          <w:szCs w:val="17"/>
+        </w:rPr>
+        <w:t xml:space="preserve">        pooled = feats.mean(axis=(0, 1))</w:t>
+      </w:r>
+    </w:p>
+    <w:p>
+      <w:pPr>
+        <w:keepLines/>
+        <w:shd w:fill="F3F4F7" w:color="auto" w:val="clear"/>
+        <w:spacing w:after="0" w:before="0" w:line="240" w:lineRule="auto"/>
+      </w:pPr>
+      <w:r>
+        <w:rPr>
+          <w:rFonts w:ascii="Courier New" w:cs="Courier New" w:eastAsia="Courier New" w:hAnsi="Courier New"/>
+          <w:sz w:val="17"/>
+          <w:szCs w:val="17"/>
+        </w:rPr>
+        <w:t xml:space="preserve">        bn = pooled * self.bn_scale + self.bn_shift</w:t>
+      </w:r>
+    </w:p>
+    <w:p>
+      <w:pPr>
+        <w:keepLines/>
+        <w:shd w:fill="F3F4F7" w:color="auto" w:val="clear"/>
+        <w:spacing w:after="0" w:before="0" w:line="240" w:lineRule="auto"/>
+      </w:pPr>
+      <w:r>
+        <w:rPr>
+          <w:rFonts w:ascii="Courier New" w:cs="Courier New" w:eastAsia="Courier New" w:hAnsi="Courier New"/>
+          <w:sz w:val="17"/>
+          <w:szCs w:val="17"/>
+        </w:rPr>
+        <w:t xml:space="preserve">        pre = bn @ self.w1 + self.b1</w:t>
+      </w:r>
+    </w:p>
+    <w:p>
+      <w:pPr>
+        <w:keepLines/>
+        <w:shd w:fill="F3F4F7" w:color="auto" w:val="clear"/>
+        <w:spacing w:after="0" w:before="0" w:line="240" w:lineRule="auto"/>
+      </w:pPr>
+      <w:r>
+        <w:rPr>
+          <w:rFonts w:ascii="Courier New" w:cs="Courier New" w:eastAsia="Courier New" w:hAnsi="Courier New"/>
+          <w:sz w:val="17"/>
+          <w:szCs w:val="17"/>
+        </w:rPr>
+        <w:t xml:space="preserve">        hidden = np.maximum(pre, 0)</w:t>
+      </w:r>
+    </w:p>
+    <w:p>
+      <w:pPr>
+        <w:keepLines/>
+        <w:shd w:fill="F3F4F7" w:color="auto" w:val="clear"/>
+        <w:spacing w:after="0" w:before="0" w:line="240" w:lineRule="auto"/>
+      </w:pPr>
+      <w:r>
+        <w:rPr>
+          <w:rFonts w:ascii="Courier New" w:cs="Courier New" w:eastAsia="Courier New" w:hAnsi="Courier New"/>
+          <w:sz w:val="17"/>
+          <w:szCs w:val="17"/>
+        </w:rPr>
+        <w:t xml:space="preserve">        logit = hidden @ self.w2 + self.b2</w:t>
+      </w:r>
+    </w:p>
+    <w:p>
+      <w:pPr>
+        <w:keepLines/>
+        <w:shd w:fill="F3F4F7" w:color="auto" w:val="clear"/>
+        <w:spacing w:after="0" w:before="0" w:line="240" w:lineRule="auto"/>
+      </w:pPr>
+      <w:r>
+        <w:rPr>
+          <w:rFonts w:ascii="Courier New" w:cs="Courier New" w:eastAsia="Courier New" w:hAnsi="Courier New"/>
+          <w:sz w:val="17"/>
+          <w:szCs w:val="17"/>
+        </w:rPr>
+        <w:t xml:space="preserve">        prob = float(1 / (1 + np.exp(-logit)))</w:t>
+      </w:r>
+    </w:p>
+    <w:p>
+      <w:pPr>
+        <w:keepLines/>
+        <w:shd w:fill="F3F4F7" w:color="auto" w:val="clear"/>
+        <w:spacing w:after="0" w:before="0" w:line="240" w:lineRule="auto"/>
+      </w:pPr>
+      <w:r>
+        <w:rPr>
+          <w:rFonts w:ascii="Courier New" w:cs="Courier New" w:eastAsia="Courier New" w:hAnsi="Courier New"/>
+          <w:sz w:val="17"/>
+          <w:szCs w:val="17"/>
+        </w:rPr>
+        <w:t xml:space="preserve">        # d logit / d pooled  (the sigmoid factor and 1/49 only rescale the map)</w:t>
+      </w:r>
+    </w:p>
+    <w:p>
+      <w:pPr>
+        <w:keepLines/>
+        <w:shd w:fill="F3F4F7" w:color="auto" w:val="clear"/>
+        <w:spacing w:after="0" w:before="0" w:line="240" w:lineRule="auto"/>
+      </w:pPr>
+      <w:r>
+        <w:rPr>
+          <w:rFonts w:ascii="Courier New" w:cs="Courier New" w:eastAsia="Courier New" w:hAnsi="Courier New"/>
+          <w:sz w:val="17"/>
+          <w:szCs w:val="17"/>
+        </w:rPr>
+        <w:t xml:space="preserve">        grad = self.bn_scale * (self.w1 @ (self.w2 * (pre &gt; 0)))</w:t>
+      </w:r>
+    </w:p>
+    <w:p>
+      <w:pPr>
+        <w:keepLines/>
+        <w:shd w:fill="F3F4F7" w:color="auto" w:val="clear"/>
+        <w:spacing w:after="0" w:before="0" w:line="240" w:lineRule="auto"/>
+      </w:pPr>
+      <w:r>
+        <w:rPr>
+          <w:rFonts w:ascii="Courier New" w:cs="Courier New" w:eastAsia="Courier New" w:hAnsi="Courier New"/>
+          <w:sz w:val="17"/>
+          <w:szCs w:val="17"/>
+        </w:rPr>
+        <w:t xml:space="preserve">        cam = np.maximum((feats * grad).sum(axis=2), 0)</w:t>
       </w:r>
     </w:p>
     <w:p>
@@ -23364,592 +23882,22 @@
           <w:sz w:val="17"/>
           <w:szCs w:val="17"/>
         </w:rPr>
-        <w:t xml:space="preserve">        return np.asarray(Image.fromarray(np.uint8(cam * 255)).resize((WINDOW, WINDOW), Image.BICUBIC),</w:t>
-      </w:r>
-    </w:p>
-    <w:p>
-      <w:pPr>
-        <w:keepLines/>
-        <w:shd w:fill="F3F4F7" w:color="auto" w:val="clear"/>
-        <w:spacing w:after="0" w:before="0" w:line="240" w:lineRule="auto"/>
-      </w:pPr>
-      <w:r>
-        <w:rPr>
-          <w:rFonts w:ascii="Courier New" w:cs="Courier New" w:eastAsia="Courier New" w:hAnsi="Courier New"/>
-          <w:sz w:val="17"/>
-          <w:szCs w:val="17"/>
-        </w:rPr>
-        <w:t xml:space="preserve">                          dtype=np.float32) / 255.0</w:t>
-      </w:r>
-    </w:p>
-    <w:p>
-      <w:pPr>
-        <w:keepLines/>
-        <w:shd w:fill="F3F4F7" w:color="auto" w:val="clear"/>
-        <w:spacing w:after="0" w:before="0" w:line="240" w:lineRule="auto"/>
-      </w:pPr>
-      <w:r>
-        <w:rPr>
-          <w:rFonts w:ascii="Courier New" w:cs="Courier New" w:eastAsia="Courier New" w:hAnsi="Courier New"/>
-          <w:sz w:val="17"/>
-          <w:szCs w:val="17"/>
-        </w:rPr>
-        <w:t xml:space="preserve">    # full analysis used by the web application</w:t>
-      </w:r>
-    </w:p>
-    <w:p>
-      <w:pPr>
-        <w:keepLines/>
-        <w:shd w:fill="F3F4F7" w:color="auto" w:val="clear"/>
-        <w:spacing w:after="0" w:before="0" w:line="240" w:lineRule="auto"/>
-      </w:pPr>
-      <w:r>
-        <w:rPr>
-          <w:rFonts w:ascii="Courier New" w:cs="Courier New" w:eastAsia="Courier New" w:hAnsi="Courier New"/>
-          <w:sz w:val="17"/>
-          <w:szCs w:val="17"/>
-        </w:rPr>
-        <w:t xml:space="preserve">    def analyze(self, image):</w:t>
-      </w:r>
-    </w:p>
-    <w:p>
-      <w:pPr>
-        <w:keepLines/>
-        <w:shd w:fill="F3F4F7" w:color="auto" w:val="clear"/>
-        <w:spacing w:after="0" w:before="0" w:line="240" w:lineRule="auto"/>
-      </w:pPr>
-      <w:r>
-        <w:rPr>
-          <w:rFonts w:ascii="Courier New" w:cs="Courier New" w:eastAsia="Courier New" w:hAnsi="Courier New"/>
-          <w:sz w:val="17"/>
-          <w:szCs w:val="17"/>
-        </w:rPr>
-        <w:t xml:space="preserve">        image, boxes, probs = self.score(image)</w:t>
-      </w:r>
-    </w:p>
-    <w:p>
-      <w:pPr>
-        <w:keepLines/>
-        <w:shd w:fill="F3F4F7" w:color="auto" w:val="clear"/>
-        <w:spacing w:after="0" w:before="0" w:line="240" w:lineRule="auto"/>
-      </w:pPr>
-      <w:r>
-        <w:rPr>
-          <w:rFonts w:ascii="Courier New" w:cs="Courier New" w:eastAsia="Courier New" w:hAnsi="Courier New"/>
-          <w:sz w:val="17"/>
-          <w:szCs w:val="17"/>
-        </w:rPr>
-        <w:t xml:space="preserve">        best = int(np.argmax(probs))</w:t>
-      </w:r>
-    </w:p>
-    <w:p>
-      <w:pPr>
-        <w:keepLines/>
-        <w:shd w:fill="F3F4F7" w:color="auto" w:val="clear"/>
-        <w:spacing w:after="0" w:before="0" w:line="240" w:lineRule="auto"/>
-      </w:pPr>
-      <w:r>
-        <w:rPr>
-          <w:rFonts w:ascii="Courier New" w:cs="Courier New" w:eastAsia="Courier New" w:hAnsi="Courier New"/>
-          <w:sz w:val="17"/>
-          <w:szCs w:val="17"/>
-        </w:rPr>
-        <w:t xml:space="preserve">        doc_prob = self.aggregate(probs, self.aggregation)</w:t>
-      </w:r>
-    </w:p>
-    <w:p>
-      <w:pPr>
-        <w:keepLines/>
-        <w:shd w:fill="F3F4F7" w:color="auto" w:val="clear"/>
-        <w:spacing w:after="0" w:before="0" w:line="240" w:lineRule="auto"/>
-      </w:pPr>
-      <w:r>
-        <w:rPr>
-          <w:rFonts w:ascii="Courier New" w:cs="Courier New" w:eastAsia="Courier New" w:hAnsi="Courier New"/>
-          <w:sz w:val="17"/>
-          <w:szCs w:val="17"/>
-        </w:rPr>
-        <w:t xml:space="preserve">        label = "Tampered" if doc_prob &gt;= self.threshold else "Genuine"</w:t>
-      </w:r>
-    </w:p>
-    <w:p>
-      <w:pPr>
-        <w:keepLines/>
-        <w:shd w:fill="F3F4F7" w:color="auto" w:val="clear"/>
-        <w:spacing w:after="0" w:before="0" w:line="240" w:lineRule="auto"/>
-      </w:pPr>
-      <w:r>
-        <w:rPr>
-          <w:rFonts w:ascii="Courier New" w:cs="Courier New" w:eastAsia="Courier New" w:hAnsi="Courier New"/>
-          <w:sz w:val="17"/>
-          <w:szCs w:val="17"/>
-        </w:rPr>
-        <w:t xml:space="preserve"> </w:t>
-      </w:r>
-    </w:p>
-    <w:p>
-      <w:pPr>
-        <w:keepLines/>
-        <w:shd w:fill="F3F4F7" w:color="auto" w:val="clear"/>
-        <w:spacing w:after="0" w:before="0" w:line="240" w:lineRule="auto"/>
-      </w:pPr>
-      <w:r>
-        <w:rPr>
-          <w:rFonts w:ascii="Courier New" w:cs="Courier New" w:eastAsia="Courier New" w:hAnsi="Courier New"/>
-          <w:sz w:val="17"/>
-          <w:szCs w:val="17"/>
-        </w:rPr>
-        <w:t xml:space="preserve">        # Grad-CAM for the most suspicious windows, weighted by their score</w:t>
-      </w:r>
-    </w:p>
-    <w:p>
-      <w:pPr>
-        <w:keepLines/>
-        <w:shd w:fill="F3F4F7" w:color="auto" w:val="clear"/>
-        <w:spacing w:after="0" w:before="0" w:line="240" w:lineRule="auto"/>
-      </w:pPr>
-      <w:r>
-        <w:rPr>
-          <w:rFonts w:ascii="Courier New" w:cs="Courier New" w:eastAsia="Courier New" w:hAnsi="Courier New"/>
-          <w:sz w:val="17"/>
-          <w:szCs w:val="17"/>
-        </w:rPr>
-        <w:t xml:space="preserve">        array = self.model_input(image)</w:t>
-      </w:r>
-    </w:p>
-    <w:p>
-      <w:pPr>
-        <w:keepLines/>
-        <w:shd w:fill="F3F4F7" w:color="auto" w:val="clear"/>
-        <w:spacing w:after="0" w:before="0" w:line="240" w:lineRule="auto"/>
-      </w:pPr>
-      <w:r>
-        <w:rPr>
-          <w:rFonts w:ascii="Courier New" w:cs="Courier New" w:eastAsia="Courier New" w:hAnsi="Courier New"/>
-          <w:sz w:val="17"/>
-          <w:szCs w:val="17"/>
-        </w:rPr>
-        <w:t xml:space="preserve">        cam_map = np.zeros(array.shape[:2], dtype=np.float32)</w:t>
-      </w:r>
-    </w:p>
-    <w:p>
-      <w:pPr>
-        <w:keepLines/>
-        <w:shd w:fill="F3F4F7" w:color="auto" w:val="clear"/>
-        <w:spacing w:after="0" w:before="0" w:line="240" w:lineRule="auto"/>
-      </w:pPr>
-      <w:r>
-        <w:rPr>
-          <w:rFonts w:ascii="Courier New" w:cs="Courier New" w:eastAsia="Courier New" w:hAnsi="Courier New"/>
-          <w:sz w:val="17"/>
-          <w:szCs w:val="17"/>
-        </w:rPr>
-        <w:t xml:space="preserve">        order = np.argsort(probs)[::-1][:GRADCAM_WINDOWS]</w:t>
-      </w:r>
-    </w:p>
-    <w:p>
-      <w:pPr>
-        <w:keepLines/>
-        <w:shd w:fill="F3F4F7" w:color="auto" w:val="clear"/>
-        <w:spacing w:after="0" w:before="0" w:line="240" w:lineRule="auto"/>
-      </w:pPr>
-      <w:r>
-        <w:rPr>
-          <w:rFonts w:ascii="Courier New" w:cs="Courier New" w:eastAsia="Courier New" w:hAnsi="Courier New"/>
-          <w:sz w:val="17"/>
-          <w:szCs w:val="17"/>
-        </w:rPr>
-        <w:t xml:space="preserve">        for i in order:</w:t>
-      </w:r>
-    </w:p>
-    <w:p>
-      <w:pPr>
-        <w:keepLines/>
-        <w:shd w:fill="F3F4F7" w:color="auto" w:val="clear"/>
-        <w:spacing w:after="0" w:before="0" w:line="240" w:lineRule="auto"/>
-      </w:pPr>
-      <w:r>
-        <w:rPr>
-          <w:rFonts w:ascii="Courier New" w:cs="Courier New" w:eastAsia="Courier New" w:hAnsi="Courier New"/>
-          <w:sz w:val="17"/>
-          <w:szCs w:val="17"/>
-        </w:rPr>
-        <w:t xml:space="preserve">            if i != best and probs[i] &lt; probs[best] * 0.8:</w:t>
-      </w:r>
-    </w:p>
-    <w:p>
-      <w:pPr>
-        <w:keepLines/>
-        <w:shd w:fill="F3F4F7" w:color="auto" w:val="clear"/>
-        <w:spacing w:after="0" w:before="0" w:line="240" w:lineRule="auto"/>
-      </w:pPr>
-      <w:r>
-        <w:rPr>
-          <w:rFonts w:ascii="Courier New" w:cs="Courier New" w:eastAsia="Courier New" w:hAnsi="Courier New"/>
-          <w:sz w:val="17"/>
-          <w:szCs w:val="17"/>
-        </w:rPr>
-        <w:t xml:space="preserve">                continue</w:t>
-      </w:r>
-    </w:p>
-    <w:p>
-      <w:pPr>
-        <w:keepLines/>
-        <w:shd w:fill="F3F4F7" w:color="auto" w:val="clear"/>
-        <w:spacing w:after="0" w:before="0" w:line="240" w:lineRule="auto"/>
-      </w:pPr>
-      <w:r>
-        <w:rPr>
-          <w:rFonts w:ascii="Courier New" w:cs="Courier New" w:eastAsia="Courier New" w:hAnsi="Courier New"/>
-          <w:sz w:val="17"/>
-          <w:szCs w:val="17"/>
-        </w:rPr>
-        <w:t xml:space="preserve">            x1, y1, x2, y2 = boxes[i]</w:t>
-      </w:r>
-    </w:p>
-    <w:p>
-      <w:pPr>
-        <w:keepLines/>
-        <w:shd w:fill="F3F4F7" w:color="auto" w:val="clear"/>
-        <w:spacing w:after="0" w:before="0" w:line="240" w:lineRule="auto"/>
-      </w:pPr>
-      <w:r>
-        <w:rPr>
-          <w:rFonts w:ascii="Courier New" w:cs="Courier New" w:eastAsia="Courier New" w:hAnsi="Courier New"/>
-          <w:sz w:val="17"/>
-          <w:szCs w:val="17"/>
-        </w:rPr>
-        <w:t xml:space="preserve">            cam = self.gradcam(array[y1:y2, x1:x2]) * float(probs[i])</w:t>
-      </w:r>
-    </w:p>
-    <w:p>
-      <w:pPr>
-        <w:keepLines/>
-        <w:shd w:fill="F3F4F7" w:color="auto" w:val="clear"/>
-        <w:spacing w:after="0" w:before="0" w:line="240" w:lineRule="auto"/>
-      </w:pPr>
-      <w:r>
-        <w:rPr>
-          <w:rFonts w:ascii="Courier New" w:cs="Courier New" w:eastAsia="Courier New" w:hAnsi="Courier New"/>
-          <w:sz w:val="17"/>
-          <w:szCs w:val="17"/>
-        </w:rPr>
-        <w:t xml:space="preserve">            cam_map[y1:y2, x1:x2] = np.maximum(cam_map[y1:y2, x1:x2], cam)</w:t>
-      </w:r>
-    </w:p>
-    <w:p>
-      <w:pPr>
-        <w:keepLines/>
-        <w:shd w:fill="F3F4F7" w:color="auto" w:val="clear"/>
-        <w:spacing w:after="0" w:before="0" w:line="240" w:lineRule="auto"/>
-      </w:pPr>
-      <w:r>
-        <w:rPr>
-          <w:rFonts w:ascii="Courier New" w:cs="Courier New" w:eastAsia="Courier New" w:hAnsi="Courier New"/>
-          <w:sz w:val="17"/>
-          <w:szCs w:val="17"/>
-        </w:rPr>
-        <w:t xml:space="preserve">        if cam_map.max() &gt; 0:</w:t>
-      </w:r>
-    </w:p>
-    <w:p>
-      <w:pPr>
-        <w:keepLines/>
-        <w:shd w:fill="F3F4F7" w:color="auto" w:val="clear"/>
-        <w:spacing w:after="0" w:before="0" w:line="240" w:lineRule="auto"/>
-      </w:pPr>
-      <w:r>
-        <w:rPr>
-          <w:rFonts w:ascii="Courier New" w:cs="Courier New" w:eastAsia="Courier New" w:hAnsi="Courier New"/>
-          <w:sz w:val="17"/>
-          <w:szCs w:val="17"/>
-        </w:rPr>
-        <w:t xml:space="preserve">            # soften the square window borders so the map reads as one continuous heatmap</w:t>
-      </w:r>
-    </w:p>
-    <w:p>
-      <w:pPr>
-        <w:keepLines/>
-        <w:shd w:fill="F3F4F7" w:color="auto" w:val="clear"/>
-        <w:spacing w:after="0" w:before="0" w:line="240" w:lineRule="auto"/>
-      </w:pPr>
-      <w:r>
-        <w:rPr>
-          <w:rFonts w:ascii="Courier New" w:cs="Courier New" w:eastAsia="Courier New" w:hAnsi="Courier New"/>
-          <w:sz w:val="17"/>
-          <w:szCs w:val="17"/>
-        </w:rPr>
-        <w:t xml:space="preserve">            blurred = Image.fromarray(np.uint8(cam_map / cam_map.max() * 255)).filter(ImageFilter.GaussianBlur(12))</w:t>
-      </w:r>
-    </w:p>
-    <w:p>
-      <w:pPr>
-        <w:keepLines/>
-        <w:shd w:fill="F3F4F7" w:color="auto" w:val="clear"/>
-        <w:spacing w:after="0" w:before="0" w:line="240" w:lineRule="auto"/>
-      </w:pPr>
-      <w:r>
-        <w:rPr>
-          <w:rFonts w:ascii="Courier New" w:cs="Courier New" w:eastAsia="Courier New" w:hAnsi="Courier New"/>
-          <w:sz w:val="17"/>
-          <w:szCs w:val="17"/>
-        </w:rPr>
-        <w:t xml:space="preserve">            cam_map = np.asarray(blurred, dtype=np.float32)</w:t>
-      </w:r>
-    </w:p>
-    <w:p>
-      <w:pPr>
-        <w:keepLines/>
-        <w:shd w:fill="F3F4F7" w:color="auto" w:val="clear"/>
-        <w:spacing w:after="0" w:before="0" w:line="240" w:lineRule="auto"/>
-      </w:pPr>
-      <w:r>
-        <w:rPr>
-          <w:rFonts w:ascii="Courier New" w:cs="Courier New" w:eastAsia="Courier New" w:hAnsi="Courier New"/>
-          <w:sz w:val="17"/>
-          <w:szCs w:val="17"/>
-        </w:rPr>
-        <w:t xml:space="preserve">            cam_map /= cam_map.max() + 1e-8</w:t>
-      </w:r>
-    </w:p>
-    <w:p>
-      <w:pPr>
-        <w:keepLines/>
-        <w:shd w:fill="F3F4F7" w:color="auto" w:val="clear"/>
-        <w:spacing w:after="0" w:before="0" w:line="240" w:lineRule="auto"/>
-      </w:pPr>
-      <w:r>
-        <w:rPr>
-          <w:rFonts w:ascii="Courier New" w:cs="Courier New" w:eastAsia="Courier New" w:hAnsi="Courier New"/>
-          <w:sz w:val="17"/>
-          <w:szCs w:val="17"/>
-        </w:rPr>
-        <w:t xml:space="preserve"> </w:t>
-      </w:r>
-    </w:p>
-    <w:p>
-      <w:pPr>
-        <w:keepLines/>
-        <w:shd w:fill="F3F4F7" w:color="auto" w:val="clear"/>
-        <w:spacing w:after="0" w:before="0" w:line="240" w:lineRule="auto"/>
-      </w:pPr>
-      <w:r>
-        <w:rPr>
-          <w:rFonts w:ascii="Courier New" w:cs="Courier New" w:eastAsia="Courier New" w:hAnsi="Courier New"/>
-          <w:sz w:val="17"/>
-          <w:szCs w:val="17"/>
-        </w:rPr>
-        <w:t xml:space="preserve">        return {</w:t>
-      </w:r>
-    </w:p>
-    <w:p>
-      <w:pPr>
-        <w:keepLines/>
-        <w:shd w:fill="F3F4F7" w:color="auto" w:val="clear"/>
-        <w:spacing w:after="0" w:before="0" w:line="240" w:lineRule="auto"/>
-      </w:pPr>
-      <w:r>
-        <w:rPr>
-          <w:rFonts w:ascii="Courier New" w:cs="Courier New" w:eastAsia="Courier New" w:hAnsi="Courier New"/>
-          <w:sz w:val="17"/>
-          <w:szCs w:val="17"/>
-        </w:rPr>
-        <w:t xml:space="preserve">            "image": image,</w:t>
-      </w:r>
-    </w:p>
-    <w:p>
-      <w:pPr>
-        <w:keepLines/>
-        <w:shd w:fill="F3F4F7" w:color="auto" w:val="clear"/>
-        <w:spacing w:after="0" w:before="0" w:line="240" w:lineRule="auto"/>
-      </w:pPr>
-      <w:r>
-        <w:rPr>
-          <w:rFonts w:ascii="Courier New" w:cs="Courier New" w:eastAsia="Courier New" w:hAnsi="Courier New"/>
-          <w:sz w:val="17"/>
-          <w:szCs w:val="17"/>
-        </w:rPr>
-        <w:t xml:space="preserve">            "label": label,</w:t>
-      </w:r>
-    </w:p>
-    <w:p>
-      <w:pPr>
-        <w:keepLines/>
-        <w:shd w:fill="F3F4F7" w:color="auto" w:val="clear"/>
-        <w:spacing w:after="0" w:before="0" w:line="240" w:lineRule="auto"/>
-      </w:pPr>
-      <w:r>
-        <w:rPr>
-          <w:rFonts w:ascii="Courier New" w:cs="Courier New" w:eastAsia="Courier New" w:hAnsi="Courier New"/>
-          <w:sz w:val="17"/>
-          <w:szCs w:val="17"/>
-        </w:rPr>
-        <w:t xml:space="preserve">            "probability": doc_prob,</w:t>
-      </w:r>
-    </w:p>
-    <w:p>
-      <w:pPr>
-        <w:keepLines/>
-        <w:shd w:fill="F3F4F7" w:color="auto" w:val="clear"/>
-        <w:spacing w:after="0" w:before="0" w:line="240" w:lineRule="auto"/>
-      </w:pPr>
-      <w:r>
-        <w:rPr>
-          <w:rFonts w:ascii="Courier New" w:cs="Courier New" w:eastAsia="Courier New" w:hAnsi="Courier New"/>
-          <w:sz w:val="17"/>
-          <w:szCs w:val="17"/>
-        </w:rPr>
-        <w:t xml:space="preserve">            "threshold": self.threshold,</w:t>
-      </w:r>
-    </w:p>
-    <w:p>
-      <w:pPr>
-        <w:keepLines/>
-        <w:shd w:fill="F3F4F7" w:color="auto" w:val="clear"/>
-        <w:spacing w:after="0" w:before="0" w:line="240" w:lineRule="auto"/>
-      </w:pPr>
-      <w:r>
-        <w:rPr>
-          <w:rFonts w:ascii="Courier New" w:cs="Courier New" w:eastAsia="Courier New" w:hAnsi="Courier New"/>
-          <w:sz w:val="17"/>
-          <w:szCs w:val="17"/>
-        </w:rPr>
-        <w:t xml:space="preserve">            "windows": len(boxes),</w:t>
-      </w:r>
-    </w:p>
-    <w:p>
-      <w:pPr>
-        <w:keepLines/>
-        <w:shd w:fill="F3F4F7" w:color="auto" w:val="clear"/>
-        <w:spacing w:after="0" w:before="0" w:line="240" w:lineRule="auto"/>
-      </w:pPr>
-      <w:r>
-        <w:rPr>
-          <w:rFonts w:ascii="Courier New" w:cs="Courier New" w:eastAsia="Courier New" w:hAnsi="Courier New"/>
-          <w:sz w:val="17"/>
-          <w:szCs w:val="17"/>
-        </w:rPr>
-        <w:t xml:space="preserve">            "flagged": int((probs &gt;= self.threshold).sum()),</w:t>
-      </w:r>
-    </w:p>
-    <w:p>
-      <w:pPr>
-        <w:keepLines/>
-        <w:shd w:fill="F3F4F7" w:color="auto" w:val="clear"/>
-        <w:spacing w:after="0" w:before="0" w:line="240" w:lineRule="auto"/>
-      </w:pPr>
-      <w:r>
-        <w:rPr>
-          <w:rFonts w:ascii="Courier New" w:cs="Courier New" w:eastAsia="Courier New" w:hAnsi="Courier New"/>
-          <w:sz w:val="17"/>
-          <w:szCs w:val="17"/>
-        </w:rPr>
-        <w:t xml:space="preserve">            "average": float(probs.mean()),</w:t>
-      </w:r>
-    </w:p>
-    <w:p>
-      <w:pPr>
-        <w:keepLines/>
-        <w:shd w:fill="F3F4F7" w:color="auto" w:val="clear"/>
-        <w:spacing w:after="0" w:before="0" w:line="240" w:lineRule="auto"/>
-      </w:pPr>
-      <w:r>
-        <w:rPr>
-          <w:rFonts w:ascii="Courier New" w:cs="Courier New" w:eastAsia="Courier New" w:hAnsi="Courier New"/>
-          <w:sz w:val="17"/>
-          <w:szCs w:val="17"/>
-        </w:rPr>
-        <w:t xml:space="preserve">            "boxes": boxes,</w:t>
-      </w:r>
-    </w:p>
-    <w:p>
-      <w:pPr>
-        <w:keepLines/>
-        <w:shd w:fill="F3F4F7" w:color="auto" w:val="clear"/>
-        <w:spacing w:after="0" w:before="0" w:line="240" w:lineRule="auto"/>
-      </w:pPr>
-      <w:r>
-        <w:rPr>
-          <w:rFonts w:ascii="Courier New" w:cs="Courier New" w:eastAsia="Courier New" w:hAnsi="Courier New"/>
-          <w:sz w:val="17"/>
-          <w:szCs w:val="17"/>
-        </w:rPr>
-        <w:t xml:space="preserve">            "probs": probs,</w:t>
-      </w:r>
-    </w:p>
-    <w:p>
-      <w:pPr>
-        <w:keepLines/>
-        <w:shd w:fill="F3F4F7" w:color="auto" w:val="clear"/>
-        <w:spacing w:after="0" w:before="0" w:line="240" w:lineRule="auto"/>
-      </w:pPr>
-      <w:r>
-        <w:rPr>
-          <w:rFonts w:ascii="Courier New" w:cs="Courier New" w:eastAsia="Courier New" w:hAnsi="Courier New"/>
-          <w:sz w:val="17"/>
-          <w:szCs w:val="17"/>
-        </w:rPr>
-        <w:t xml:space="preserve">            "best_box": boxes[best],</w:t>
-      </w:r>
-    </w:p>
-    <w:p>
-      <w:pPr>
-        <w:keepLines/>
-        <w:shd w:fill="F3F4F7" w:color="auto" w:val="clear"/>
-        <w:spacing w:after="0" w:before="0" w:line="240" w:lineRule="auto"/>
-      </w:pPr>
-      <w:r>
-        <w:rPr>
-          <w:rFonts w:ascii="Courier New" w:cs="Courier New" w:eastAsia="Courier New" w:hAnsi="Courier New"/>
-          <w:sz w:val="17"/>
-          <w:szCs w:val="17"/>
-        </w:rPr>
-        <w:t xml:space="preserve">            "cam": cam_map,</w:t>
-      </w:r>
-    </w:p>
-    <w:p>
-      <w:pPr>
-        <w:keepLines/>
-        <w:shd w:fill="F3F4F7" w:color="auto" w:val="clear"/>
-        <w:spacing w:after="0" w:before="0" w:line="240" w:lineRule="auto"/>
-      </w:pPr>
-      <w:r>
-        <w:rPr>
-          <w:rFonts w:ascii="Courier New" w:cs="Courier New" w:eastAsia="Courier New" w:hAnsi="Courier New"/>
-          <w:sz w:val="17"/>
-          <w:szCs w:val="17"/>
-        </w:rPr>
-        <w:t xml:space="preserve">            "colour_fraction": self.last_colour_fraction,</w:t>
-      </w:r>
-    </w:p>
-    <w:p>
-      <w:pPr>
-        <w:keepLines/>
-        <w:shd w:fill="F3F4F7" w:color="auto" w:val="clear"/>
-        <w:spacing w:after="0" w:before="0" w:line="240" w:lineRule="auto"/>
-      </w:pPr>
-      <w:r>
-        <w:rPr>
-          <w:rFonts w:ascii="Courier New" w:cs="Courier New" w:eastAsia="Courier New" w:hAnsi="Courier New"/>
-          <w:sz w:val="17"/>
-          <w:szCs w:val="17"/>
-        </w:rPr>
-        <w:t xml:space="preserve">            "out_of_domain": self.last_colour_fraction &gt;= OUT_OF_DOMAIN_FRACTION,</w:t>
-      </w:r>
-    </w:p>
-    <w:p>
-      <w:pPr>
-        <w:keepLines/>
-        <w:shd w:fill="F3F4F7" w:color="auto" w:val="clear"/>
-        <w:spacing w:after="0" w:before="0" w:line="240" w:lineRule="auto"/>
-      </w:pPr>
-      <w:r>
-        <w:rPr>
-          <w:rFonts w:ascii="Courier New" w:cs="Courier New" w:eastAsia="Courier New" w:hAnsi="Courier New"/>
-          <w:sz w:val="17"/>
-          <w:szCs w:val="17"/>
-        </w:rPr>
-        <w:t xml:space="preserve">        }</w:t>
+        <w:t xml:space="preserve">        cam = np.asarray(Image.fromarray(np.uint8(cam * 255)).resize((SIZE, SIZE), Image.BICUBIC), np.float32) / 255</w:t>
+      </w:r>
+    </w:p>
+    <w:p>
+      <w:pPr>
+        <w:keepLines/>
+        <w:shd w:fill="F3F4F7" w:color="auto" w:val="clear"/>
+        <w:spacing w:after="0" w:before="0" w:line="240" w:lineRule="auto"/>
+      </w:pPr>
+      <w:r>
+        <w:rPr>
+          <w:rFonts w:ascii="Courier New" w:cs="Courier New" w:eastAsia="Courier New" w:hAnsi="Courier New"/>
+          <w:sz w:val="17"/>
+          <w:szCs w:val="17"/>
+        </w:rPr>
+        <w:t xml:space="preserve">        return prob, cam</w:t>
       </w:r>
     </w:p>
     <w:p>
@@ -24107,7 +24055,7 @@
         <w:jc w:val="both"/>
       </w:pPr>
       <w:r>
-        <w:t xml:space="preserve">On the Detect page the user either chooses a file – an image, a PDF or a Word document – or opens the device camera and captures the document, and then clicks Analyze Document.</w:t>
+        <w:t xml:space="preserve">On the Detect page the user either chooses a file – an image, a PDF, a Word document or a PowerPoint presentation – or opens the device camera and captures the document, and then clicks Analyze Document.</w:t>
       </w:r>
     </w:p>
     <w:p>
@@ -24119,7 +24067,7 @@
       <w:r>
         <w:drawing>
           <wp:inline distT="0" distB="0" distL="0" distR="0">
-            <wp:extent cx="4762500" cy="3771900"/>
+            <wp:extent cx="4095750" cy="3743325"/>
             <wp:effectExtent t="0" r="0" b="0" l="0"/>
             <wp:docPr id="1" name="shot_result_top.png" descr="Figure 5.3: Result Page for a Tampered Receipt – Verdict and Reasons" title="Figure 5.3: Result Page for a Tampered Receipt – Verdict and Reasons"/>
             <wp:cNvGraphicFramePr>
@@ -24144,7 +24092,7 @@
                   <pic:spPr bwMode="auto">
                     <a:xfrm>
                       <a:off x="0" y="0"/>
-                      <a:ext cx="4762500" cy="3771900"/>
+                      <a:ext cx="4095750" cy="3743325"/>
                     </a:xfrm>
                     <a:prstGeom prst="rect">
                       <a:avLst/>
@@ -24171,7 +24119,7 @@
         <w:jc w:val="both"/>
       </w:pPr>
       <w:r>
-        <w:t xml:space="preserve">Figure 5.3 shows the result for test receipt X51008099081, which is tampered and was correctly detected. The verdict card reports the tampering score of the most suspicious region, and the “Why this result” section explains in plain language why the document was classified this way: the score compared with the 77.85% decision threshold, how many regions were flagged and where the strongest suspicion lies.</w:t>
+        <w:t xml:space="preserve">Figure 5.3 shows the result for test receipt X51008099081, which is tampered and was correctly detected. The verdict card reports the ELA tampering score (a z-score of 5.41 against the threshold of 4.02), and the “Why this result” section explains the decision in plain language: how far the most unusual region differs from the rest of the text, how many regions were flagged, where the strongest suspicion lies, the EfficientNetV2B0-ELA probability for that region and the metadata findings.</w:t>
       </w:r>
     </w:p>
     <w:p>
@@ -24183,9 +24131,9 @@
       <w:r>
         <w:drawing>
           <wp:inline distT="0" distB="0" distL="0" distR="0">
-            <wp:extent cx="4762500" cy="3505200"/>
+            <wp:extent cx="4762500" cy="3467100"/>
             <wp:effectExtent t="0" r="0" b="0" l="0"/>
-            <wp:docPr id="1" name="shot_result_map.png" descr="Figure 5.4: Result Page – Original Document and Full-page Grad-CAM Map" title="Figure 5.4: Result Page – Original Document and Full-page Grad-CAM Map"/>
+            <wp:docPr id="1" name="shot_result_map.png" descr="Figure 5.4: Result Page – Original Document and Full-page ELA Heatmap" title="Figure 5.4: Result Page – Original Document and Full-page ELA Heatmap"/>
             <wp:cNvGraphicFramePr>
               <a:graphicFrameLocks xmlns:a="http://schemas.openxmlformats.org/drawingml/2006/main" noChangeAspect="1"/>
             </wp:cNvGraphicFramePr>
@@ -24208,7 +24156,7 @@
                   <pic:spPr bwMode="auto">
                     <a:xfrm>
                       <a:off x="0" y="0"/>
-                      <a:ext cx="4762500" cy="3505200"/>
+                      <a:ext cx="4762500" cy="3467100"/>
                     </a:xfrm>
                     <a:prstGeom prst="rect">
                       <a:avLst/>
@@ -24226,7 +24174,7 @@
         <w:pStyle w:val="FigCaption"/>
       </w:pPr>
       <w:r>
-        <w:t xml:space="preserve">Figure 5.4: Result Page – Original Document and Full-page Grad-CAM Map</w:t>
+        <w:t xml:space="preserve">Figure 5.4: Result Page – Original Document and Full-page ELA Heatmap</w:t>
       </w:r>
     </w:p>
     <w:p>
@@ -24235,7 +24183,7 @@
         <w:jc w:val="both"/>
       </w:pPr>
       <w:r>
-        <w:t xml:space="preserve">The attention map shows the original page next to the Grad-CAM overlay. Regions above the threshold are outlined in red, and red and yellow areas mark the pixels that raised the tampering score. For this receipt one of the flagged regions covers an edited price.</w:t>
+        <w:t xml:space="preserve">The tampering heatmap shows the original page next to the ELA heatmap. Regions above the threshold are outlined in red, and red areas are those whose compression error differs most from the rest of the text; for this receipt they lie on the edited prices in the lower part of the receipt.</w:t>
       </w:r>
     </w:p>
     <w:p>
@@ -24247,7 +24195,7 @@
       <w:r>
         <w:drawing>
           <wp:inline distT="0" distB="0" distL="0" distR="0">
-            <wp:extent cx="4762500" cy="1771650"/>
+            <wp:extent cx="4762500" cy="1704975"/>
             <wp:effectExtent t="0" r="0" b="0" l="0"/>
             <wp:docPr id="1" name="shot_result_how.png" descr="Figure 5.5: Result Page – Zoomed Suspicious Region and Analysis Steps" title="Figure 5.5: Result Page – Zoomed Suspicious Region and Analysis Steps"/>
             <wp:cNvGraphicFramePr>
@@ -24272,7 +24220,7 @@
                   <pic:spPr bwMode="auto">
                     <a:xfrm>
                       <a:off x="0" y="0"/>
-                      <a:ext cx="4762500" cy="1771650"/>
+                      <a:ext cx="4762500" cy="1704975"/>
                     </a:xfrm>
                     <a:prstGeom prst="rect">
                       <a:avLst/>
@@ -24299,7 +24247,7 @@
         <w:jc w:val="both"/>
       </w:pPr>
       <w:r>
-        <w:t xml:space="preserve">Below the map, the most suspicious region is shown enlarged together with its heatmap, and the “How it was decided” list gives the exact steps and numbers used for this document.</w:t>
+        <w:t xml:space="preserve">Below the heatmap, the most suspicious region is shown enlarged with the Grad-CAM map of the EfficientNetV2B0-ELA model, and the “How it was decided” list gives the exact steps and numbers used for this document.</w:t>
       </w:r>
     </w:p>
     <w:p>
@@ -24311,7 +24259,7 @@
       <w:r>
         <w:drawing>
           <wp:inline distT="0" distB="0" distL="0" distR="0">
-            <wp:extent cx="4095750" cy="3248025"/>
+            <wp:extent cx="3524250" cy="3219450"/>
             <wp:effectExtent t="0" r="0" b="0" l="0"/>
             <wp:docPr id="1" name="shot_genuine.png" descr="Figure 5.6: Result Page for a Genuine Receipt" title="Figure 5.6: Result Page for a Genuine Receipt"/>
             <wp:cNvGraphicFramePr>
@@ -24336,7 +24284,7 @@
                   <pic:spPr bwMode="auto">
                     <a:xfrm>
                       <a:off x="0" y="0"/>
-                      <a:ext cx="4095750" cy="3248025"/>
+                      <a:ext cx="3524250" cy="3219450"/>
                     </a:xfrm>
                     <a:prstGeom prst="rect">
                       <a:avLst/>
@@ -24363,7 +24311,7 @@
         <w:jc w:val="both"/>
       </w:pPr>
       <w:r>
-        <w:t xml:space="preserve">For a genuine receipt no region crosses the threshold, and the reasons state the highest and average region scores.</w:t>
+        <w:t xml:space="preserve">For a genuine receipt the compression error is consistent across the text: the most unusual region scores only 2.67, below the threshold, and no region is flagged.</w:t>
       </w:r>
     </w:p>
     <w:p>
@@ -24631,7 +24579,7 @@
         <w:jc w:val="both"/>
       </w:pPr>
       <w:r>
-        <w:t xml:space="preserve">Training results. Figure 6.1 shows the training and validation accuracy and loss for both training phases (the dashed line marks the start of fine-tuning). Training accuracy keeps rising while validation accuracy stays close to 60%, which shows that the model learns the training patches but generalises only weakly to new receipts.</w:t>
+        <w:t xml:space="preserve">Training results. Figure 6.1 shows the training and validation AUC and loss of EfficientNetV2B0 trained on ELA patches for both training phases (the dashed line marks the start of fine-tuning). Validation AUC rose steadily from 0.75 to 0.83 during fine-tuning.</w:t>
       </w:r>
     </w:p>
     <w:p>
@@ -24645,7 +24593,7 @@
           <wp:inline distT="0" distB="0" distL="0" distR="0">
             <wp:extent cx="4476750" cy="1790700"/>
             <wp:effectExtent t="0" r="0" b="0" l="0"/>
-            <wp:docPr id="1" name="training_curves.png" descr="Figure 6.1: Training and Validation Accuracy and Loss Curves" title="Figure 6.1: Training and Validation Accuracy and Loss Curves"/>
+            <wp:docPr id="1" name="training_curves.png" descr="Figure 6.1: Training and Validation AUC and Loss of EfficientNetV2B0-ELA" title="Figure 6.1: Training and Validation AUC and Loss of EfficientNetV2B0-ELA"/>
             <wp:cNvGraphicFramePr>
               <a:graphicFrameLocks xmlns:a="http://schemas.openxmlformats.org/drawingml/2006/main" noChangeAspect="1"/>
             </wp:cNvGraphicFramePr>
@@ -24686,7 +24634,7 @@
         <w:pStyle w:val="FigCaption"/>
       </w:pPr>
       <w:r>
-        <w:t xml:space="preserve">Figure 6.1: Training and Validation Accuracy and Loss Curves</w:t>
+        <w:t xml:space="preserve">Figure 6.1: Training and Validation AUC and Loss of EfficientNetV2B0-ELA</w:t>
       </w:r>
     </w:p>
     <w:p>
@@ -24695,7 +24643,7 @@
         <w:jc w:val="both"/>
       </w:pPr>
       <w:r>
-        <w:t xml:space="preserve">On the 786 test patches, the model reaches an accuracy of 67.56 %, precision 38.91 %, recall 46.04 % and AUC 63.55 %.</w:t>
+        <w:t xml:space="preserve">On the 667 test ELA patches the model reaches an accuracy of 77.74 %, precision 56.52 %, recall 57.92 % and AUC 80.39 %; the same network trained on raw pixels reached only 63.6% AUC.</w:t>
       </w:r>
     </w:p>
     <w:p>
@@ -24704,7 +24652,7 @@
         <w:jc w:val="both"/>
       </w:pPr>
       <w:r>
-        <w:t xml:space="preserve">Document-level results. Table 6.1 summarises the results on the complete test documents with the decision threshold of 77.85% chosen on the validation documents. These are the numbers shown on the Performance page of the application (Figure 5.8).</w:t>
+        <w:t xml:space="preserve">Document-level results. Three decision rules were compared on the validation receipts: the ELA z-score (AUC 0.799), the EfficientNetV2B0-ELA probability (0.696) and their average (0.743). The ELA z-score was chosen. Table 6.1 summarises its results on the complete test receipts with the threshold z ≥ 4.02 chosen on the validation receipts; these are the numbers shown on the Performance page (Figure 5.8).</w:t>
       </w:r>
     </w:p>
     <w:p>
@@ -24871,7 +24819,7 @@
                 <w:sz w:val="22"/>
                 <w:szCs w:val="22"/>
               </w:rPr>
-              <w:t xml:space="preserve">43.58 %</w:t>
+              <w:t xml:space="preserve">71.10 %</w:t>
             </w:r>
           </w:p>
         </w:tc>
@@ -24940,7 +24888,7 @@
                 <w:sz w:val="22"/>
                 <w:szCs w:val="22"/>
               </w:rPr>
-              <w:t xml:space="preserve">16.67 %</w:t>
+              <w:t xml:space="preserve">31.08 %</w:t>
             </w:r>
           </w:p>
         </w:tc>
@@ -25009,7 +24957,7 @@
                 <w:sz w:val="22"/>
                 <w:szCs w:val="22"/>
               </w:rPr>
-              <w:t xml:space="preserve">62.86 %</w:t>
+              <w:t xml:space="preserve">65.71 %</w:t>
             </w:r>
           </w:p>
         </w:tc>
@@ -25078,7 +25026,7 @@
                 <w:sz w:val="22"/>
                 <w:szCs w:val="22"/>
               </w:rPr>
-              <w:t xml:space="preserve">26.35 %</w:t>
+              <w:t xml:space="preserve">42.20 %</w:t>
             </w:r>
           </w:p>
         </w:tc>
@@ -25147,7 +25095,7 @@
                 <w:sz w:val="22"/>
                 <w:szCs w:val="22"/>
               </w:rPr>
-              <w:t xml:space="preserve">47.04 %</w:t>
+              <w:t xml:space="preserve">79.16 %</w:t>
             </w:r>
           </w:p>
         </w:tc>
@@ -25216,7 +25164,7 @@
                 <w:sz w:val="22"/>
                 <w:szCs w:val="22"/>
               </w:rPr>
-              <w:t xml:space="preserve">22 of 35</w:t>
+              <w:t xml:space="preserve">23 of 35</w:t>
             </w:r>
           </w:p>
         </w:tc>
@@ -25285,7 +25233,7 @@
                 <w:sz w:val="22"/>
                 <w:szCs w:val="22"/>
               </w:rPr>
-              <w:t xml:space="preserve">110 of 183</w:t>
+              <w:t xml:space="preserve">51 of 183</w:t>
             </w:r>
           </w:p>
         </w:tc>
@@ -25417,7 +25365,7 @@
           <wp:inline distT="0" distB="0" distL="0" distR="0">
             <wp:extent cx="3143250" cy="2733675"/>
             <wp:effectExtent t="0" r="0" b="0" l="0"/>
-            <wp:docPr id="1" name="roc_curve.png" descr="Figure 6.4: ROC Curve on the Test Receipts" title="Figure 6.4: ROC Curve on the Test Receipts"/>
+            <wp:docPr id="1" name="roc_curve.png" descr="Figure 6.4: ROC Curves of the Three Decision Rules on the Test Receipts" title="Figure 6.4: ROC Curves of the Three Decision Rules on the Test Receipts"/>
             <wp:cNvGraphicFramePr>
               <a:graphicFrameLocks xmlns:a="http://schemas.openxmlformats.org/drawingml/2006/main" noChangeAspect="1"/>
             </wp:cNvGraphicFramePr>
@@ -25458,7 +25406,7 @@
         <w:pStyle w:val="FigCaption"/>
       </w:pPr>
       <w:r>
-        <w:t xml:space="preserve">Figure 6.4: ROC Curve on the Test Receipts</w:t>
+        <w:t xml:space="preserve">Figure 6.4: ROC Curves of the Three Decision Rules on the Test Receipts</w:t>
       </w:r>
     </w:p>
     <w:p>
@@ -25467,7 +25415,7 @@
         <w:jc w:val="both"/>
       </w:pPr>
       <w:r>
-        <w:t xml:space="preserve">The confusion matrix (Figure 6.3) shows that 22 of the 35 tampered receipts were detected and 13 were missed, while 73 of the 183 genuine receipts were correctly passed and 110 were wrongly flagged. The ROC-AUC of 47.04 % (Figure 6.4) is close to 50%, which means that, at document level, the tampering score does not yet separate tampered from genuine receipts better than chance. The patch-level AUC of 63.55 % shows that the model does learn something about individual edited areas, but a receipt contains 20 to 60 windows and, with this level of accuracy, almost every genuine receipt also has one window with a high score.</w:t>
+        <w:t xml:space="preserve">The confusion matrix (Figure 6.3) shows that 23 of the 35 tampered receipts were detected and 12 were missed, while 132 of the 183 genuine receipts were correctly passed and 51 were wrongly flagged. The ROC-AUC of 79.16 % (Figure 6.4) shows that the ELA score ranks tampered receipts clearly above genuine ones, far better than chance (50%). Because a false alarm only asks a reviewer to look at the highlighted region, the threshold was chosen to favour recall.</w:t>
       </w:r>
     </w:p>
     <w:p>
@@ -25476,7 +25424,7 @@
         <w:jc w:val="both"/>
       </w:pPr>
       <w:r>
-        <w:t xml:space="preserve">Analysis of the initial model. The first version of the project reported 97.85% accuracy, 91.43% precision, 95.05% recall and 97.80% AUC on its test patches. When that model was tested on complete receipts in the way the application uses it, it reached only 49.5% accuracy and an AUC of 0.44. A diagnosis showed the reason: its tampered patches were small crops enlarged about three times, while its genuine patches were larger crops that were reduced. Small crops taken from genuine receipts were classified as tampered half of the time, and 256 × 256 windows that contained real edits received an average tampering score of only 11.7%. The model had learned the zoom level of the patches rather than tampering. Table 6.2 compares the two versions.</w:t>
+        <w:t xml:space="preserve">Comparison with the earlier models. The first version of the project reported 97.85% accuracy on its test patches, but its tampered patches were small crops enlarged about three times while its genuine patches were reduced, so it had learned the zoom level rather than tampering; on whole receipts it reached 49.5% accuracy and an AUC of 0.44. Retraining on same-scale pixel patches removed that shortcut but still gave chance-level results (AUC 0.47). Moving to compression traces with ELA made the difference. Table 6.2 compares the three versions.</w:t>
       </w:r>
     </w:p>
     <w:p>
@@ -25485,7 +25433,7 @@
         <w:keepNext/>
       </w:pPr>
       <w:r>
-        <w:t xml:space="preserve">Table 6.2: Initial Model versus Final Model</w:t>
+        <w:t xml:space="preserve">Table 6.2: Comparison of the Three Versions on the Test Receipts</w:t>
       </w:r>
     </w:p>
     <w:tbl>
@@ -25501,9 +25449,10 @@
         </w:tblBorders>
       </w:tblPr>
       <w:tblGrid>
-        <w:gridCol w:w="2699"/>
-        <w:gridCol w:w="2620"/>
-        <w:gridCol w:w="2619"/>
+        <w:gridCol w:w="2223"/>
+        <w:gridCol w:w="1905"/>
+        <w:gridCol w:w="1905"/>
+        <w:gridCol w:w="1905"/>
       </w:tblGrid>
       <w:tr>
         <w:trPr>
@@ -25511,7 +25460,7 @@
         </w:trPr>
         <w:tc>
           <w:tcPr>
-            <w:tcW w:type="dxa" w:w="2699"/>
+            <w:tcW w:type="dxa" w:w="2223"/>
             <w:tcBorders>
               <w:top w:val="single" w:color="000000" w:sz="4"/>
               <w:left w:val="single" w:color="000000" w:sz="4"/>
@@ -25546,7 +25495,7 @@
         </w:tc>
         <w:tc>
           <w:tcPr>
-            <w:tcW w:type="dxa" w:w="2620"/>
+            <w:tcW w:type="dxa" w:w="1905"/>
             <w:tcBorders>
               <w:top w:val="single" w:color="000000" w:sz="4"/>
               <w:left w:val="single" w:color="000000" w:sz="4"/>
@@ -25575,13 +25524,13 @@
                 <w:sz w:val="22"/>
                 <w:szCs w:val="22"/>
               </w:rPr>
-              <w:t xml:space="preserve">Initial model</w:t>
-            </w:r>
-          </w:p>
-        </w:tc>
-        <w:tc>
-          <w:tcPr>
-            <w:tcW w:type="dxa" w:w="2619"/>
+              <w:t xml:space="preserve">Initial CNN (pixels)</w:t>
+            </w:r>
+          </w:p>
+        </w:tc>
+        <w:tc>
+          <w:tcPr>
+            <w:tcW w:type="dxa" w:w="1905"/>
             <w:tcBorders>
               <w:top w:val="single" w:color="000000" w:sz="4"/>
               <w:left w:val="single" w:color="000000" w:sz="4"/>
@@ -25610,7 +25559,42 @@
                 <w:sz w:val="22"/>
                 <w:szCs w:val="22"/>
               </w:rPr>
-              <w:t xml:space="preserve">Final model</w:t>
+              <w:t xml:space="preserve">Retrained CNN (pixels)</w:t>
+            </w:r>
+          </w:p>
+        </w:tc>
+        <w:tc>
+          <w:tcPr>
+            <w:tcW w:type="dxa" w:w="1905"/>
+            <w:tcBorders>
+              <w:top w:val="single" w:color="000000" w:sz="4"/>
+              <w:left w:val="single" w:color="000000" w:sz="4"/>
+              <w:bottom w:val="single" w:color="000000" w:sz="4"/>
+              <w:right w:val="single" w:color="000000" w:sz="4"/>
+            </w:tcBorders>
+            <w:shd w:fill="D9D9D9" w:color="auto" w:val="clear"/>
+            <w:tcMar>
+              <w:top w:type="dxa" w:w="60"/>
+              <w:left w:type="dxa" w:w="100"/>
+              <w:bottom w:type="dxa" w:w="60"/>
+              <w:right w:type="dxa" w:w="100"/>
+            </w:tcMar>
+            <w:vAlign w:val="center"/>
+          </w:tcPr>
+          <w:p>
+            <w:pPr>
+              <w:keepNext/>
+              <w:spacing w:line="240" w:lineRule="auto"/>
+              <w:jc w:val="center"/>
+            </w:pPr>
+            <w:r>
+              <w:rPr>
+                <w:b/>
+                <w:bCs/>
+                <w:sz w:val="22"/>
+                <w:szCs w:val="22"/>
+              </w:rPr>
+              <w:t xml:space="preserve">Final (ELA)</w:t>
             </w:r>
           </w:p>
         </w:tc>
@@ -25621,7 +25605,7 @@
         </w:trPr>
         <w:tc>
           <w:tcPr>
-            <w:tcW w:type="dxa" w:w="2699"/>
+            <w:tcW w:type="dxa" w:w="2223"/>
             <w:tcBorders>
               <w:top w:val="single" w:color="000000" w:sz="4"/>
               <w:left w:val="single" w:color="000000" w:sz="4"/>
@@ -25647,13 +25631,13 @@
                 <w:sz w:val="22"/>
                 <w:szCs w:val="22"/>
               </w:rPr>
-              <w:t xml:space="preserve">Tampered / genuine patch size</w:t>
-            </w:r>
-          </w:p>
-        </w:tc>
-        <w:tc>
-          <w:tcPr>
-            <w:tcW w:type="dxa" w:w="2620"/>
+              <w:t xml:space="preserve">Input</w:t>
+            </w:r>
+          </w:p>
+        </w:tc>
+        <w:tc>
+          <w:tcPr>
+            <w:tcW w:type="dxa" w:w="1905"/>
             <w:tcBorders>
               <w:top w:val="single" w:color="000000" w:sz="4"/>
               <w:left w:val="single" w:color="000000" w:sz="4"/>
@@ -25679,13 +25663,13 @@
                 <w:sz w:val="22"/>
                 <w:szCs w:val="22"/>
               </w:rPr>
-              <w:t xml:space="preserve">≈ 80 × 85 px (enlarged) / 256 × 256 px (reduced)</w:t>
-            </w:r>
-          </w:p>
-        </w:tc>
-        <w:tc>
-          <w:tcPr>
-            <w:tcW w:type="dxa" w:w="2619"/>
+              <w:t xml:space="preserve">Mixed-scale pixel crops</w:t>
+            </w:r>
+          </w:p>
+        </w:tc>
+        <w:tc>
+          <w:tcPr>
+            <w:tcW w:type="dxa" w:w="1905"/>
             <w:tcBorders>
               <w:top w:val="single" w:color="000000" w:sz="4"/>
               <w:left w:val="single" w:color="000000" w:sz="4"/>
@@ -25711,7 +25695,39 @@
                 <w:sz w:val="22"/>
                 <w:szCs w:val="22"/>
               </w:rPr>
-              <w:t xml:space="preserve">224 × 224 px / 224 × 224 px (original scale)</w:t>
+              <w:t xml:space="preserve">224 × 224 pixel windows</w:t>
+            </w:r>
+          </w:p>
+        </w:tc>
+        <w:tc>
+          <w:tcPr>
+            <w:tcW w:type="dxa" w:w="1905"/>
+            <w:tcBorders>
+              <w:top w:val="single" w:color="000000" w:sz="4"/>
+              <w:left w:val="single" w:color="000000" w:sz="4"/>
+              <w:bottom w:val="single" w:color="000000" w:sz="4"/>
+              <w:right w:val="single" w:color="000000" w:sz="4"/>
+            </w:tcBorders>
+            <w:tcMar>
+              <w:top w:type="dxa" w:w="60"/>
+              <w:left w:type="dxa" w:w="100"/>
+              <w:bottom w:type="dxa" w:w="60"/>
+              <w:right w:type="dxa" w:w="100"/>
+            </w:tcMar>
+            <w:vAlign w:val="center"/>
+          </w:tcPr>
+          <w:p>
+            <w:pPr>
+              <w:keepNext/>
+              <w:spacing w:line="240" w:lineRule="auto"/>
+              <w:jc w:val="left"/>
+            </w:pPr>
+            <w:r>
+              <w:rPr>
+                <w:sz w:val="22"/>
+                <w:szCs w:val="22"/>
+              </w:rPr>
+              <w:t xml:space="preserve">ELA of 64 × 64 text regions</w:t>
             </w:r>
           </w:p>
         </w:tc>
@@ -25722,7 +25738,7 @@
         </w:trPr>
         <w:tc>
           <w:tcPr>
-            <w:tcW w:type="dxa" w:w="2699"/>
+            <w:tcW w:type="dxa" w:w="2223"/>
             <w:tcBorders>
               <w:top w:val="single" w:color="000000" w:sz="4"/>
               <w:left w:val="single" w:color="000000" w:sz="4"/>
@@ -25748,13 +25764,13 @@
                 <w:sz w:val="22"/>
                 <w:szCs w:val="22"/>
               </w:rPr>
-              <w:t xml:space="preserve">Reported patch accuracy</w:t>
-            </w:r>
-          </w:p>
-        </w:tc>
-        <w:tc>
-          <w:tcPr>
-            <w:tcW w:type="dxa" w:w="2620"/>
+              <w:t xml:space="preserve">Document-level accuracy</w:t>
+            </w:r>
+          </w:p>
+        </w:tc>
+        <w:tc>
+          <w:tcPr>
+            <w:tcW w:type="dxa" w:w="1905"/>
             <w:tcBorders>
               <w:top w:val="single" w:color="000000" w:sz="4"/>
               <w:left w:val="single" w:color="000000" w:sz="4"/>
@@ -25780,13 +25796,13 @@
                 <w:sz w:val="22"/>
                 <w:szCs w:val="22"/>
               </w:rPr>
-              <w:t xml:space="preserve">97.85 %</w:t>
-            </w:r>
-          </w:p>
-        </w:tc>
-        <w:tc>
-          <w:tcPr>
-            <w:tcW w:type="dxa" w:w="2619"/>
+              <w:t xml:space="preserve">49.5 %</w:t>
+            </w:r>
+          </w:p>
+        </w:tc>
+        <w:tc>
+          <w:tcPr>
+            <w:tcW w:type="dxa" w:w="1905"/>
             <w:tcBorders>
               <w:top w:val="single" w:color="000000" w:sz="4"/>
               <w:left w:val="single" w:color="000000" w:sz="4"/>
@@ -25812,7 +25828,39 @@
                 <w:sz w:val="22"/>
                 <w:szCs w:val="22"/>
               </w:rPr>
-              <w:t xml:space="preserve">67.56 %</w:t>
+              <w:t xml:space="preserve">43.58 %</w:t>
+            </w:r>
+          </w:p>
+        </w:tc>
+        <w:tc>
+          <w:tcPr>
+            <w:tcW w:type="dxa" w:w="1905"/>
+            <w:tcBorders>
+              <w:top w:val="single" w:color="000000" w:sz="4"/>
+              <w:left w:val="single" w:color="000000" w:sz="4"/>
+              <w:bottom w:val="single" w:color="000000" w:sz="4"/>
+              <w:right w:val="single" w:color="000000" w:sz="4"/>
+            </w:tcBorders>
+            <w:tcMar>
+              <w:top w:type="dxa" w:w="60"/>
+              <w:left w:type="dxa" w:w="100"/>
+              <w:bottom w:type="dxa" w:w="60"/>
+              <w:right w:type="dxa" w:w="100"/>
+            </w:tcMar>
+            <w:vAlign w:val="center"/>
+          </w:tcPr>
+          <w:p>
+            <w:pPr>
+              <w:keepNext/>
+              <w:spacing w:line="240" w:lineRule="auto"/>
+              <w:jc w:val="left"/>
+            </w:pPr>
+            <w:r>
+              <w:rPr>
+                <w:sz w:val="22"/>
+                <w:szCs w:val="22"/>
+              </w:rPr>
+              <w:t xml:space="preserve">71.10 %</w:t>
             </w:r>
           </w:p>
         </w:tc>
@@ -25823,7 +25871,7 @@
         </w:trPr>
         <w:tc>
           <w:tcPr>
-            <w:tcW w:type="dxa" w:w="2699"/>
+            <w:tcW w:type="dxa" w:w="2223"/>
             <w:tcBorders>
               <w:top w:val="single" w:color="000000" w:sz="4"/>
               <w:left w:val="single" w:color="000000" w:sz="4"/>
@@ -25849,13 +25897,13 @@
                 <w:sz w:val="22"/>
                 <w:szCs w:val="22"/>
               </w:rPr>
-              <w:t xml:space="preserve">Document-level accuracy</w:t>
-            </w:r>
-          </w:p>
-        </w:tc>
-        <w:tc>
-          <w:tcPr>
-            <w:tcW w:type="dxa" w:w="2620"/>
+              <w:t xml:space="preserve">Document-level AUC</w:t>
+            </w:r>
+          </w:p>
+        </w:tc>
+        <w:tc>
+          <w:tcPr>
+            <w:tcW w:type="dxa" w:w="1905"/>
             <w:tcBorders>
               <w:top w:val="single" w:color="000000" w:sz="4"/>
               <w:left w:val="single" w:color="000000" w:sz="4"/>
@@ -25881,13 +25929,13 @@
                 <w:sz w:val="22"/>
                 <w:szCs w:val="22"/>
               </w:rPr>
-              <w:t xml:space="preserve">49.5 %</w:t>
-            </w:r>
-          </w:p>
-        </w:tc>
-        <w:tc>
-          <w:tcPr>
-            <w:tcW w:type="dxa" w:w="2619"/>
+              <w:t xml:space="preserve">44.3 %</w:t>
+            </w:r>
+          </w:p>
+        </w:tc>
+        <w:tc>
+          <w:tcPr>
+            <w:tcW w:type="dxa" w:w="1905"/>
             <w:tcBorders>
               <w:top w:val="single" w:color="000000" w:sz="4"/>
               <w:left w:val="single" w:color="000000" w:sz="4"/>
@@ -25913,7 +25961,39 @@
                 <w:sz w:val="22"/>
                 <w:szCs w:val="22"/>
               </w:rPr>
-              <w:t xml:space="preserve">43.58 %</w:t>
+              <w:t xml:space="preserve">47.04 %</w:t>
+            </w:r>
+          </w:p>
+        </w:tc>
+        <w:tc>
+          <w:tcPr>
+            <w:tcW w:type="dxa" w:w="1905"/>
+            <w:tcBorders>
+              <w:top w:val="single" w:color="000000" w:sz="4"/>
+              <w:left w:val="single" w:color="000000" w:sz="4"/>
+              <w:bottom w:val="single" w:color="000000" w:sz="4"/>
+              <w:right w:val="single" w:color="000000" w:sz="4"/>
+            </w:tcBorders>
+            <w:tcMar>
+              <w:top w:type="dxa" w:w="60"/>
+              <w:left w:type="dxa" w:w="100"/>
+              <w:bottom w:type="dxa" w:w="60"/>
+              <w:right w:type="dxa" w:w="100"/>
+            </w:tcMar>
+            <w:vAlign w:val="center"/>
+          </w:tcPr>
+          <w:p>
+            <w:pPr>
+              <w:keepNext/>
+              <w:spacing w:line="240" w:lineRule="auto"/>
+              <w:jc w:val="left"/>
+            </w:pPr>
+            <w:r>
+              <w:rPr>
+                <w:sz w:val="22"/>
+                <w:szCs w:val="22"/>
+              </w:rPr>
+              <w:t xml:space="preserve">79.16 %</w:t>
             </w:r>
           </w:p>
         </w:tc>
@@ -25924,7 +26004,7 @@
         </w:trPr>
         <w:tc>
           <w:tcPr>
-            <w:tcW w:type="dxa" w:w="2699"/>
+            <w:tcW w:type="dxa" w:w="2223"/>
             <w:tcBorders>
               <w:top w:val="single" w:color="000000" w:sz="4"/>
               <w:left w:val="single" w:color="000000" w:sz="4"/>
@@ -25950,13 +26030,13 @@
                 <w:sz w:val="22"/>
                 <w:szCs w:val="22"/>
               </w:rPr>
-              <w:t xml:space="preserve">Document-level AUC</w:t>
-            </w:r>
-          </w:p>
-        </w:tc>
-        <w:tc>
-          <w:tcPr>
-            <w:tcW w:type="dxa" w:w="2620"/>
+              <w:t xml:space="preserve">Genuine receipts wrongly flagged</w:t>
+            </w:r>
+          </w:p>
+        </w:tc>
+        <w:tc>
+          <w:tcPr>
+            <w:tcW w:type="dxa" w:w="1905"/>
             <w:tcBorders>
               <w:top w:val="single" w:color="000000" w:sz="4"/>
               <w:left w:val="single" w:color="000000" w:sz="4"/>
@@ -25982,13 +26062,13 @@
                 <w:sz w:val="22"/>
                 <w:szCs w:val="22"/>
               </w:rPr>
-              <w:t xml:space="preserve">44.3 %</w:t>
-            </w:r>
-          </w:p>
-        </w:tc>
-        <w:tc>
-          <w:tcPr>
-            <w:tcW w:type="dxa" w:w="2619"/>
+              <w:t xml:space="preserve">89 of 183</w:t>
+            </w:r>
+          </w:p>
+        </w:tc>
+        <w:tc>
+          <w:tcPr>
+            <w:tcW w:type="dxa" w:w="1905"/>
             <w:tcBorders>
               <w:top w:val="single" w:color="000000" w:sz="4"/>
               <w:left w:val="single" w:color="000000" w:sz="4"/>
@@ -26014,7 +26094,39 @@
                 <w:sz w:val="22"/>
                 <w:szCs w:val="22"/>
               </w:rPr>
-              <w:t xml:space="preserve">47.04 %</w:t>
+              <w:t xml:space="preserve">110 of 183</w:t>
+            </w:r>
+          </w:p>
+        </w:tc>
+        <w:tc>
+          <w:tcPr>
+            <w:tcW w:type="dxa" w:w="1905"/>
+            <w:tcBorders>
+              <w:top w:val="single" w:color="000000" w:sz="4"/>
+              <w:left w:val="single" w:color="000000" w:sz="4"/>
+              <w:bottom w:val="single" w:color="000000" w:sz="4"/>
+              <w:right w:val="single" w:color="000000" w:sz="4"/>
+            </w:tcBorders>
+            <w:tcMar>
+              <w:top w:type="dxa" w:w="60"/>
+              <w:left w:type="dxa" w:w="100"/>
+              <w:bottom w:type="dxa" w:w="60"/>
+              <w:right w:type="dxa" w:w="100"/>
+            </w:tcMar>
+            <w:vAlign w:val="center"/>
+          </w:tcPr>
+          <w:p>
+            <w:pPr>
+              <w:keepNext/>
+              <w:spacing w:line="240" w:lineRule="auto"/>
+              <w:jc w:val="left"/>
+            </w:pPr>
+            <w:r>
+              <w:rPr>
+                <w:sz w:val="22"/>
+                <w:szCs w:val="22"/>
+              </w:rPr>
+              <w:t xml:space="preserve">51 of 183</w:t>
             </w:r>
           </w:p>
         </w:tc>
@@ -26025,7 +26137,7 @@
         </w:trPr>
         <w:tc>
           <w:tcPr>
-            <w:tcW w:type="dxa" w:w="2699"/>
+            <w:tcW w:type="dxa" w:w="2223"/>
             <w:tcBorders>
               <w:top w:val="single" w:color="000000" w:sz="4"/>
               <w:left w:val="single" w:color="000000" w:sz="4"/>
@@ -26051,13 +26163,13 @@
                 <w:sz w:val="22"/>
                 <w:szCs w:val="22"/>
               </w:rPr>
-              <w:t xml:space="preserve">Genuine receipts wrongly flagged</w:t>
-            </w:r>
-          </w:p>
-        </w:tc>
-        <w:tc>
-          <w:tcPr>
-            <w:tcW w:type="dxa" w:w="2620"/>
+              <w:t xml:space="preserve">Tampered receipts detected</w:t>
+            </w:r>
+          </w:p>
+        </w:tc>
+        <w:tc>
+          <w:tcPr>
+            <w:tcW w:type="dxa" w:w="1905"/>
             <w:tcBorders>
               <w:top w:val="single" w:color="000000" w:sz="4"/>
               <w:left w:val="single" w:color="000000" w:sz="4"/>
@@ -26083,13 +26195,13 @@
                 <w:sz w:val="22"/>
                 <w:szCs w:val="22"/>
               </w:rPr>
-              <w:t xml:space="preserve">89 of 183</w:t>
-            </w:r>
-          </w:p>
-        </w:tc>
-        <w:tc>
-          <w:tcPr>
-            <w:tcW w:type="dxa" w:w="2619"/>
+              <w:t xml:space="preserve">14 of 35</w:t>
+            </w:r>
+          </w:p>
+        </w:tc>
+        <w:tc>
+          <w:tcPr>
+            <w:tcW w:type="dxa" w:w="1905"/>
             <w:tcBorders>
               <w:top w:val="single" w:color="000000" w:sz="4"/>
               <w:left w:val="single" w:color="000000" w:sz="4"/>
@@ -26115,18 +26227,13 @@
                 <w:sz w:val="22"/>
                 <w:szCs w:val="22"/>
               </w:rPr>
-              <w:t xml:space="preserve">110 of 183</w:t>
-            </w:r>
-          </w:p>
-        </w:tc>
-      </w:tr>
-      <w:tr>
-        <w:trPr>
-          <w:cantSplit/>
-        </w:trPr>
-        <w:tc>
-          <w:tcPr>
-            <w:tcW w:type="dxa" w:w="2699"/>
+              <w:t xml:space="preserve">22 of 35</w:t>
+            </w:r>
+          </w:p>
+        </w:tc>
+        <w:tc>
+          <w:tcPr>
+            <w:tcW w:type="dxa" w:w="1905"/>
             <w:tcBorders>
               <w:top w:val="single" w:color="000000" w:sz="4"/>
               <w:left w:val="single" w:color="000000" w:sz="4"/>
@@ -26152,71 +26259,7 @@
                 <w:sz w:val="22"/>
                 <w:szCs w:val="22"/>
               </w:rPr>
-              <w:t xml:space="preserve">Tampered receipts detected</w:t>
-            </w:r>
-          </w:p>
-        </w:tc>
-        <w:tc>
-          <w:tcPr>
-            <w:tcW w:type="dxa" w:w="2620"/>
-            <w:tcBorders>
-              <w:top w:val="single" w:color="000000" w:sz="4"/>
-              <w:left w:val="single" w:color="000000" w:sz="4"/>
-              <w:bottom w:val="single" w:color="000000" w:sz="4"/>
-              <w:right w:val="single" w:color="000000" w:sz="4"/>
-            </w:tcBorders>
-            <w:tcMar>
-              <w:top w:type="dxa" w:w="60"/>
-              <w:left w:type="dxa" w:w="100"/>
-              <w:bottom w:type="dxa" w:w="60"/>
-              <w:right w:type="dxa" w:w="100"/>
-            </w:tcMar>
-            <w:vAlign w:val="center"/>
-          </w:tcPr>
-          <w:p>
-            <w:pPr>
-              <w:keepNext/>
-              <w:spacing w:line="240" w:lineRule="auto"/>
-              <w:jc w:val="left"/>
-            </w:pPr>
-            <w:r>
-              <w:rPr>
-                <w:sz w:val="22"/>
-                <w:szCs w:val="22"/>
-              </w:rPr>
-              <w:t xml:space="preserve">14 of 35</w:t>
-            </w:r>
-          </w:p>
-        </w:tc>
-        <w:tc>
-          <w:tcPr>
-            <w:tcW w:type="dxa" w:w="2619"/>
-            <w:tcBorders>
-              <w:top w:val="single" w:color="000000" w:sz="4"/>
-              <w:left w:val="single" w:color="000000" w:sz="4"/>
-              <w:bottom w:val="single" w:color="000000" w:sz="4"/>
-              <w:right w:val="single" w:color="000000" w:sz="4"/>
-            </w:tcBorders>
-            <w:tcMar>
-              <w:top w:type="dxa" w:w="60"/>
-              <w:left w:type="dxa" w:w="100"/>
-              <w:bottom w:type="dxa" w:w="60"/>
-              <w:right w:type="dxa" w:w="100"/>
-            </w:tcMar>
-            <w:vAlign w:val="center"/>
-          </w:tcPr>
-          <w:p>
-            <w:pPr>
-              <w:keepNext/>
-              <w:spacing w:line="240" w:lineRule="auto"/>
-              <w:jc w:val="left"/>
-            </w:pPr>
-            <w:r>
-              <w:rPr>
-                <w:sz w:val="22"/>
-                <w:szCs w:val="22"/>
-              </w:rPr>
-              <w:t xml:space="preserve">22 of 35</w:t>
+              <w:t xml:space="preserve">23 of 35</w:t>
             </w:r>
           </w:p>
         </w:tc>
@@ -26233,7 +26276,7 @@
         <w:jc w:val="both"/>
       </w:pPr>
       <w:r>
-        <w:t xml:space="preserve">Neither version separates tampered from genuine receipts reliably. The final model detects more of the tampered receipts (22 instead of 14) but also flags more genuine receipts (110 instead of 89). The important difference is that its evaluation is honest: its patches, its training and its document-level test all use the same scale as the real application, so the reported numbers describe what a user of the web application will actually experience.</w:t>
+        <w:t xml:space="preserve">The final system raises less than half as many false alarms as the retrained pixel model while detecting a similar number of tampered receipts, and its evaluation uses whole documents exactly as the web application does. On simulated online documents – genuine test receipts saved as JPEG, and the same receipts with a re-typed price or copy-pasted text – the JPEG threshold (z ≥ 4.80, chosen on validation receipts) classified 90% of genuine images correctly and detected 57.5% of the edited ones.</w:t>
       </w:r>
     </w:p>
     <w:p>
@@ -26260,7 +26303,7 @@
         <w:jc w:val="both"/>
       </w:pPr>
       <w:r>
-        <w:t xml:space="preserve">Grad-CAM makes the model’s behaviour visible, which is especially valuable when accuracy is limited. For receipt X51008099081 (Figures 5.3 to 5.5) one of the flagged regions covers an edited price, so the explanation points the reviewer to the right place. For most of the other correctly detected receipts, however, the flagged regions did not cover the annotated edits: the documents were flagged because of other areas such as bold totals, stamps or dense text. Grad-CAM exposes these cases immediately, so a reviewer can see when the model is right for the wrong reason instead of trusting the label blindly.</w:t>
+        <w:t xml:space="preserve">The heatmaps make the system’s behaviour visible. For the ELA detector, the most unusual region overlapped a real annotated edit in 21 of the 35 tampered test receipts, so in most detections the explanation points the reviewer to the right place. For receipt X51008099081 (Figures 5.3 to 5.5) the flagged regions lie on the edited prices. The Grad-CAM map of the EfficientNetV2B0-ELA model shows which parts of the most suspicious region influenced its probability, adding a second, learned view of the same evidence.</w:t>
       </w:r>
     </w:p>
     <w:p>
@@ -26269,7 +26312,7 @@
         <w:jc w:val="both"/>
       </w:pPr>
       <w:r>
-        <w:t xml:space="preserve">The explanations also revealed a domain limitation. A colourful hospital receipt template was first flagged as tampered because of its coloured logo and wave graphic, which never occur in the black-and-white training receipts. Strongly coloured windows are now skipped and such documents receive a warning on the result page, but documents that differ strongly from scanned retail receipts should be treated with caution.</w:t>
+        <w:t xml:space="preserve">The explanations also revealed limitations. The earlier pixel-based model flagged a colourful hospital receipt template because of its coloured graphics; the ELA detector classifies it correctly as genuine. Images that were compressed several times, such as pictures shared through messaging apps, blur the compression traces, and edits in such images are detected less reliably.</w:t>
       </w:r>
     </w:p>
     <w:p>
@@ -27867,7 +27910,7 @@
         <w:jc w:val="both"/>
       </w:pPr>
       <w:r>
-        <w:t xml:space="preserve">In this project, an explainable financial document tampering detection system, FinDoc AI, was designed, implemented and evaluated on the public “Find it again!” receipt forgery dataset. The system fine-tunes EfficientNetV2B0 on 224 × 224 windows cut from the receipts at their original resolution, scans complete documents with overlapping windows, and explains every decision with Grad-CAM heatmaps, flagged regions and a plain-language list of reasons. The interactive Flask web application accepts images, camera photos, PDF, Word and PowerPoint files, assesses typed digital files through their metadata, and runs on an ordinary laptop.</w:t>
+        <w:t xml:space="preserve">In this project, an explainable financial document tampering detection system, FinDoc AI, was designed, implemented, evaluated on the public “Find it again!” receipt forgery dataset and deployed as a web application on Vercel. The system detects inconsistent compression traces with Error Level Analysis, classifies the most suspicious regions with an EfficientNetV2B0 model trained on ELA maps, and explains every decision with heatmaps, Grad-CAM, flagged regions and a plain-language list of reasons. Typed digital documents are assessed through their metadata, and the application accepts images, camera photos, PDF, Word and PowerPoint files.</w:t>
       </w:r>
     </w:p>
     <w:p>
@@ -27876,7 +27919,7 @@
         <w:jc w:val="both"/>
       </w:pPr>
       <w:r>
-        <w:t xml:space="preserve">A key result of the project is methodological. The initial model appeared to be highly accurate (97.85%), but a careful document-level evaluation showed that it had learned the size of its training patches rather than tampering. After correcting the patch preparation, the final system reaches 43.58 % accuracy and a document-level AUC of 47.04 % on the test receipts. Detecting careful, often single-character manual edits in scanned receipts with an image-only CNN trained on 94 tampered receipts therefore remains an open problem. The value of the delivered system lies in its complete, honest pipeline and its explanations, which show a human reviewer where to look; it should be used as a screening aid, not as proof of tampering.</w:t>
+        <w:t xml:space="preserve">A key result of the project is methodological. The initial model appeared to be highly accurate (97.85%), but a document-level evaluation showed that it had learned the size of its training patches rather than tampering. Replacing raw pixels by compression traces raised the document-level AUC from 0.47 to 79.16 %, with 71.10 % accuracy and 23 of 35 tampered receipts detected. The system is therefore a practical, explainable screening aid that shows a human reviewer where to look; it does not replace verification with the document’s issuer.</w:t>
       </w:r>
     </w:p>
     <w:p>
@@ -27921,7 +27964,7 @@
         <w:jc w:val="both"/>
       </w:pPr>
       <w:r>
-        <w:t xml:space="preserve">Forensic features: noise-residual filters were tried in this project without a clear gain; dedicated forensic networks trained with pixel-level masks may capture editing traces better than an ImageNet-pre-trained classifier.</w:t>
+        <w:t xml:space="preserve">Stronger forensics: adding copy-move detection and double-JPEG quantisation analysis would catch edits that leave little error-level difference.</w:t>
       </w:r>
     </w:p>
     <w:p>
@@ -28255,7 +28298,37 @@
           <w:sz w:val="17"/>
           <w:szCs w:val="17"/>
         </w:rPr>
-        <w:t xml:space="preserve"># app.py (main part) - configuration, model loading and the predict route</w:t>
+        <w:t xml:space="preserve"># app.py (main part) - configuration, detectors and the predict route</w:t>
+      </w:r>
+    </w:p>
+    <w:p>
+      <w:pPr>
+        <w:keepLines/>
+        <w:shd w:fill="F3F4F7" w:color="auto" w:val="clear"/>
+        <w:spacing w:after="0" w:before="0" w:line="240" w:lineRule="auto"/>
+      </w:pPr>
+      <w:r>
+        <w:rPr>
+          <w:rFonts w:ascii="Courier New" w:cs="Courier New" w:eastAsia="Courier New" w:hAnsi="Courier New"/>
+          <w:sz w:val="17"/>
+          <w:szCs w:val="17"/>
+        </w:rPr>
+        <w:t xml:space="preserve">import base64</w:t>
+      </w:r>
+    </w:p>
+    <w:p>
+      <w:pPr>
+        <w:keepLines/>
+        <w:shd w:fill="F3F4F7" w:color="auto" w:val="clear"/>
+        <w:spacing w:after="0" w:before="0" w:line="240" w:lineRule="auto"/>
+      </w:pPr>
+      <w:r>
+        <w:rPr>
+          <w:rFonts w:ascii="Courier New" w:cs="Courier New" w:eastAsia="Courier New" w:hAnsi="Courier New"/>
+          <w:sz w:val="17"/>
+          <w:szCs w:val="17"/>
+        </w:rPr>
+        <w:t xml:space="preserve">import io</w:t>
       </w:r>
     </w:p>
     <w:p>
@@ -28300,21 +28373,6 @@
           <w:sz w:val="17"/>
           <w:szCs w:val="17"/>
         </w:rPr>
-        <w:t xml:space="preserve">import uuid</w:t>
-      </w:r>
-    </w:p>
-    <w:p>
-      <w:pPr>
-        <w:keepLines/>
-        <w:shd w:fill="F3F4F7" w:color="auto" w:val="clear"/>
-        <w:spacing w:after="0" w:before="0" w:line="240" w:lineRule="auto"/>
-      </w:pPr>
-      <w:r>
-        <w:rPr>
-          <w:rFonts w:ascii="Courier New" w:cs="Courier New" w:eastAsia="Courier New" w:hAnsi="Courier New"/>
-          <w:sz w:val="17"/>
-          <w:szCs w:val="17"/>
-        </w:rPr>
         <w:t xml:space="preserve"> </w:t>
       </w:r>
     </w:p>
@@ -28330,66 +28388,6 @@
           <w:sz w:val="17"/>
           <w:szCs w:val="17"/>
         </w:rPr>
-        <w:t xml:space="preserve">import matplotlib</w:t>
-      </w:r>
-    </w:p>
-    <w:p>
-      <w:pPr>
-        <w:keepLines/>
-        <w:shd w:fill="F3F4F7" w:color="auto" w:val="clear"/>
-        <w:spacing w:after="0" w:before="0" w:line="240" w:lineRule="auto"/>
-      </w:pPr>
-      <w:r>
-        <w:rPr>
-          <w:rFonts w:ascii="Courier New" w:cs="Courier New" w:eastAsia="Courier New" w:hAnsi="Courier New"/>
-          <w:sz w:val="17"/>
-          <w:szCs w:val="17"/>
-        </w:rPr>
-        <w:t xml:space="preserve">matplotlib.use("Agg")</w:t>
-      </w:r>
-    </w:p>
-    <w:p>
-      <w:pPr>
-        <w:keepLines/>
-        <w:shd w:fill="F3F4F7" w:color="auto" w:val="clear"/>
-        <w:spacing w:after="0" w:before="0" w:line="240" w:lineRule="auto"/>
-      </w:pPr>
-      <w:r>
-        <w:rPr>
-          <w:rFonts w:ascii="Courier New" w:cs="Courier New" w:eastAsia="Courier New" w:hAnsi="Courier New"/>
-          <w:sz w:val="17"/>
-          <w:szCs w:val="17"/>
-        </w:rPr>
-        <w:t xml:space="preserve">import matplotlib.patches as mpatches</w:t>
-      </w:r>
-    </w:p>
-    <w:p>
-      <w:pPr>
-        <w:keepLines/>
-        <w:shd w:fill="F3F4F7" w:color="auto" w:val="clear"/>
-        <w:spacing w:after="0" w:before="0" w:line="240" w:lineRule="auto"/>
-      </w:pPr>
-      <w:r>
-        <w:rPr>
-          <w:rFonts w:ascii="Courier New" w:cs="Courier New" w:eastAsia="Courier New" w:hAnsi="Courier New"/>
-          <w:sz w:val="17"/>
-          <w:szCs w:val="17"/>
-        </w:rPr>
-        <w:t xml:space="preserve">import matplotlib.pyplot as plt</w:t>
-      </w:r>
-    </w:p>
-    <w:p>
-      <w:pPr>
-        <w:keepLines/>
-        <w:shd w:fill="F3F4F7" w:color="auto" w:val="clear"/>
-        <w:spacing w:after="0" w:before="0" w:line="240" w:lineRule="auto"/>
-      </w:pPr>
-      <w:r>
-        <w:rPr>
-          <w:rFonts w:ascii="Courier New" w:cs="Courier New" w:eastAsia="Courier New" w:hAnsi="Courier New"/>
-          <w:sz w:val="17"/>
-          <w:szCs w:val="17"/>
-        </w:rPr>
         <w:t xml:space="preserve">import numpy as np</w:t>
       </w:r>
     </w:p>
@@ -28420,7 +28418,7 @@
           <w:sz w:val="17"/>
           <w:szCs w:val="17"/>
         </w:rPr>
-        <w:t xml:space="preserve">from werkzeug.utils import secure_filename</w:t>
+        <w:t xml:space="preserve">from PIL import Image, ImageDraw</w:t>
       </w:r>
     </w:p>
     <w:p>
@@ -28465,7 +28463,22 @@
           <w:sz w:val="17"/>
           <w:szCs w:val="17"/>
         </w:rPr>
-        <w:t xml:space="preserve">from detector import TamperDetector, WINDOW, STRIDE</w:t>
+        <w:t xml:space="preserve">from forensics import ELADetector, WINDOW, STEP, QUALITY</w:t>
+      </w:r>
+    </w:p>
+    <w:p>
+      <w:pPr>
+        <w:keepLines/>
+        <w:shd w:fill="F3F4F7" w:color="auto" w:val="clear"/>
+        <w:spacing w:after="0" w:before="0" w:line="240" w:lineRule="auto"/>
+      </w:pPr>
+      <w:r>
+        <w:rPr>
+          <w:rFonts w:ascii="Courier New" w:cs="Courier New" w:eastAsia="Courier New" w:hAnsi="Courier New"/>
+          <w:sz w:val="17"/>
+          <w:szCs w:val="17"/>
+        </w:rPr>
+        <w:t xml:space="preserve">from metadata import inspect as inspect_file</w:t>
       </w:r>
     </w:p>
     <w:p>
@@ -28495,6 +28508,81 @@
           <w:sz w:val="17"/>
           <w:szCs w:val="17"/>
         </w:rPr>
+        <w:t xml:space="preserve">try:                                   # EfficientNetV2B0 on ELA maps (ONNX, optional)</w:t>
+      </w:r>
+    </w:p>
+    <w:p>
+      <w:pPr>
+        <w:keepLines/>
+        <w:shd w:fill="F3F4F7" w:color="auto" w:val="clear"/>
+        <w:spacing w:after="0" w:before="0" w:line="240" w:lineRule="auto"/>
+      </w:pPr>
+      <w:r>
+        <w:rPr>
+          <w:rFonts w:ascii="Courier New" w:cs="Courier New" w:eastAsia="Courier New" w:hAnsi="Courier New"/>
+          <w:sz w:val="17"/>
+          <w:szCs w:val="17"/>
+        </w:rPr>
+        <w:t xml:space="preserve">    from ela_cnn import ELACNN</w:t>
+      </w:r>
+    </w:p>
+    <w:p>
+      <w:pPr>
+        <w:keepLines/>
+        <w:shd w:fill="F3F4F7" w:color="auto" w:val="clear"/>
+        <w:spacing w:after="0" w:before="0" w:line="240" w:lineRule="auto"/>
+      </w:pPr>
+      <w:r>
+        <w:rPr>
+          <w:rFonts w:ascii="Courier New" w:cs="Courier New" w:eastAsia="Courier New" w:hAnsi="Courier New"/>
+          <w:sz w:val="17"/>
+          <w:szCs w:val="17"/>
+        </w:rPr>
+        <w:t xml:space="preserve">except Exception:                      # pragma: no cover - model or runtime not installed</w:t>
+      </w:r>
+    </w:p>
+    <w:p>
+      <w:pPr>
+        <w:keepLines/>
+        <w:shd w:fill="F3F4F7" w:color="auto" w:val="clear"/>
+        <w:spacing w:after="0" w:before="0" w:line="240" w:lineRule="auto"/>
+      </w:pPr>
+      <w:r>
+        <w:rPr>
+          <w:rFonts w:ascii="Courier New" w:cs="Courier New" w:eastAsia="Courier New" w:hAnsi="Courier New"/>
+          <w:sz w:val="17"/>
+          <w:szCs w:val="17"/>
+        </w:rPr>
+        <w:t xml:space="preserve">    ELACNN = None</w:t>
+      </w:r>
+    </w:p>
+    <w:p>
+      <w:pPr>
+        <w:keepLines/>
+        <w:shd w:fill="F3F4F7" w:color="auto" w:val="clear"/>
+        <w:spacing w:after="0" w:before="0" w:line="240" w:lineRule="auto"/>
+      </w:pPr>
+      <w:r>
+        <w:rPr>
+          <w:rFonts w:ascii="Courier New" w:cs="Courier New" w:eastAsia="Courier New" w:hAnsi="Courier New"/>
+          <w:sz w:val="17"/>
+          <w:szCs w:val="17"/>
+        </w:rPr>
+        <w:t xml:space="preserve"> </w:t>
+      </w:r>
+    </w:p>
+    <w:p>
+      <w:pPr>
+        <w:keepLines/>
+        <w:shd w:fill="F3F4F7" w:color="auto" w:val="clear"/>
+        <w:spacing w:after="0" w:before="0" w:line="240" w:lineRule="auto"/>
+      </w:pPr>
+      <w:r>
+        <w:rPr>
+          <w:rFonts w:ascii="Courier New" w:cs="Courier New" w:eastAsia="Courier New" w:hAnsi="Courier New"/>
+          <w:sz w:val="17"/>
+          <w:szCs w:val="17"/>
+        </w:rPr>
         <w:t xml:space="preserve"># ---- CONFIGURATION ----</w:t>
       </w:r>
     </w:p>
@@ -28540,37 +28628,22 @@
           <w:sz w:val="17"/>
           <w:szCs w:val="17"/>
         </w:rPr>
-        <w:t xml:space="preserve">UPLOAD_FOLDER = os.path.join(BASE_DIR, "static", "uploads")</w:t>
-      </w:r>
-    </w:p>
-    <w:p>
-      <w:pPr>
-        <w:keepLines/>
-        <w:shd w:fill="F3F4F7" w:color="auto" w:val="clear"/>
-        <w:spacing w:after="0" w:before="0" w:line="240" w:lineRule="auto"/>
-      </w:pPr>
-      <w:r>
-        <w:rPr>
-          <w:rFonts w:ascii="Courier New" w:cs="Courier New" w:eastAsia="Courier New" w:hAnsi="Courier New"/>
-          <w:sz w:val="17"/>
-          <w:szCs w:val="17"/>
-        </w:rPr>
-        <w:t xml:space="preserve">RESULT_FOLDER = os.path.join(BASE_DIR, "static", "results")</w:t>
-      </w:r>
-    </w:p>
-    <w:p>
-      <w:pPr>
-        <w:keepLines/>
-        <w:shd w:fill="F3F4F7" w:color="auto" w:val="clear"/>
-        <w:spacing w:after="0" w:before="0" w:line="240" w:lineRule="auto"/>
-      </w:pPr>
-      <w:r>
-        <w:rPr>
-          <w:rFonts w:ascii="Courier New" w:cs="Courier New" w:eastAsia="Courier New" w:hAnsi="Courier New"/>
-          <w:sz w:val="17"/>
-          <w:szCs w:val="17"/>
-        </w:rPr>
-        <w:t xml:space="preserve">METRICS_PATH = os.path.join(BASE_DIR, "models", "document_metrics.json")</w:t>
+        <w:t xml:space="preserve">METRICS_PATH = os.path.join(BASE_DIR, "models", "final_metrics.json")</w:t>
+      </w:r>
+    </w:p>
+    <w:p>
+      <w:pPr>
+        <w:keepLines/>
+        <w:shd w:fill="F3F4F7" w:color="auto" w:val="clear"/>
+        <w:spacing w:after="0" w:before="0" w:line="240" w:lineRule="auto"/>
+      </w:pPr>
+      <w:r>
+        <w:rPr>
+          <w:rFonts w:ascii="Courier New" w:cs="Courier New" w:eastAsia="Courier New" w:hAnsi="Courier New"/>
+          <w:sz w:val="17"/>
+          <w:szCs w:val="17"/>
+        </w:rPr>
+        <w:t xml:space="preserve">MAX_UPLOAD_MB = int(os.environ.get("MAX_UPLOAD_MB", "4" if os.environ.get("VERCEL") else "25"))</w:t>
       </w:r>
     </w:p>
     <w:p>
@@ -28600,22 +28673,22 @@
           <w:sz w:val="17"/>
           <w:szCs w:val="17"/>
         </w:rPr>
-        <w:t xml:space="preserve">os.makedirs(UPLOAD_FOLDER, exist_ok=True)</w:t>
-      </w:r>
-    </w:p>
-    <w:p>
-      <w:pPr>
-        <w:keepLines/>
-        <w:shd w:fill="F3F4F7" w:color="auto" w:val="clear"/>
-        <w:spacing w:after="0" w:before="0" w:line="240" w:lineRule="auto"/>
-      </w:pPr>
-      <w:r>
-        <w:rPr>
-          <w:rFonts w:ascii="Courier New" w:cs="Courier New" w:eastAsia="Courier New" w:hAnsi="Courier New"/>
-          <w:sz w:val="17"/>
-          <w:szCs w:val="17"/>
-        </w:rPr>
-        <w:t xml:space="preserve">os.makedirs(RESULT_FOLDER, exist_ok=True)</w:t>
+        <w:t xml:space="preserve">app = Flask(__name__)</w:t>
+      </w:r>
+    </w:p>
+    <w:p>
+      <w:pPr>
+        <w:keepLines/>
+        <w:shd w:fill="F3F4F7" w:color="auto" w:val="clear"/>
+        <w:spacing w:after="0" w:before="0" w:line="240" w:lineRule="auto"/>
+      </w:pPr>
+      <w:r>
+        <w:rPr>
+          <w:rFonts w:ascii="Courier New" w:cs="Courier New" w:eastAsia="Courier New" w:hAnsi="Courier New"/>
+          <w:sz w:val="17"/>
+          <w:szCs w:val="17"/>
+        </w:rPr>
+        <w:t xml:space="preserve">app.config["MAX_CONTENT_LENGTH"] = MAX_UPLOAD_MB * 1024 * 1024</w:t>
       </w:r>
     </w:p>
     <w:p>
@@ -28645,7 +28718,7 @@
           <w:sz w:val="17"/>
           <w:szCs w:val="17"/>
         </w:rPr>
-        <w:t xml:space="preserve"># ---- FLASK ----</w:t>
+        <w:t xml:space="preserve"># ---- LOAD DETECTORS ----</w:t>
       </w:r>
     </w:p>
     <w:p>
@@ -28675,37 +28748,127 @@
           <w:sz w:val="17"/>
           <w:szCs w:val="17"/>
         </w:rPr>
-        <w:t xml:space="preserve">app = Flask(__name__)</w:t>
-      </w:r>
-    </w:p>
-    <w:p>
-      <w:pPr>
-        <w:keepLines/>
-        <w:shd w:fill="F3F4F7" w:color="auto" w:val="clear"/>
-        <w:spacing w:after="0" w:before="0" w:line="240" w:lineRule="auto"/>
-      </w:pPr>
-      <w:r>
-        <w:rPr>
-          <w:rFonts w:ascii="Courier New" w:cs="Courier New" w:eastAsia="Courier New" w:hAnsi="Courier New"/>
-          <w:sz w:val="17"/>
-          <w:szCs w:val="17"/>
-        </w:rPr>
-        <w:t xml:space="preserve">app.config["UPLOAD_FOLDER"] = UPLOAD_FOLDER</w:t>
-      </w:r>
-    </w:p>
-    <w:p>
-      <w:pPr>
-        <w:keepLines/>
-        <w:shd w:fill="F3F4F7" w:color="auto" w:val="clear"/>
-        <w:spacing w:after="0" w:before="0" w:line="240" w:lineRule="auto"/>
-      </w:pPr>
-      <w:r>
-        <w:rPr>
-          <w:rFonts w:ascii="Courier New" w:cs="Courier New" w:eastAsia="Courier New" w:hAnsi="Courier New"/>
-          <w:sz w:val="17"/>
-          <w:szCs w:val="17"/>
-        </w:rPr>
-        <w:t xml:space="preserve">app.config["MAX_CONTENT_LENGTH"] = 25 * 1024 * 1024      # 25 MB upload limit</w:t>
+        <w:t xml:space="preserve">ela_detector = ELADetector()</w:t>
+      </w:r>
+    </w:p>
+    <w:p>
+      <w:pPr>
+        <w:keepLines/>
+        <w:shd w:fill="F3F4F7" w:color="auto" w:val="clear"/>
+        <w:spacing w:after="0" w:before="0" w:line="240" w:lineRule="auto"/>
+      </w:pPr>
+      <w:r>
+        <w:rPr>
+          <w:rFonts w:ascii="Courier New" w:cs="Courier New" w:eastAsia="Courier New" w:hAnsi="Courier New"/>
+          <w:sz w:val="17"/>
+          <w:szCs w:val="17"/>
+        </w:rPr>
+        <w:t xml:space="preserve">cnn = None</w:t>
+      </w:r>
+    </w:p>
+    <w:p>
+      <w:pPr>
+        <w:keepLines/>
+        <w:shd w:fill="F3F4F7" w:color="auto" w:val="clear"/>
+        <w:spacing w:after="0" w:before="0" w:line="240" w:lineRule="auto"/>
+      </w:pPr>
+      <w:r>
+        <w:rPr>
+          <w:rFonts w:ascii="Courier New" w:cs="Courier New" w:eastAsia="Courier New" w:hAnsi="Courier New"/>
+          <w:sz w:val="17"/>
+          <w:szCs w:val="17"/>
+        </w:rPr>
+        <w:t xml:space="preserve">if ELACNN is not None:</w:t>
+      </w:r>
+    </w:p>
+    <w:p>
+      <w:pPr>
+        <w:keepLines/>
+        <w:shd w:fill="F3F4F7" w:color="auto" w:val="clear"/>
+        <w:spacing w:after="0" w:before="0" w:line="240" w:lineRule="auto"/>
+      </w:pPr>
+      <w:r>
+        <w:rPr>
+          <w:rFonts w:ascii="Courier New" w:cs="Courier New" w:eastAsia="Courier New" w:hAnsi="Courier New"/>
+          <w:sz w:val="17"/>
+          <w:szCs w:val="17"/>
+        </w:rPr>
+        <w:t xml:space="preserve">    try:</w:t>
+      </w:r>
+    </w:p>
+    <w:p>
+      <w:pPr>
+        <w:keepLines/>
+        <w:shd w:fill="F3F4F7" w:color="auto" w:val="clear"/>
+        <w:spacing w:after="0" w:before="0" w:line="240" w:lineRule="auto"/>
+      </w:pPr>
+      <w:r>
+        <w:rPr>
+          <w:rFonts w:ascii="Courier New" w:cs="Courier New" w:eastAsia="Courier New" w:hAnsi="Courier New"/>
+          <w:sz w:val="17"/>
+          <w:szCs w:val="17"/>
+        </w:rPr>
+        <w:t xml:space="preserve">        cnn = ELACNN()</w:t>
+      </w:r>
+    </w:p>
+    <w:p>
+      <w:pPr>
+        <w:keepLines/>
+        <w:shd w:fill="F3F4F7" w:color="auto" w:val="clear"/>
+        <w:spacing w:after="0" w:before="0" w:line="240" w:lineRule="auto"/>
+      </w:pPr>
+      <w:r>
+        <w:rPr>
+          <w:rFonts w:ascii="Courier New" w:cs="Courier New" w:eastAsia="Courier New" w:hAnsi="Courier New"/>
+          <w:sz w:val="17"/>
+          <w:szCs w:val="17"/>
+        </w:rPr>
+        <w:t xml:space="preserve">    except Exception as e:             # the ELA detector still works on its own</w:t>
+      </w:r>
+    </w:p>
+    <w:p>
+      <w:pPr>
+        <w:keepLines/>
+        <w:shd w:fill="F3F4F7" w:color="auto" w:val="clear"/>
+        <w:spacing w:after="0" w:before="0" w:line="240" w:lineRule="auto"/>
+      </w:pPr>
+      <w:r>
+        <w:rPr>
+          <w:rFonts w:ascii="Courier New" w:cs="Courier New" w:eastAsia="Courier New" w:hAnsi="Courier New"/>
+          <w:sz w:val="17"/>
+          <w:szCs w:val="17"/>
+        </w:rPr>
+        <w:t xml:space="preserve">        print("ELA-CNN not loaded:", e)</w:t>
+      </w:r>
+    </w:p>
+    <w:p>
+      <w:pPr>
+        <w:keepLines/>
+        <w:shd w:fill="F3F4F7" w:color="auto" w:val="clear"/>
+        <w:spacing w:after="0" w:before="0" w:line="240" w:lineRule="auto"/>
+      </w:pPr>
+      <w:r>
+        <w:rPr>
+          <w:rFonts w:ascii="Courier New" w:cs="Courier New" w:eastAsia="Courier New" w:hAnsi="Courier New"/>
+          <w:sz w:val="17"/>
+          <w:szCs w:val="17"/>
+        </w:rPr>
+        <w:t xml:space="preserve">print(f"ELA detector ready (threshold z &gt;= {ela_detector.threshold:.2f}); "</w:t>
+      </w:r>
+    </w:p>
+    <w:p>
+      <w:pPr>
+        <w:keepLines/>
+        <w:shd w:fill="F3F4F7" w:color="auto" w:val="clear"/>
+        <w:spacing w:after="0" w:before="0" w:line="240" w:lineRule="auto"/>
+      </w:pPr>
+      <w:r>
+        <w:rPr>
+          <w:rFonts w:ascii="Courier New" w:cs="Courier New" w:eastAsia="Courier New" w:hAnsi="Courier New"/>
+          <w:sz w:val="17"/>
+          <w:szCs w:val="17"/>
+        </w:rPr>
+        <w:t xml:space="preserve">      f"EfficientNetV2B0-ELA model: {'loaded' if cnn else 'not available'}")</w:t>
       </w:r>
     </w:p>
     <w:p>
@@ -28735,7 +28898,7 @@
           <w:sz w:val="17"/>
           <w:szCs w:val="17"/>
         </w:rPr>
-        <w:t xml:space="preserve"># ---- LOAD MODEL ----</w:t>
+        <w:t xml:space="preserve"># ---- HELPERS ----</w:t>
       </w:r>
     </w:p>
     <w:p>
@@ -28765,67 +28928,187 @@
           <w:sz w:val="17"/>
           <w:szCs w:val="17"/>
         </w:rPr>
-        <w:t xml:space="preserve">print("=" * 60)</w:t>
-      </w:r>
-    </w:p>
-    <w:p>
-      <w:pPr>
-        <w:keepLines/>
-        <w:shd w:fill="F3F4F7" w:color="auto" w:val="clear"/>
-        <w:spacing w:after="0" w:before="0" w:line="240" w:lineRule="auto"/>
-      </w:pPr>
-      <w:r>
-        <w:rPr>
-          <w:rFonts w:ascii="Courier New" w:cs="Courier New" w:eastAsia="Courier New" w:hAnsi="Courier New"/>
-          <w:sz w:val="17"/>
-          <w:szCs w:val="17"/>
-        </w:rPr>
-        <w:t xml:space="preserve">print("Loading EfficientNetV2B0 model...")</w:t>
-      </w:r>
-    </w:p>
-    <w:p>
-      <w:pPr>
-        <w:keepLines/>
-        <w:shd w:fill="F3F4F7" w:color="auto" w:val="clear"/>
-        <w:spacing w:after="0" w:before="0" w:line="240" w:lineRule="auto"/>
-      </w:pPr>
-      <w:r>
-        <w:rPr>
-          <w:rFonts w:ascii="Courier New" w:cs="Courier New" w:eastAsia="Courier New" w:hAnsi="Courier New"/>
-          <w:sz w:val="17"/>
-          <w:szCs w:val="17"/>
-        </w:rPr>
-        <w:t xml:space="preserve">print("=" * 60)</w:t>
-      </w:r>
-    </w:p>
-    <w:p>
-      <w:pPr>
-        <w:keepLines/>
-        <w:shd w:fill="F3F4F7" w:color="auto" w:val="clear"/>
-        <w:spacing w:after="0" w:before="0" w:line="240" w:lineRule="auto"/>
-      </w:pPr>
-      <w:r>
-        <w:rPr>
-          <w:rFonts w:ascii="Courier New" w:cs="Courier New" w:eastAsia="Courier New" w:hAnsi="Courier New"/>
-          <w:sz w:val="17"/>
-          <w:szCs w:val="17"/>
-        </w:rPr>
-        <w:t xml:space="preserve">detector = TamperDetector()</w:t>
-      </w:r>
-    </w:p>
-    <w:p>
-      <w:pPr>
-        <w:keepLines/>
-        <w:shd w:fill="F3F4F7" w:color="auto" w:val="clear"/>
-        <w:spacing w:after="0" w:before="0" w:line="240" w:lineRule="auto"/>
-      </w:pPr>
-      <w:r>
-        <w:rPr>
-          <w:rFonts w:ascii="Courier New" w:cs="Courier New" w:eastAsia="Courier New" w:hAnsi="Courier New"/>
-          <w:sz w:val="17"/>
-          <w:szCs w:val="17"/>
-        </w:rPr>
-        <w:t xml:space="preserve">print(f"Model loaded. Document threshold: {detector.threshold:.3f}")</w:t>
+        <w:t xml:space="preserve">@app.route("/predict", methods=["POST"])</w:t>
+      </w:r>
+    </w:p>
+    <w:p>
+      <w:pPr>
+        <w:keepLines/>
+        <w:shd w:fill="F3F4F7" w:color="auto" w:val="clear"/>
+        <w:spacing w:after="0" w:before="0" w:line="240" w:lineRule="auto"/>
+      </w:pPr>
+      <w:r>
+        <w:rPr>
+          <w:rFonts w:ascii="Courier New" w:cs="Courier New" w:eastAsia="Courier New" w:hAnsi="Courier New"/>
+          <w:sz w:val="17"/>
+          <w:szCs w:val="17"/>
+        </w:rPr>
+        <w:t xml:space="preserve">def predict():</w:t>
+      </w:r>
+    </w:p>
+    <w:p>
+      <w:pPr>
+        <w:keepLines/>
+        <w:shd w:fill="F3F4F7" w:color="auto" w:val="clear"/>
+        <w:spacing w:after="0" w:before="0" w:line="240" w:lineRule="auto"/>
+      </w:pPr>
+      <w:r>
+        <w:rPr>
+          <w:rFonts w:ascii="Courier New" w:cs="Courier New" w:eastAsia="Courier New" w:hAnsi="Courier New"/>
+          <w:sz w:val="17"/>
+          <w:szCs w:val="17"/>
+        </w:rPr>
+        <w:t xml:space="preserve">    file = request.files.get("document")</w:t>
+      </w:r>
+    </w:p>
+    <w:p>
+      <w:pPr>
+        <w:keepLines/>
+        <w:shd w:fill="F3F4F7" w:color="auto" w:val="clear"/>
+        <w:spacing w:after="0" w:before="0" w:line="240" w:lineRule="auto"/>
+      </w:pPr>
+      <w:r>
+        <w:rPr>
+          <w:rFonts w:ascii="Courier New" w:cs="Courier New" w:eastAsia="Courier New" w:hAnsi="Courier New"/>
+          <w:sz w:val="17"/>
+          <w:szCs w:val="17"/>
+        </w:rPr>
+        <w:t xml:space="preserve">    if file is None or file.filename == "":</w:t>
+      </w:r>
+    </w:p>
+    <w:p>
+      <w:pPr>
+        <w:keepLines/>
+        <w:shd w:fill="F3F4F7" w:color="auto" w:val="clear"/>
+        <w:spacing w:after="0" w:before="0" w:line="240" w:lineRule="auto"/>
+      </w:pPr>
+      <w:r>
+        <w:rPr>
+          <w:rFonts w:ascii="Courier New" w:cs="Courier New" w:eastAsia="Courier New" w:hAnsi="Courier New"/>
+          <w:sz w:val="17"/>
+          <w:szCs w:val="17"/>
+        </w:rPr>
+        <w:t xml:space="preserve">        return render_template("detect.html", error="Please upload or capture a document.")</w:t>
+      </w:r>
+    </w:p>
+    <w:p>
+      <w:pPr>
+        <w:keepLines/>
+        <w:shd w:fill="F3F4F7" w:color="auto" w:val="clear"/>
+        <w:spacing w:after="0" w:before="0" w:line="240" w:lineRule="auto"/>
+      </w:pPr>
+      <w:r>
+        <w:rPr>
+          <w:rFonts w:ascii="Courier New" w:cs="Courier New" w:eastAsia="Courier New" w:hAnsi="Courier New"/>
+          <w:sz w:val="17"/>
+          <w:szCs w:val="17"/>
+        </w:rPr>
+        <w:t xml:space="preserve">    if extension(file.filename) not in ALLOWED_EXTENSIONS:</w:t>
+      </w:r>
+    </w:p>
+    <w:p>
+      <w:pPr>
+        <w:keepLines/>
+        <w:shd w:fill="F3F4F7" w:color="auto" w:val="clear"/>
+        <w:spacing w:after="0" w:before="0" w:line="240" w:lineRule="auto"/>
+      </w:pPr>
+      <w:r>
+        <w:rPr>
+          <w:rFonts w:ascii="Courier New" w:cs="Courier New" w:eastAsia="Courier New" w:hAnsi="Courier New"/>
+          <w:sz w:val="17"/>
+          <w:szCs w:val="17"/>
+        </w:rPr>
+        <w:t xml:space="preserve">        return render_template("detect.html", error="Supported files: images (PNG, JPG, BMP, TIFF, WEBP), PDF, "</w:t>
+      </w:r>
+    </w:p>
+    <w:p>
+      <w:pPr>
+        <w:keepLines/>
+        <w:shd w:fill="F3F4F7" w:color="auto" w:val="clear"/>
+        <w:spacing w:after="0" w:before="0" w:line="240" w:lineRule="auto"/>
+      </w:pPr>
+      <w:r>
+        <w:rPr>
+          <w:rFonts w:ascii="Courier New" w:cs="Courier New" w:eastAsia="Courier New" w:hAnsi="Courier New"/>
+          <w:sz w:val="17"/>
+          <w:szCs w:val="17"/>
+        </w:rPr>
+        <w:t xml:space="preserve">                                                    "Word (DOCX, DOC) and PowerPoint (PPTX, PPT).")</w:t>
+      </w:r>
+    </w:p>
+    <w:p>
+      <w:pPr>
+        <w:keepLines/>
+        <w:shd w:fill="F3F4F7" w:color="auto" w:val="clear"/>
+        <w:spacing w:after="0" w:before="0" w:line="240" w:lineRule="auto"/>
+      </w:pPr>
+      <w:r>
+        <w:rPr>
+          <w:rFonts w:ascii="Courier New" w:cs="Courier New" w:eastAsia="Courier New" w:hAnsi="Courier New"/>
+          <w:sz w:val="17"/>
+          <w:szCs w:val="17"/>
+        </w:rPr>
+        <w:t xml:space="preserve">    data = file.read()</w:t>
+      </w:r>
+    </w:p>
+    <w:p>
+      <w:pPr>
+        <w:keepLines/>
+        <w:shd w:fill="F3F4F7" w:color="auto" w:val="clear"/>
+        <w:spacing w:after="0" w:before="0" w:line="240" w:lineRule="auto"/>
+      </w:pPr>
+      <w:r>
+        <w:rPr>
+          <w:rFonts w:ascii="Courier New" w:cs="Courier New" w:eastAsia="Courier New" w:hAnsi="Courier New"/>
+          <w:sz w:val="17"/>
+          <w:szCs w:val="17"/>
+        </w:rPr>
+        <w:t xml:space="preserve">    try:</w:t>
+      </w:r>
+    </w:p>
+    <w:p>
+      <w:pPr>
+        <w:keepLines/>
+        <w:shd w:fill="F3F4F7" w:color="auto" w:val="clear"/>
+        <w:spacing w:after="0" w:before="0" w:line="240" w:lineRule="auto"/>
+      </w:pPr>
+      <w:r>
+        <w:rPr>
+          <w:rFonts w:ascii="Courier New" w:cs="Courier New" w:eastAsia="Courier New" w:hAnsi="Courier New"/>
+          <w:sz w:val="17"/>
+          <w:szCs w:val="17"/>
+        </w:rPr>
+        <w:t xml:space="preserve">        pages = load_pages(data, file.filename)</w:t>
+      </w:r>
+    </w:p>
+    <w:p>
+      <w:pPr>
+        <w:keepLines/>
+        <w:shd w:fill="F3F4F7" w:color="auto" w:val="clear"/>
+        <w:spacing w:after="0" w:before="0" w:line="240" w:lineRule="auto"/>
+      </w:pPr>
+      <w:r>
+        <w:rPr>
+          <w:rFonts w:ascii="Courier New" w:cs="Courier New" w:eastAsia="Courier New" w:hAnsi="Courier New"/>
+          <w:sz w:val="17"/>
+          <w:szCs w:val="17"/>
+        </w:rPr>
+        <w:t xml:space="preserve">    except ConversionError as e:</w:t>
+      </w:r>
+    </w:p>
+    <w:p>
+      <w:pPr>
+        <w:keepLines/>
+        <w:shd w:fill="F3F4F7" w:color="auto" w:val="clear"/>
+        <w:spacing w:after="0" w:before="0" w:line="240" w:lineRule="auto"/>
+      </w:pPr>
+      <w:r>
+        <w:rPr>
+          <w:rFonts w:ascii="Courier New" w:cs="Courier New" w:eastAsia="Courier New" w:hAnsi="Courier New"/>
+          <w:sz w:val="17"/>
+          <w:szCs w:val="17"/>
+        </w:rPr>
+        <w:t xml:space="preserve">        return render_template("detect.html", error=str(e))</w:t>
       </w:r>
     </w:p>
     <w:p>
@@ -28855,7 +29138,37 @@
           <w:sz w:val="17"/>
           <w:szCs w:val="17"/>
         </w:rPr>
-        <w:t xml:space="preserve"># ---- PREDICT ----</w:t>
+        <w:t xml:space="preserve">    used_pictures = any(label.startswith("Picture") for label, _ in pages)</w:t>
+      </w:r>
+    </w:p>
+    <w:p>
+      <w:pPr>
+        <w:keepLines/>
+        <w:shd w:fill="F3F4F7" w:color="auto" w:val="clear"/>
+        <w:spacing w:after="0" w:before="0" w:line="240" w:lineRule="auto"/>
+      </w:pPr>
+      <w:r>
+        <w:rPr>
+          <w:rFonts w:ascii="Courier New" w:cs="Courier New" w:eastAsia="Courier New" w:hAnsi="Courier New"/>
+          <w:sz w:val="17"/>
+          <w:szCs w:val="17"/>
+        </w:rPr>
+        <w:t xml:space="preserve">    info = inspect_file(data, extension(file.filename), used_pictures)</w:t>
+      </w:r>
+    </w:p>
+    <w:p>
+      <w:pPr>
+        <w:keepLines/>
+        <w:shd w:fill="F3F4F7" w:color="auto" w:val="clear"/>
+        <w:spacing w:after="0" w:before="0" w:line="240" w:lineRule="auto"/>
+      </w:pPr>
+      <w:r>
+        <w:rPr>
+          <w:rFonts w:ascii="Courier New" w:cs="Courier New" w:eastAsia="Courier New" w:hAnsi="Courier New"/>
+          <w:sz w:val="17"/>
+          <w:szCs w:val="17"/>
+        </w:rPr>
+        <w:t xml:space="preserve">    common = dict(file_name=file.filename, page_count=len(pages), kind=info["kind"], signals=info["signals"])</w:t>
       </w:r>
     </w:p>
     <w:p>
@@ -28885,112 +29198,22 @@
           <w:sz w:val="17"/>
           <w:szCs w:val="17"/>
         </w:rPr>
-        <w:t xml:space="preserve">@app.route("/predict", methods=["POST"])</w:t>
-      </w:r>
-    </w:p>
-    <w:p>
-      <w:pPr>
-        <w:keepLines/>
-        <w:shd w:fill="F3F4F7" w:color="auto" w:val="clear"/>
-        <w:spacing w:after="0" w:before="0" w:line="240" w:lineRule="auto"/>
-      </w:pPr>
-      <w:r>
-        <w:rPr>
-          <w:rFonts w:ascii="Courier New" w:cs="Courier New" w:eastAsia="Courier New" w:hAnsi="Courier New"/>
-          <w:sz w:val="17"/>
-          <w:szCs w:val="17"/>
-        </w:rPr>
-        <w:t xml:space="preserve">def predict():</w:t>
-      </w:r>
-    </w:p>
-    <w:p>
-      <w:pPr>
-        <w:keepLines/>
-        <w:shd w:fill="F3F4F7" w:color="auto" w:val="clear"/>
-        <w:spacing w:after="0" w:before="0" w:line="240" w:lineRule="auto"/>
-      </w:pPr>
-      <w:r>
-        <w:rPr>
-          <w:rFonts w:ascii="Courier New" w:cs="Courier New" w:eastAsia="Courier New" w:hAnsi="Courier New"/>
-          <w:sz w:val="17"/>
-          <w:szCs w:val="17"/>
-        </w:rPr>
-        <w:t xml:space="preserve">    file = request.files.get("document")</w:t>
-      </w:r>
-    </w:p>
-    <w:p>
-      <w:pPr>
-        <w:keepLines/>
-        <w:shd w:fill="F3F4F7" w:color="auto" w:val="clear"/>
-        <w:spacing w:after="0" w:before="0" w:line="240" w:lineRule="auto"/>
-      </w:pPr>
-      <w:r>
-        <w:rPr>
-          <w:rFonts w:ascii="Courier New" w:cs="Courier New" w:eastAsia="Courier New" w:hAnsi="Courier New"/>
-          <w:sz w:val="17"/>
-          <w:szCs w:val="17"/>
-        </w:rPr>
-        <w:t xml:space="preserve">    if file is None or file.filename == "":</w:t>
-      </w:r>
-    </w:p>
-    <w:p>
-      <w:pPr>
-        <w:keepLines/>
-        <w:shd w:fill="F3F4F7" w:color="auto" w:val="clear"/>
-        <w:spacing w:after="0" w:before="0" w:line="240" w:lineRule="auto"/>
-      </w:pPr>
-      <w:r>
-        <w:rPr>
-          <w:rFonts w:ascii="Courier New" w:cs="Courier New" w:eastAsia="Courier New" w:hAnsi="Courier New"/>
-          <w:sz w:val="17"/>
-          <w:szCs w:val="17"/>
-        </w:rPr>
-        <w:t xml:space="preserve">        return render_template("detect.html", error="Please upload or capture a document.")</w:t>
-      </w:r>
-    </w:p>
-    <w:p>
-      <w:pPr>
-        <w:keepLines/>
-        <w:shd w:fill="F3F4F7" w:color="auto" w:val="clear"/>
-        <w:spacing w:after="0" w:before="0" w:line="240" w:lineRule="auto"/>
-      </w:pPr>
-      <w:r>
-        <w:rPr>
-          <w:rFonts w:ascii="Courier New" w:cs="Courier New" w:eastAsia="Courier New" w:hAnsi="Courier New"/>
-          <w:sz w:val="17"/>
-          <w:szCs w:val="17"/>
-        </w:rPr>
-        <w:t xml:space="preserve">    if extension(file.filename) not in ALLOWED_EXTENSIONS:</w:t>
-      </w:r>
-    </w:p>
-    <w:p>
-      <w:pPr>
-        <w:keepLines/>
-        <w:shd w:fill="F3F4F7" w:color="auto" w:val="clear"/>
-        <w:spacing w:after="0" w:before="0" w:line="240" w:lineRule="auto"/>
-      </w:pPr>
-      <w:r>
-        <w:rPr>
-          <w:rFonts w:ascii="Courier New" w:cs="Courier New" w:eastAsia="Courier New" w:hAnsi="Courier New"/>
-          <w:sz w:val="17"/>
-          <w:szCs w:val="17"/>
-        </w:rPr>
-        <w:t xml:space="preserve">        return render_template("detect.html",</w:t>
-      </w:r>
-    </w:p>
-    <w:p>
-      <w:pPr>
-        <w:keepLines/>
-        <w:shd w:fill="F3F4F7" w:color="auto" w:val="clear"/>
-        <w:spacing w:after="0" w:before="0" w:line="240" w:lineRule="auto"/>
-      </w:pPr>
-      <w:r>
-        <w:rPr>
-          <w:rFonts w:ascii="Courier New" w:cs="Courier New" w:eastAsia="Courier New" w:hAnsi="Courier New"/>
-          <w:sz w:val="17"/>
-          <w:szCs w:val="17"/>
-        </w:rPr>
-        <w:t xml:space="preserve">                               error="Supported files: images (PNG, JPG, BMP, TIFF, WEBP), PDF and Word (DOCX, DOC).")</w:t>
+        <w:t xml:space="preserve">    if info["digital"]:                    # typed Word / PowerPoint / digital PDF</w:t>
+      </w:r>
+    </w:p>
+    <w:p>
+      <w:pPr>
+        <w:keepLines/>
+        <w:shd w:fill="F3F4F7" w:color="auto" w:val="clear"/>
+        <w:spacing w:after="0" w:before="0" w:line="240" w:lineRule="auto"/>
+      </w:pPr>
+      <w:r>
+        <w:rPr>
+          <w:rFonts w:ascii="Courier New" w:cs="Courier New" w:eastAsia="Courier New" w:hAnsi="Courier New"/>
+          <w:sz w:val="17"/>
+          <w:szCs w:val="17"/>
+        </w:rPr>
+        <w:t xml:space="preserve">        return metadata_result(info, pages, common)   # (see Section 4.11.6)</w:t>
       </w:r>
     </w:p>
     <w:p>
@@ -29020,52 +29243,97 @@
           <w:sz w:val="17"/>
           <w:szCs w:val="17"/>
         </w:rPr>
-        <w:t xml:space="preserve">    try:</w:t>
-      </w:r>
-    </w:p>
-    <w:p>
-      <w:pPr>
-        <w:keepLines/>
-        <w:shd w:fill="F3F4F7" w:color="auto" w:val="clear"/>
-        <w:spacing w:after="0" w:before="0" w:line="240" w:lineRule="auto"/>
-      </w:pPr>
-      <w:r>
-        <w:rPr>
-          <w:rFonts w:ascii="Courier New" w:cs="Courier New" w:eastAsia="Courier New" w:hAnsi="Courier New"/>
-          <w:sz w:val="17"/>
-          <w:szCs w:val="17"/>
-        </w:rPr>
-        <w:t xml:space="preserve">        pages = load_pages(file.read(), file.filename)</w:t>
-      </w:r>
-    </w:p>
-    <w:p>
-      <w:pPr>
-        <w:keepLines/>
-        <w:shd w:fill="F3F4F7" w:color="auto" w:val="clear"/>
-        <w:spacing w:after="0" w:before="0" w:line="240" w:lineRule="auto"/>
-      </w:pPr>
-      <w:r>
-        <w:rPr>
-          <w:rFonts w:ascii="Courier New" w:cs="Courier New" w:eastAsia="Courier New" w:hAnsi="Courier New"/>
-          <w:sz w:val="17"/>
-          <w:szCs w:val="17"/>
-        </w:rPr>
-        <w:t xml:space="preserve">    except ConversionError as e:</w:t>
-      </w:r>
-    </w:p>
-    <w:p>
-      <w:pPr>
-        <w:keepLines/>
-        <w:shd w:fill="F3F4F7" w:color="auto" w:val="clear"/>
-        <w:spacing w:after="0" w:before="0" w:line="240" w:lineRule="auto"/>
-      </w:pPr>
-      <w:r>
-        <w:rPr>
-          <w:rFonts w:ascii="Courier New" w:cs="Courier New" w:eastAsia="Courier New" w:hAnsi="Courier New"/>
-          <w:sz w:val="17"/>
-          <w:szCs w:val="17"/>
-        </w:rPr>
-        <w:t xml:space="preserve">        return render_template("detect.html", error=str(e))</w:t>
+        <w:t xml:space="preserve">    # ---------------- scanned / photographed documents: ELA ----------------</w:t>
+      </w:r>
+    </w:p>
+    <w:p>
+      <w:pPr>
+        <w:keepLines/>
+        <w:shd w:fill="F3F4F7" w:color="auto" w:val="clear"/>
+        <w:spacing w:after="0" w:before="0" w:line="240" w:lineRule="auto"/>
+      </w:pPr>
+      <w:r>
+        <w:rPr>
+          <w:rFonts w:ascii="Courier New" w:cs="Courier New" w:eastAsia="Courier New" w:hAnsi="Courier New"/>
+          <w:sz w:val="17"/>
+          <w:szCs w:val="17"/>
+        </w:rPr>
+        <w:t xml:space="preserve">    is_jpeg = extension(file.filename) in ("jpg", "jpeg")</w:t>
+      </w:r>
+    </w:p>
+    <w:p>
+      <w:pPr>
+        <w:keepLines/>
+        <w:shd w:fill="F3F4F7" w:color="auto" w:val="clear"/>
+        <w:spacing w:after="0" w:before="0" w:line="240" w:lineRule="auto"/>
+      </w:pPr>
+      <w:r>
+        <w:rPr>
+          <w:rFonts w:ascii="Courier New" w:cs="Courier New" w:eastAsia="Courier New" w:hAnsi="Courier New"/>
+          <w:sz w:val="17"/>
+          <w:szCs w:val="17"/>
+        </w:rPr>
+        <w:t xml:space="preserve">    results = [(label, analyze_page(image, is_jpeg)) for label, image in pages]</w:t>
+      </w:r>
+    </w:p>
+    <w:p>
+      <w:pPr>
+        <w:keepLines/>
+        <w:shd w:fill="F3F4F7" w:color="auto" w:val="clear"/>
+        <w:spacing w:after="0" w:before="0" w:line="240" w:lineRule="auto"/>
+      </w:pPr>
+      <w:r>
+        <w:rPr>
+          <w:rFonts w:ascii="Courier New" w:cs="Courier New" w:eastAsia="Courier New" w:hAnsi="Courier New"/>
+          <w:sz w:val="17"/>
+          <w:szCs w:val="17"/>
+        </w:rPr>
+        <w:t xml:space="preserve">    page_label, a = max(results, key=lambda r: r[1]["decision_score"])</w:t>
+      </w:r>
+    </w:p>
+    <w:p>
+      <w:pPr>
+        <w:keepLines/>
+        <w:shd w:fill="F3F4F7" w:color="auto" w:val="clear"/>
+        <w:spacing w:after="0" w:before="0" w:line="240" w:lineRule="auto"/>
+      </w:pPr>
+      <w:r>
+        <w:rPr>
+          <w:rFonts w:ascii="Courier New" w:cs="Courier New" w:eastAsia="Courier New" w:hAnsi="Courier New"/>
+          <w:sz w:val="17"/>
+          <w:szCs w:val="17"/>
+        </w:rPr>
+        <w:t xml:space="preserve">    if any(r["label"] == "Tampered" for _, r in results):</w:t>
+      </w:r>
+    </w:p>
+    <w:p>
+      <w:pPr>
+        <w:keepLines/>
+        <w:shd w:fill="F3F4F7" w:color="auto" w:val="clear"/>
+        <w:spacing w:after="0" w:before="0" w:line="240" w:lineRule="auto"/>
+      </w:pPr>
+      <w:r>
+        <w:rPr>
+          <w:rFonts w:ascii="Courier New" w:cs="Courier New" w:eastAsia="Courier New" w:hAnsi="Courier New"/>
+          <w:sz w:val="17"/>
+          <w:szCs w:val="17"/>
+        </w:rPr>
+        <w:t xml:space="preserve">        a["label"] = "Tampered"</w:t>
+      </w:r>
+    </w:p>
+    <w:p>
+      <w:pPr>
+        <w:keepLines/>
+        <w:shd w:fill="F3F4F7" w:color="auto" w:val="clear"/>
+        <w:spacing w:after="0" w:before="0" w:line="240" w:lineRule="auto"/>
+      </w:pPr>
+      <w:r>
+        <w:rPr>
+          <w:rFonts w:ascii="Courier New" w:cs="Courier New" w:eastAsia="Courier New" w:hAnsi="Courier New"/>
+          <w:sz w:val="17"/>
+          <w:szCs w:val="17"/>
+        </w:rPr>
+        <w:t xml:space="preserve">    tampered = a["label"] == "Tampered"</w:t>
       </w:r>
     </w:p>
     <w:p>
@@ -29095,67 +29363,127 @@
           <w:sz w:val="17"/>
           <w:szCs w:val="17"/>
         </w:rPr>
-        <w:t xml:space="preserve">    # analyse every page and keep the most suspicious one</w:t>
-      </w:r>
-    </w:p>
-    <w:p>
-      <w:pPr>
-        <w:keepLines/>
-        <w:shd w:fill="F3F4F7" w:color="auto" w:val="clear"/>
-        <w:spacing w:after="0" w:before="0" w:line="240" w:lineRule="auto"/>
-      </w:pPr>
-      <w:r>
-        <w:rPr>
-          <w:rFonts w:ascii="Courier New" w:cs="Courier New" w:eastAsia="Courier New" w:hAnsi="Courier New"/>
-          <w:sz w:val="17"/>
-          <w:szCs w:val="17"/>
-        </w:rPr>
-        <w:t xml:space="preserve">    results = [(label, detector.analyze(image)) for label, image in pages]</w:t>
-      </w:r>
-    </w:p>
-    <w:p>
-      <w:pPr>
-        <w:keepLines/>
-        <w:shd w:fill="F3F4F7" w:color="auto" w:val="clear"/>
-        <w:spacing w:after="0" w:before="0" w:line="240" w:lineRule="auto"/>
-      </w:pPr>
-      <w:r>
-        <w:rPr>
-          <w:rFonts w:ascii="Courier New" w:cs="Courier New" w:eastAsia="Courier New" w:hAnsi="Courier New"/>
-          <w:sz w:val="17"/>
-          <w:szCs w:val="17"/>
-        </w:rPr>
-        <w:t xml:space="preserve">    page_label, analysis = max(results, key=lambda r: r[1]["probability"])</w:t>
-      </w:r>
-    </w:p>
-    <w:p>
-      <w:pPr>
-        <w:keepLines/>
-        <w:shd w:fill="F3F4F7" w:color="auto" w:val="clear"/>
-        <w:spacing w:after="0" w:before="0" w:line="240" w:lineRule="auto"/>
-      </w:pPr>
-      <w:r>
-        <w:rPr>
-          <w:rFonts w:ascii="Courier New" w:cs="Courier New" w:eastAsia="Courier New" w:hAnsi="Courier New"/>
-          <w:sz w:val="17"/>
-          <w:szCs w:val="17"/>
-        </w:rPr>
-        <w:t xml:space="preserve">    if any(r["label"] == "Tampered" for _, r in results):</w:t>
-      </w:r>
-    </w:p>
-    <w:p>
-      <w:pPr>
-        <w:keepLines/>
-        <w:shd w:fill="F3F4F7" w:color="auto" w:val="clear"/>
-        <w:spacing w:after="0" w:before="0" w:line="240" w:lineRule="auto"/>
-      </w:pPr>
-      <w:r>
-        <w:rPr>
-          <w:rFonts w:ascii="Courier New" w:cs="Courier New" w:eastAsia="Courier New" w:hAnsi="Courier New"/>
-          <w:sz w:val="17"/>
-          <w:szCs w:val="17"/>
-        </w:rPr>
-        <w:t xml:space="preserve">        analysis["label"] = "Tampered"</w:t>
+        <w:t xml:space="preserve">    page = a["image"]</w:t>
+      </w:r>
+    </w:p>
+    <w:p>
+      <w:pPr>
+        <w:keepLines/>
+        <w:shd w:fill="F3F4F7" w:color="auto" w:val="clear"/>
+        <w:spacing w:after="0" w:before="0" w:line="240" w:lineRule="auto"/>
+      </w:pPr>
+      <w:r>
+        <w:rPr>
+          <w:rFonts w:ascii="Courier New" w:cs="Courier New" w:eastAsia="Courier New" w:hAnsi="Courier New"/>
+          <w:sz w:val="17"/>
+          <w:szCs w:val="17"/>
+        </w:rPr>
+        <w:t xml:space="preserve">    heat_img = overlay(page, a["heat"], a["flagged_boxes"] or [a["best_box"]])</w:t>
+      </w:r>
+    </w:p>
+    <w:p>
+      <w:pPr>
+        <w:keepLines/>
+        <w:shd w:fill="F3F4F7" w:color="auto" w:val="clear"/>
+        <w:spacing w:after="0" w:before="0" w:line="240" w:lineRule="auto"/>
+      </w:pPr>
+      <w:r>
+        <w:rPr>
+          <w:rFonts w:ascii="Courier New" w:cs="Courier New" w:eastAsia="Courier New" w:hAnsi="Courier New"/>
+          <w:sz w:val="17"/>
+          <w:szCs w:val="17"/>
+        </w:rPr>
+        <w:t xml:space="preserve">    bx = a.get("cnn_box") or a["best_box"]</w:t>
+      </w:r>
+    </w:p>
+    <w:p>
+      <w:pPr>
+        <w:keepLines/>
+        <w:shd w:fill="F3F4F7" w:color="auto" w:val="clear"/>
+        <w:spacing w:after="0" w:before="0" w:line="240" w:lineRule="auto"/>
+      </w:pPr>
+      <w:r>
+        <w:rPr>
+          <w:rFonts w:ascii="Courier New" w:cs="Courier New" w:eastAsia="Courier New" w:hAnsi="Courier New"/>
+          <w:sz w:val="17"/>
+          <w:szCs w:val="17"/>
+        </w:rPr>
+        <w:t xml:space="preserve">    region = page.crop(bx)</w:t>
+      </w:r>
+    </w:p>
+    <w:p>
+      <w:pPr>
+        <w:keepLines/>
+        <w:shd w:fill="F3F4F7" w:color="auto" w:val="clear"/>
+        <w:spacing w:after="0" w:before="0" w:line="240" w:lineRule="auto"/>
+      </w:pPr>
+      <w:r>
+        <w:rPr>
+          <w:rFonts w:ascii="Courier New" w:cs="Courier New" w:eastAsia="Courier New" w:hAnsi="Courier New"/>
+          <w:sz w:val="17"/>
+          <w:szCs w:val="17"/>
+        </w:rPr>
+        <w:t xml:space="preserve">    if a.get("gradcam") is not None:</w:t>
+      </w:r>
+    </w:p>
+    <w:p>
+      <w:pPr>
+        <w:keepLines/>
+        <w:shd w:fill="F3F4F7" w:color="auto" w:val="clear"/>
+        <w:spacing w:after="0" w:before="0" w:line="240" w:lineRule="auto"/>
+      </w:pPr>
+      <w:r>
+        <w:rPr>
+          <w:rFonts w:ascii="Courier New" w:cs="Courier New" w:eastAsia="Courier New" w:hAnsi="Courier New"/>
+          <w:sz w:val="17"/>
+          <w:szCs w:val="17"/>
+        </w:rPr>
+        <w:t xml:space="preserve">        region = overlay(region, a["gradcam"], [])</w:t>
+      </w:r>
+    </w:p>
+    <w:p>
+      <w:pPr>
+        <w:keepLines/>
+        <w:shd w:fill="F3F4F7" w:color="auto" w:val="clear"/>
+        <w:spacing w:after="0" w:before="0" w:line="240" w:lineRule="auto"/>
+      </w:pPr>
+      <w:r>
+        <w:rPr>
+          <w:rFonts w:ascii="Courier New" w:cs="Courier New" w:eastAsia="Courier New" w:hAnsi="Courier New"/>
+          <w:sz w:val="17"/>
+          <w:szCs w:val="17"/>
+        </w:rPr>
+        <w:t xml:space="preserve">    else:</w:t>
+      </w:r>
+    </w:p>
+    <w:p>
+      <w:pPr>
+        <w:keepLines/>
+        <w:shd w:fill="F3F4F7" w:color="auto" w:val="clear"/>
+        <w:spacing w:after="0" w:before="0" w:line="240" w:lineRule="auto"/>
+      </w:pPr>
+      <w:r>
+        <w:rPr>
+          <w:rFonts w:ascii="Courier New" w:cs="Courier New" w:eastAsia="Courier New" w:hAnsi="Courier New"/>
+          <w:sz w:val="17"/>
+          <w:szCs w:val="17"/>
+        </w:rPr>
+        <w:t xml:space="preserve">        region = overlay(region, a["heat"][bx[1]:bx[3], bx[0]:bx[2]], [])</w:t>
+      </w:r>
+    </w:p>
+    <w:p>
+      <w:pPr>
+        <w:keepLines/>
+        <w:shd w:fill="F3F4F7" w:color="auto" w:val="clear"/>
+        <w:spacing w:after="0" w:before="0" w:line="240" w:lineRule="auto"/>
+      </w:pPr>
+      <w:r>
+        <w:rPr>
+          <w:rFonts w:ascii="Courier New" w:cs="Courier New" w:eastAsia="Courier New" w:hAnsi="Courier New"/>
+          <w:sz w:val="17"/>
+          <w:szCs w:val="17"/>
+        </w:rPr>
+        <w:t xml:space="preserve">    region = region.resize((320, 320), Image.NEAREST)</w:t>
       </w:r>
     </w:p>
     <w:p>
@@ -29185,202 +29513,7 @@
           <w:sz w:val="17"/>
           <w:szCs w:val="17"/>
         </w:rPr>
-        <w:t xml:space="preserve">    stem = os.path.splitext(secure_filename(file.filename))[0] or "document"</w:t>
-      </w:r>
-    </w:p>
-    <w:p>
-      <w:pPr>
-        <w:keepLines/>
-        <w:shd w:fill="F3F4F7" w:color="auto" w:val="clear"/>
-        <w:spacing w:after="0" w:before="0" w:line="240" w:lineRule="auto"/>
-      </w:pPr>
-      <w:r>
-        <w:rPr>
-          <w:rFonts w:ascii="Courier New" w:cs="Courier New" w:eastAsia="Courier New" w:hAnsi="Courier New"/>
-          <w:sz w:val="17"/>
-          <w:szCs w:val="17"/>
-        </w:rPr>
-        <w:t xml:space="preserve">    unique_name = uuid.uuid4().hex + "_" + stem + ".png"</w:t>
-      </w:r>
-    </w:p>
-    <w:p>
-      <w:pPr>
-        <w:keepLines/>
-        <w:shd w:fill="F3F4F7" w:color="auto" w:val="clear"/>
-        <w:spacing w:after="0" w:before="0" w:line="240" w:lineRule="auto"/>
-      </w:pPr>
-      <w:r>
-        <w:rPr>
-          <w:rFonts w:ascii="Courier New" w:cs="Courier New" w:eastAsia="Courier New" w:hAnsi="Courier New"/>
-          <w:sz w:val="17"/>
-          <w:szCs w:val="17"/>
-        </w:rPr>
-        <w:t xml:space="preserve">    analysis["image"].save(os.path.join(UPLOAD_FOLDER, unique_name))</w:t>
-      </w:r>
-    </w:p>
-    <w:p>
-      <w:pPr>
-        <w:keepLines/>
-        <w:shd w:fill="F3F4F7" w:color="auto" w:val="clear"/>
-        <w:spacing w:after="0" w:before="0" w:line="240" w:lineRule="auto"/>
-      </w:pPr>
-      <w:r>
-        <w:rPr>
-          <w:rFonts w:ascii="Courier New" w:cs="Courier New" w:eastAsia="Courier New" w:hAnsi="Courier New"/>
-          <w:sz w:val="17"/>
-          <w:szCs w:val="17"/>
-        </w:rPr>
-        <w:t xml:space="preserve"> </w:t>
-      </w:r>
-    </w:p>
-    <w:p>
-      <w:pPr>
-        <w:keepLines/>
-        <w:shd w:fill="F3F4F7" w:color="auto" w:val="clear"/>
-        <w:spacing w:after="0" w:before="0" w:line="240" w:lineRule="auto"/>
-      </w:pPr>
-      <w:r>
-        <w:rPr>
-          <w:rFonts w:ascii="Courier New" w:cs="Courier New" w:eastAsia="Courier New" w:hAnsi="Courier New"/>
-          <w:sz w:val="17"/>
-          <w:szCs w:val="17"/>
-        </w:rPr>
-        <w:t xml:space="preserve">    try:</w:t>
-      </w:r>
-    </w:p>
-    <w:p>
-      <w:pPr>
-        <w:keepLines/>
-        <w:shd w:fill="F3F4F7" w:color="auto" w:val="clear"/>
-        <w:spacing w:after="0" w:before="0" w:line="240" w:lineRule="auto"/>
-      </w:pPr>
-      <w:r>
-        <w:rPr>
-          <w:rFonts w:ascii="Courier New" w:cs="Courier New" w:eastAsia="Courier New" w:hAnsi="Courier New"/>
-          <w:sz w:val="17"/>
-          <w:szCs w:val="17"/>
-        </w:rPr>
-        <w:t xml:space="preserve">        gradcam_url = create_gradcam_image(analysis)</w:t>
-      </w:r>
-    </w:p>
-    <w:p>
-      <w:pPr>
-        <w:keepLines/>
-        <w:shd w:fill="F3F4F7" w:color="auto" w:val="clear"/>
-        <w:spacing w:after="0" w:before="0" w:line="240" w:lineRule="auto"/>
-      </w:pPr>
-      <w:r>
-        <w:rPr>
-          <w:rFonts w:ascii="Courier New" w:cs="Courier New" w:eastAsia="Courier New" w:hAnsi="Courier New"/>
-          <w:sz w:val="17"/>
-          <w:szCs w:val="17"/>
-        </w:rPr>
-        <w:t xml:space="preserve">        region_url = create_region_image(analysis)</w:t>
-      </w:r>
-    </w:p>
-    <w:p>
-      <w:pPr>
-        <w:keepLines/>
-        <w:shd w:fill="F3F4F7" w:color="auto" w:val="clear"/>
-        <w:spacing w:after="0" w:before="0" w:line="240" w:lineRule="auto"/>
-      </w:pPr>
-      <w:r>
-        <w:rPr>
-          <w:rFonts w:ascii="Courier New" w:cs="Courier New" w:eastAsia="Courier New" w:hAnsi="Courier New"/>
-          <w:sz w:val="17"/>
-          <w:szCs w:val="17"/>
-        </w:rPr>
-        <w:t xml:space="preserve">    except Exception as e:                 # the verdict is still shown without the maps</w:t>
-      </w:r>
-    </w:p>
-    <w:p>
-      <w:pPr>
-        <w:keepLines/>
-        <w:shd w:fill="F3F4F7" w:color="auto" w:val="clear"/>
-        <w:spacing w:after="0" w:before="0" w:line="240" w:lineRule="auto"/>
-      </w:pPr>
-      <w:r>
-        <w:rPr>
-          <w:rFonts w:ascii="Courier New" w:cs="Courier New" w:eastAsia="Courier New" w:hAnsi="Courier New"/>
-          <w:sz w:val="17"/>
-          <w:szCs w:val="17"/>
-        </w:rPr>
-        <w:t xml:space="preserve">        print("Grad-CAM error:", e)</w:t>
-      </w:r>
-    </w:p>
-    <w:p>
-      <w:pPr>
-        <w:keepLines/>
-        <w:shd w:fill="F3F4F7" w:color="auto" w:val="clear"/>
-        <w:spacing w:after="0" w:before="0" w:line="240" w:lineRule="auto"/>
-      </w:pPr>
-      <w:r>
-        <w:rPr>
-          <w:rFonts w:ascii="Courier New" w:cs="Courier New" w:eastAsia="Courier New" w:hAnsi="Courier New"/>
-          <w:sz w:val="17"/>
-          <w:szCs w:val="17"/>
-        </w:rPr>
-        <w:t xml:space="preserve">        gradcam_url = region_url = None</w:t>
-      </w:r>
-    </w:p>
-    <w:p>
-      <w:pPr>
-        <w:keepLines/>
-        <w:shd w:fill="F3F4F7" w:color="auto" w:val="clear"/>
-        <w:spacing w:after="0" w:before="0" w:line="240" w:lineRule="auto"/>
-      </w:pPr>
-      <w:r>
-        <w:rPr>
-          <w:rFonts w:ascii="Courier New" w:cs="Courier New" w:eastAsia="Courier New" w:hAnsi="Courier New"/>
-          <w:sz w:val="17"/>
-          <w:szCs w:val="17"/>
-        </w:rPr>
-        <w:t xml:space="preserve"> </w:t>
-      </w:r>
-    </w:p>
-    <w:p>
-      <w:pPr>
-        <w:keepLines/>
-        <w:shd w:fill="F3F4F7" w:color="auto" w:val="clear"/>
-        <w:spacing w:after="0" w:before="0" w:line="240" w:lineRule="auto"/>
-      </w:pPr>
-      <w:r>
-        <w:rPr>
-          <w:rFonts w:ascii="Courier New" w:cs="Courier New" w:eastAsia="Courier New" w:hAnsi="Courier New"/>
-          <w:sz w:val="17"/>
-          <w:szCs w:val="17"/>
-        </w:rPr>
-        <w:t xml:space="preserve">    reasons, steps = explain(analysis, page_label, len(pages), load_metrics())</w:t>
-      </w:r>
-    </w:p>
-    <w:p>
-      <w:pPr>
-        <w:keepLines/>
-        <w:shd w:fill="F3F4F7" w:color="auto" w:val="clear"/>
-        <w:spacing w:after="0" w:before="0" w:line="240" w:lineRule="auto"/>
-      </w:pPr>
-      <w:r>
-        <w:rPr>
-          <w:rFonts w:ascii="Courier New" w:cs="Courier New" w:eastAsia="Courier New" w:hAnsi="Courier New"/>
-          <w:sz w:val="17"/>
-          <w:szCs w:val="17"/>
-        </w:rPr>
-        <w:t xml:space="preserve">    probability = analysis["probability"]</w:t>
-      </w:r>
-    </w:p>
-    <w:p>
-      <w:pPr>
-        <w:keepLines/>
-        <w:shd w:fill="F3F4F7" w:color="auto" w:val="clear"/>
-        <w:spacing w:after="0" w:before="0" w:line="240" w:lineRule="auto"/>
-      </w:pPr>
-      <w:r>
-        <w:rPr>
-          <w:rFonts w:ascii="Courier New" w:cs="Courier New" w:eastAsia="Courier New" w:hAnsi="Courier New"/>
-          <w:sz w:val="17"/>
-          <w:szCs w:val="17"/>
-        </w:rPr>
-        <w:t xml:space="preserve"> </w:t>
+        <w:t xml:space="preserve">    reasons, steps = explain(a, page_label, len(pages), load_metrics(), info)</w:t>
       </w:r>
     </w:p>
     <w:p>
@@ -29410,142 +29543,112 @@
           <w:sz w:val="17"/>
           <w:szCs w:val="17"/>
         </w:rPr>
-        <w:t xml:space="preserve">        "result.html",</w:t>
-      </w:r>
-    </w:p>
-    <w:p>
-      <w:pPr>
-        <w:keepLines/>
-        <w:shd w:fill="F3F4F7" w:color="auto" w:val="clear"/>
-        <w:spacing w:after="0" w:before="0" w:line="240" w:lineRule="auto"/>
-      </w:pPr>
-      <w:r>
-        <w:rPr>
-          <w:rFonts w:ascii="Courier New" w:cs="Courier New" w:eastAsia="Courier New" w:hAnsi="Courier New"/>
-          <w:sz w:val="17"/>
-          <w:szCs w:val="17"/>
-        </w:rPr>
-        <w:t xml:space="preserve">        result=analysis["label"],</w:t>
-      </w:r>
-    </w:p>
-    <w:p>
-      <w:pPr>
-        <w:keepLines/>
-        <w:shd w:fill="F3F4F7" w:color="auto" w:val="clear"/>
-        <w:spacing w:after="0" w:before="0" w:line="240" w:lineRule="auto"/>
-      </w:pPr>
-      <w:r>
-        <w:rPr>
-          <w:rFonts w:ascii="Courier New" w:cs="Courier New" w:eastAsia="Courier New" w:hAnsi="Courier New"/>
-          <w:sz w:val="17"/>
-          <w:szCs w:val="17"/>
-        </w:rPr>
-        <w:t xml:space="preserve">        confidence=round(probability * 100, 2),</w:t>
-      </w:r>
-    </w:p>
-    <w:p>
-      <w:pPr>
-        <w:keepLines/>
-        <w:shd w:fill="F3F4F7" w:color="auto" w:val="clear"/>
-        <w:spacing w:after="0" w:before="0" w:line="240" w:lineRule="auto"/>
-      </w:pPr>
-      <w:r>
-        <w:rPr>
-          <w:rFonts w:ascii="Courier New" w:cs="Courier New" w:eastAsia="Courier New" w:hAnsi="Courier New"/>
-          <w:sz w:val="17"/>
-          <w:szCs w:val="17"/>
-        </w:rPr>
-        <w:t xml:space="preserve">        highest_score=round(probability * 100, 2),</w:t>
-      </w:r>
-    </w:p>
-    <w:p>
-      <w:pPr>
-        <w:keepLines/>
-        <w:shd w:fill="F3F4F7" w:color="auto" w:val="clear"/>
-        <w:spacing w:after="0" w:before="0" w:line="240" w:lineRule="auto"/>
-      </w:pPr>
-      <w:r>
-        <w:rPr>
-          <w:rFonts w:ascii="Courier New" w:cs="Courier New" w:eastAsia="Courier New" w:hAnsi="Courier New"/>
-          <w:sz w:val="17"/>
-          <w:szCs w:val="17"/>
-        </w:rPr>
-        <w:t xml:space="preserve">        average_score=round(analysis["average"] * 100, 2),</w:t>
-      </w:r>
-    </w:p>
-    <w:p>
-      <w:pPr>
-        <w:keepLines/>
-        <w:shd w:fill="F3F4F7" w:color="auto" w:val="clear"/>
-        <w:spacing w:after="0" w:before="0" w:line="240" w:lineRule="auto"/>
-      </w:pPr>
-      <w:r>
-        <w:rPr>
-          <w:rFonts w:ascii="Courier New" w:cs="Courier New" w:eastAsia="Courier New" w:hAnsi="Courier New"/>
-          <w:sz w:val="17"/>
-          <w:szCs w:val="17"/>
-        </w:rPr>
-        <w:t xml:space="preserve">        regions=analysis["windows"],</w:t>
-      </w:r>
-    </w:p>
-    <w:p>
-      <w:pPr>
-        <w:keepLines/>
-        <w:shd w:fill="F3F4F7" w:color="auto" w:val="clear"/>
-        <w:spacing w:after="0" w:before="0" w:line="240" w:lineRule="auto"/>
-      </w:pPr>
-      <w:r>
-        <w:rPr>
-          <w:rFonts w:ascii="Courier New" w:cs="Courier New" w:eastAsia="Courier New" w:hAnsi="Courier New"/>
-          <w:sz w:val="17"/>
-          <w:szCs w:val="17"/>
-        </w:rPr>
-        <w:t xml:space="preserve">        flagged_regions=analysis["flagged"],</w:t>
-      </w:r>
-    </w:p>
-    <w:p>
-      <w:pPr>
-        <w:keepLines/>
-        <w:shd w:fill="F3F4F7" w:color="auto" w:val="clear"/>
-        <w:spacing w:after="0" w:before="0" w:line="240" w:lineRule="auto"/>
-      </w:pPr>
-      <w:r>
-        <w:rPr>
-          <w:rFonts w:ascii="Courier New" w:cs="Courier New" w:eastAsia="Courier New" w:hAnsi="Courier New"/>
-          <w:sz w:val="17"/>
-          <w:szCs w:val="17"/>
-        </w:rPr>
-        <w:t xml:space="preserve">        threshold=round(analysis["threshold"] * 100, 2),</w:t>
-      </w:r>
-    </w:p>
-    <w:p>
-      <w:pPr>
-        <w:keepLines/>
-        <w:shd w:fill="F3F4F7" w:color="auto" w:val="clear"/>
-        <w:spacing w:after="0" w:before="0" w:line="240" w:lineRule="auto"/>
-      </w:pPr>
-      <w:r>
-        <w:rPr>
-          <w:rFonts w:ascii="Courier New" w:cs="Courier New" w:eastAsia="Courier New" w:hAnsi="Courier New"/>
-          <w:sz w:val="17"/>
-          <w:szCs w:val="17"/>
-        </w:rPr>
-        <w:t xml:space="preserve">        out_of_domain=analysis["out_of_domain"],</w:t>
-      </w:r>
-    </w:p>
-    <w:p>
-      <w:pPr>
-        <w:keepLines/>
-        <w:shd w:fill="F3F4F7" w:color="auto" w:val="clear"/>
-        <w:spacing w:after="0" w:before="0" w:line="240" w:lineRule="auto"/>
-      </w:pPr>
-      <w:r>
-        <w:rPr>
-          <w:rFonts w:ascii="Courier New" w:cs="Courier New" w:eastAsia="Courier New" w:hAnsi="Courier New"/>
-          <w:sz w:val="17"/>
-          <w:szCs w:val="17"/>
-        </w:rPr>
-        <w:t xml:space="preserve">        file_name=file.filename,</w:t>
+        <w:t xml:space="preserve">        "result.html", digital=False, **common,</w:t>
+      </w:r>
+    </w:p>
+    <w:p>
+      <w:pPr>
+        <w:keepLines/>
+        <w:shd w:fill="F3F4F7" w:color="auto" w:val="clear"/>
+        <w:spacing w:after="0" w:before="0" w:line="240" w:lineRule="auto"/>
+      </w:pPr>
+      <w:r>
+        <w:rPr>
+          <w:rFonts w:ascii="Courier New" w:cs="Courier New" w:eastAsia="Courier New" w:hAnsi="Courier New"/>
+          <w:sz w:val="17"/>
+          <w:szCs w:val="17"/>
+        </w:rPr>
+        <w:t xml:space="preserve">        result=a["label"],</w:t>
+      </w:r>
+    </w:p>
+    <w:p>
+      <w:pPr>
+        <w:keepLines/>
+        <w:shd w:fill="F3F4F7" w:color="auto" w:val="clear"/>
+        <w:spacing w:after="0" w:before="0" w:line="240" w:lineRule="auto"/>
+      </w:pPr>
+      <w:r>
+        <w:rPr>
+          <w:rFonts w:ascii="Courier New" w:cs="Courier New" w:eastAsia="Courier New" w:hAnsi="Courier New"/>
+          <w:sz w:val="17"/>
+          <w:szCs w:val="17"/>
+        </w:rPr>
+        <w:t xml:space="preserve">        verdict_class="verdict-tampered" if tampered else "verdict-genuine",</w:t>
+      </w:r>
+    </w:p>
+    <w:p>
+      <w:pPr>
+        <w:keepLines/>
+        <w:shd w:fill="F3F4F7" w:color="auto" w:val="clear"/>
+        <w:spacing w:after="0" w:before="0" w:line="240" w:lineRule="auto"/>
+      </w:pPr>
+      <w:r>
+        <w:rPr>
+          <w:rFonts w:ascii="Courier New" w:cs="Courier New" w:eastAsia="Courier New" w:hAnsi="Courier New"/>
+          <w:sz w:val="17"/>
+          <w:szCs w:val="17"/>
+        </w:rPr>
+        <w:t xml:space="preserve">        verdict_text="An area of the page was compressed differently from the rest of the text." if tampered else</w:t>
+      </w:r>
+    </w:p>
+    <w:p>
+      <w:pPr>
+        <w:keepLines/>
+        <w:shd w:fill="F3F4F7" w:color="auto" w:val="clear"/>
+        <w:spacing w:after="0" w:before="0" w:line="240" w:lineRule="auto"/>
+      </w:pPr>
+      <w:r>
+        <w:rPr>
+          <w:rFonts w:ascii="Courier New" w:cs="Courier New" w:eastAsia="Courier New" w:hAnsi="Courier New"/>
+          <w:sz w:val="17"/>
+          <w:szCs w:val="17"/>
+        </w:rPr>
+        <w:t xml:space="preserve">                     "The compression error is consistent across the text of the page.",</w:t>
+      </w:r>
+    </w:p>
+    <w:p>
+      <w:pPr>
+        <w:keepLines/>
+        <w:shd w:fill="F3F4F7" w:color="auto" w:val="clear"/>
+        <w:spacing w:after="0" w:before="0" w:line="240" w:lineRule="auto"/>
+      </w:pPr>
+      <w:r>
+        <w:rPr>
+          <w:rFonts w:ascii="Courier New" w:cs="Courier New" w:eastAsia="Courier New" w:hAnsi="Courier New"/>
+          <w:sz w:val="17"/>
+          <w:szCs w:val="17"/>
+        </w:rPr>
+        <w:t xml:space="preserve">        confidence=f"{a['decision_score']:.2f}", highest_score=f"{a['decision_score']:.2f}",</w:t>
+      </w:r>
+    </w:p>
+    <w:p>
+      <w:pPr>
+        <w:keepLines/>
+        <w:shd w:fill="F3F4F7" w:color="auto" w:val="clear"/>
+        <w:spacing w:after="0" w:before="0" w:line="240" w:lineRule="auto"/>
+      </w:pPr>
+      <w:r>
+        <w:rPr>
+          <w:rFonts w:ascii="Courier New" w:cs="Courier New" w:eastAsia="Courier New" w:hAnsi="Courier New"/>
+          <w:sz w:val="17"/>
+          <w:szCs w:val="17"/>
+        </w:rPr>
+        <w:t xml:space="preserve">        average_score=f"{a['flagged']}", regions=a["windows"], flagged_regions=a["flagged"],</w:t>
+      </w:r>
+    </w:p>
+    <w:p>
+      <w:pPr>
+        <w:keepLines/>
+        <w:shd w:fill="F3F4F7" w:color="auto" w:val="clear"/>
+        <w:spacing w:after="0" w:before="0" w:line="240" w:lineRule="auto"/>
+      </w:pPr>
+      <w:r>
+        <w:rPr>
+          <w:rFonts w:ascii="Courier New" w:cs="Courier New" w:eastAsia="Courier New" w:hAnsi="Courier New"/>
+          <w:sz w:val="17"/>
+          <w:szCs w:val="17"/>
+        </w:rPr>
+        <w:t xml:space="preserve">        threshold=f"{a['decision_threshold']:.2f}", out_of_domain=False,</w:t>
       </w:r>
     </w:p>
     <w:p>
@@ -29575,82 +29678,37 @@
           <w:sz w:val="17"/>
           <w:szCs w:val="17"/>
         </w:rPr>
-        <w:t xml:space="preserve">        page_count=len(pages),</w:t>
-      </w:r>
-    </w:p>
-    <w:p>
-      <w:pPr>
-        <w:keepLines/>
-        <w:shd w:fill="F3F4F7" w:color="auto" w:val="clear"/>
-        <w:spacing w:after="0" w:before="0" w:line="240" w:lineRule="auto"/>
-      </w:pPr>
-      <w:r>
-        <w:rPr>
-          <w:rFonts w:ascii="Courier New" w:cs="Courier New" w:eastAsia="Courier New" w:hAnsi="Courier New"/>
-          <w:sz w:val="17"/>
-          <w:szCs w:val="17"/>
-        </w:rPr>
-        <w:t xml:space="preserve">        reasons=reasons,</w:t>
-      </w:r>
-    </w:p>
-    <w:p>
-      <w:pPr>
-        <w:keepLines/>
-        <w:shd w:fill="F3F4F7" w:color="auto" w:val="clear"/>
-        <w:spacing w:after="0" w:before="0" w:line="240" w:lineRule="auto"/>
-      </w:pPr>
-      <w:r>
-        <w:rPr>
-          <w:rFonts w:ascii="Courier New" w:cs="Courier New" w:eastAsia="Courier New" w:hAnsi="Courier New"/>
-          <w:sz w:val="17"/>
-          <w:szCs w:val="17"/>
-        </w:rPr>
-        <w:t xml:space="preserve">        steps=steps,</w:t>
-      </w:r>
-    </w:p>
-    <w:p>
-      <w:pPr>
-        <w:keepLines/>
-        <w:shd w:fill="F3F4F7" w:color="auto" w:val="clear"/>
-        <w:spacing w:after="0" w:before="0" w:line="240" w:lineRule="auto"/>
-      </w:pPr>
-      <w:r>
-        <w:rPr>
-          <w:rFonts w:ascii="Courier New" w:cs="Courier New" w:eastAsia="Courier New" w:hAnsi="Courier New"/>
-          <w:sz w:val="17"/>
-          <w:szCs w:val="17"/>
-        </w:rPr>
-        <w:t xml:space="preserve">        original_image="/static/uploads/" + unique_name,</w:t>
-      </w:r>
-    </w:p>
-    <w:p>
-      <w:pPr>
-        <w:keepLines/>
-        <w:shd w:fill="F3F4F7" w:color="auto" w:val="clear"/>
-        <w:spacing w:after="0" w:before="0" w:line="240" w:lineRule="auto"/>
-      </w:pPr>
-      <w:r>
-        <w:rPr>
-          <w:rFonts w:ascii="Courier New" w:cs="Courier New" w:eastAsia="Courier New" w:hAnsi="Courier New"/>
-          <w:sz w:val="17"/>
-          <w:szCs w:val="17"/>
-        </w:rPr>
-        <w:t xml:space="preserve">        gradcam_image=gradcam_url,</w:t>
-      </w:r>
-    </w:p>
-    <w:p>
-      <w:pPr>
-        <w:keepLines/>
-        <w:shd w:fill="F3F4F7" w:color="auto" w:val="clear"/>
-        <w:spacing w:after="0" w:before="0" w:line="240" w:lineRule="auto"/>
-      </w:pPr>
-      <w:r>
-        <w:rPr>
-          <w:rFonts w:ascii="Courier New" w:cs="Courier New" w:eastAsia="Courier New" w:hAnsi="Courier New"/>
-          <w:sz w:val="17"/>
-          <w:szCs w:val="17"/>
-        </w:rPr>
-        <w:t xml:space="preserve">        region_image=region_url,</w:t>
+        <w:t xml:space="preserve">        reasons=reasons, steps=steps,</w:t>
+      </w:r>
+    </w:p>
+    <w:p>
+      <w:pPr>
+        <w:keepLines/>
+        <w:shd w:fill="F3F4F7" w:color="auto" w:val="clear"/>
+        <w:spacing w:after="0" w:before="0" w:line="240" w:lineRule="auto"/>
+      </w:pPr>
+      <w:r>
+        <w:rPr>
+          <w:rFonts w:ascii="Courier New" w:cs="Courier New" w:eastAsia="Courier New" w:hAnsi="Courier New"/>
+          <w:sz w:val="17"/>
+          <w:szCs w:val="17"/>
+        </w:rPr>
+        <w:t xml:space="preserve">        original_image=data_uri(limit(page)), gradcam_image=data_uri(limit(heat_img)), region_image=data_uri(region),</w:t>
+      </w:r>
+    </w:p>
+    <w:p>
+      <w:pPr>
+        <w:keepLines/>
+        <w:shd w:fill="F3F4F7" w:color="auto" w:val="clear"/>
+        <w:spacing w:after="0" w:before="0" w:line="240" w:lineRule="auto"/>
+      </w:pPr>
+      <w:r>
+        <w:rPr>
+          <w:rFonts w:ascii="Courier New" w:cs="Courier New" w:eastAsia="Courier New" w:hAnsi="Courier New"/>
+          <w:sz w:val="17"/>
+          <w:szCs w:val="17"/>
+        </w:rPr>
+        <w:t xml:space="preserve">        heat_label="GRAD-CAM (EFFICIENTNETV2B0-ELA)" if a.get("gradcam") is not None else "ELA HEATMAP",</w:t>
       </w:r>
     </w:p>
     <w:p>
@@ -29733,7 +29791,16 @@
         <w:jc w:val="both"/>
       </w:pPr>
       <w:r>
-        <w:t xml:space="preserve">Step 5: Optional retraining: run  prepare_patches.py,  then  patch_train.py,  then  evaluate.py  with the same Python; the new model, threshold and metrics are picked up automatically.</w:t>
+        <w:t xml:space="preserve">Step 5: Optional retraining: install requirements-train.txt, then run evaluate_ela.py, prepare_patches.py and patch_train.py with ELA=1, and export_onnx.py.</w:t>
+      </w:r>
+    </w:p>
+    <w:p>
+      <w:pPr>
+        <w:spacing w:after="360" w:before="0" w:line="360" w:lineRule="auto"/>
+        <w:jc w:val="both"/>
+      </w:pPr>
+      <w:r>
+        <w:t xml:space="preserve">Step 6: Online version: https://findoc-ai.vercel.app (source code: https://github.com/anjanireddyc-max/findoc-ai).</w:t>
       </w:r>
     </w:p>
     <w:p>
@@ -29765,34 +29832,6 @@
           <w:sz w:val="17"/>
           <w:szCs w:val="17"/>
         </w:rPr>
-        <w:t xml:space="preserve">tensorflow==2.20.*</w:t>
-      </w:r>
-    </w:p>
-    <w:p>
-      <w:pPr>
-        <w:shd w:fill="F3F4F7" w:color="auto" w:val="clear"/>
-        <w:spacing w:after="0" w:before="0" w:line="240" w:lineRule="auto"/>
-      </w:pPr>
-      <w:r>
-        <w:rPr>
-          <w:rFonts w:ascii="Courier New" w:cs="Courier New" w:eastAsia="Courier New" w:hAnsi="Courier New"/>
-          <w:sz w:val="17"/>
-          <w:szCs w:val="17"/>
-        </w:rPr>
-        <w:t xml:space="preserve">keras==3.12.*</w:t>
-      </w:r>
-    </w:p>
-    <w:p>
-      <w:pPr>
-        <w:shd w:fill="F3F4F7" w:color="auto" w:val="clear"/>
-        <w:spacing w:after="0" w:before="0" w:line="240" w:lineRule="auto"/>
-      </w:pPr>
-      <w:r>
-        <w:rPr>
-          <w:rFonts w:ascii="Courier New" w:cs="Courier New" w:eastAsia="Courier New" w:hAnsi="Courier New"/>
-          <w:sz w:val="17"/>
-          <w:szCs w:val="17"/>
-        </w:rPr>
         <w:t xml:space="preserve">flask&gt;=3.0</w:t>
       </w:r>
     </w:p>
@@ -29821,20 +29860,6 @@
           <w:sz w:val="17"/>
           <w:szCs w:val="17"/>
         </w:rPr>
-        <w:t xml:space="preserve">pandas</w:t>
-      </w:r>
-    </w:p>
-    <w:p>
-      <w:pPr>
-        <w:shd w:fill="F3F4F7" w:color="auto" w:val="clear"/>
-        <w:spacing w:after="0" w:before="0" w:line="240" w:lineRule="auto"/>
-      </w:pPr>
-      <w:r>
-        <w:rPr>
-          <w:rFonts w:ascii="Courier New" w:cs="Courier New" w:eastAsia="Courier New" w:hAnsi="Courier New"/>
-          <w:sz w:val="17"/>
-          <w:szCs w:val="17"/>
-        </w:rPr>
         <w:t xml:space="preserve">pillow</w:t>
       </w:r>
     </w:p>
@@ -29849,34 +29874,6 @@
           <w:sz w:val="17"/>
           <w:szCs w:val="17"/>
         </w:rPr>
-        <w:t xml:space="preserve">scikit-learn</w:t>
-      </w:r>
-    </w:p>
-    <w:p>
-      <w:pPr>
-        <w:shd w:fill="F3F4F7" w:color="auto" w:val="clear"/>
-        <w:spacing w:after="0" w:before="0" w:line="240" w:lineRule="auto"/>
-      </w:pPr>
-      <w:r>
-        <w:rPr>
-          <w:rFonts w:ascii="Courier New" w:cs="Courier New" w:eastAsia="Courier New" w:hAnsi="Courier New"/>
-          <w:sz w:val="17"/>
-          <w:szCs w:val="17"/>
-        </w:rPr>
-        <w:t xml:space="preserve">matplotlib</w:t>
-      </w:r>
-    </w:p>
-    <w:p>
-      <w:pPr>
-        <w:shd w:fill="F3F4F7" w:color="auto" w:val="clear"/>
-        <w:spacing w:after="0" w:before="0" w:line="240" w:lineRule="auto"/>
-      </w:pPr>
-      <w:r>
-        <w:rPr>
-          <w:rFonts w:ascii="Courier New" w:cs="Courier New" w:eastAsia="Courier New" w:hAnsi="Courier New"/>
-          <w:sz w:val="17"/>
-          <w:szCs w:val="17"/>
-        </w:rPr>
         <w:t xml:space="preserve">pymupdf</w:t>
       </w:r>
     </w:p>
@@ -29891,7 +29888,21 @@
           <w:sz w:val="17"/>
           <w:szCs w:val="17"/>
         </w:rPr>
-        <w:t xml:space="preserve">pywin32</w:t>
+        <w:t xml:space="preserve">onnxruntime</w:t>
+      </w:r>
+    </w:p>
+    <w:p>
+      <w:pPr>
+        <w:shd w:fill="F3F4F7" w:color="auto" w:val="clear"/>
+        <w:spacing w:after="0" w:before="0" w:line="240" w:lineRule="auto"/>
+      </w:pPr>
+      <w:r>
+        <w:rPr>
+          <w:rFonts w:ascii="Courier New" w:cs="Courier New" w:eastAsia="Courier New" w:hAnsi="Courier New"/>
+          <w:sz w:val="17"/>
+          <w:szCs w:val="17"/>
+        </w:rPr>
+        <w:t xml:space="preserve"># training: requirements-train.txt (tensorflow, keras, tf2onnx, ...)</w:t>
       </w:r>
     </w:p>
     <w:p>
